--- a/GitHub_a16z_case_study.docx
+++ b/GitHub_a16z_case_study.docx
@@ -939,6 +939,549 @@
     </w:p>
     <w:p>
       <w:pPr>
+        <w:pStyle w:val="Heading3"/>
+      </w:pPr>
+      <w:r>
+        <w:t>9.4. Zestawienie źródeł i kluczowe tezy</w:t>
+      </w:r>
+    </w:p>
+    <w:tbl>
+      <w:tblPr>
+        <w:tblStyle w:val="TableGrid"/>
+        <w:tblW w:type="auto" w:w="0"/>
+        <w:tblLook w:firstColumn="1" w:firstRow="1" w:lastColumn="0" w:lastRow="0" w:noHBand="0" w:noVBand="1" w:val="04A0"/>
+      </w:tblPr>
+      <w:tblGrid>
+        <w:gridCol w:w="2160"/>
+        <w:gridCol w:w="2160"/>
+        <w:gridCol w:w="2160"/>
+        <w:gridCol w:w="2160"/>
+      </w:tblGrid>
+      <w:tr>
+        <w:tc>
+          <w:tcPr>
+            <w:tcW w:type="dxa" w:w="2160"/>
+          </w:tcPr>
+          <w:p>
+            <w:r/>
+            <w:r>
+              <w:rPr>
+                <w:b/>
+              </w:rPr>
+              <w:t>#</w:t>
+            </w:r>
+          </w:p>
+        </w:tc>
+        <w:tc>
+          <w:tcPr>
+            <w:tcW w:type="dxa" w:w="2160"/>
+          </w:tcPr>
+          <w:p>
+            <w:r/>
+            <w:r>
+              <w:rPr>
+                <w:b/>
+              </w:rPr>
+              <w:t>Źródło / format</w:t>
+            </w:r>
+          </w:p>
+        </w:tc>
+        <w:tc>
+          <w:tcPr>
+            <w:tcW w:type="dxa" w:w="2160"/>
+          </w:tcPr>
+          <w:p>
+            <w:r/>
+            <w:r>
+              <w:rPr>
+                <w:b/>
+              </w:rPr>
+              <w:t>Przedstawiciel</w:t>
+            </w:r>
+          </w:p>
+        </w:tc>
+        <w:tc>
+          <w:tcPr>
+            <w:tcW w:type="dxa" w:w="2160"/>
+          </w:tcPr>
+          <w:p>
+            <w:r/>
+            <w:r>
+              <w:rPr>
+                <w:b/>
+              </w:rPr>
+              <w:t>Kluczowa teza relevantna dla case GitHub</w:t>
+            </w:r>
+          </w:p>
+        </w:tc>
+      </w:tr>
+      <w:tr>
+        <w:tc>
+          <w:tcPr>
+            <w:tcW w:type="dxa" w:w="2160"/>
+          </w:tcPr>
+          <w:p>
+            <w:r/>
+            <w:r>
+              <w:rPr>
+                <w:b w:val="0"/>
+              </w:rPr>
+              <w:t>1</w:t>
+            </w:r>
+          </w:p>
+        </w:tc>
+        <w:tc>
+          <w:tcPr>
+            <w:tcW w:type="dxa" w:w="2160"/>
+          </w:tcPr>
+          <w:p>
+            <w:r/>
+            <w:r>
+              <w:rPr>
+                <w:b w:val="0"/>
+              </w:rPr>
+              <w:t>Blog a16z – „Software Eating Software Development” (09.07.2012)</w:t>
+            </w:r>
+          </w:p>
+        </w:tc>
+        <w:tc>
+          <w:tcPr>
+            <w:tcW w:type="dxa" w:w="2160"/>
+          </w:tcPr>
+          <w:p>
+            <w:r/>
+            <w:r>
+              <w:rPr>
+                <w:b w:val="0"/>
+              </w:rPr>
+              <w:t>Peter Levine</w:t>
+            </w:r>
+          </w:p>
+        </w:tc>
+        <w:tc>
+          <w:tcPr>
+            <w:tcW w:type="dxa" w:w="2160"/>
+          </w:tcPr>
+          <w:p>
+            <w:r/>
+            <w:r>
+              <w:rPr>
+                <w:b w:val="0"/>
+              </w:rPr>
+              <w:t>GitHub jako infrastruktura krytyczna dla globalnego procesu wytwarzania oprogramowania; analogia do sieci energetycznych – niewidzialna, ale niezbędna warstwa.</w:t>
+            </w:r>
+          </w:p>
+        </w:tc>
+      </w:tr>
+      <w:tr>
+        <w:tc>
+          <w:tcPr>
+            <w:tcW w:type="dxa" w:w="2160"/>
+          </w:tcPr>
+          <w:p>
+            <w:r/>
+            <w:r>
+              <w:rPr>
+                <w:b w:val="0"/>
+              </w:rPr>
+              <w:t>2</w:t>
+            </w:r>
+          </w:p>
+        </w:tc>
+        <w:tc>
+          <w:tcPr>
+            <w:tcW w:type="dxa" w:w="2160"/>
+          </w:tcPr>
+          <w:p>
+            <w:r/>
+            <w:r>
+              <w:rPr>
+                <w:b w:val="0"/>
+              </w:rPr>
+              <w:t>Wykład Stanford – „Open Source: From Community to Commercialization” (2016)</w:t>
+            </w:r>
+          </w:p>
+        </w:tc>
+        <w:tc>
+          <w:tcPr>
+            <w:tcW w:type="dxa" w:w="2160"/>
+          </w:tcPr>
+          <w:p>
+            <w:r/>
+            <w:r>
+              <w:rPr>
+                <w:b w:val="0"/>
+              </w:rPr>
+              <w:t>Peter Levine</w:t>
+            </w:r>
+          </w:p>
+        </w:tc>
+        <w:tc>
+          <w:tcPr>
+            <w:tcW w:type="dxa" w:w="2160"/>
+          </w:tcPr>
+          <w:p>
+            <w:r/>
+            <w:r>
+              <w:rPr>
+                <w:b w:val="0"/>
+              </w:rPr>
+              <w:t>Model open-core (darmowy rdzeń + płatne enterprise) jako optymalny mechanizm monetyzacji; GitHub jako case study udanej komercjalizacji społeczności.</w:t>
+            </w:r>
+          </w:p>
+        </w:tc>
+      </w:tr>
+      <w:tr>
+        <w:tc>
+          <w:tcPr>
+            <w:tcW w:type="dxa" w:w="2160"/>
+          </w:tcPr>
+          <w:p>
+            <w:r/>
+            <w:r>
+              <w:rPr>
+                <w:b w:val="0"/>
+              </w:rPr>
+              <w:t>3</w:t>
+            </w:r>
+          </w:p>
+        </w:tc>
+        <w:tc>
+          <w:tcPr>
+            <w:tcW w:type="dxa" w:w="2160"/>
+          </w:tcPr>
+          <w:p>
+            <w:r/>
+            <w:r>
+              <w:rPr>
+                <w:b w:val="0"/>
+              </w:rPr>
+              <w:t>Blog a16z – „Why There Will Never Be Another Red Hat” (2014)</w:t>
+            </w:r>
+          </w:p>
+        </w:tc>
+        <w:tc>
+          <w:tcPr>
+            <w:tcW w:type="dxa" w:w="2160"/>
+          </w:tcPr>
+          <w:p>
+            <w:r/>
+            <w:r>
+              <w:rPr>
+                <w:b w:val="0"/>
+              </w:rPr>
+              <w:t>Peter Levine</w:t>
+            </w:r>
+          </w:p>
+        </w:tc>
+        <w:tc>
+          <w:tcPr>
+            <w:tcW w:type="dxa" w:w="2160"/>
+          </w:tcPr>
+          <w:p>
+            <w:r/>
+            <w:r>
+              <w:rPr>
+                <w:b w:val="0"/>
+              </w:rPr>
+              <w:t>Ekonomia open source preferuje platformy agregujące społeczność nad single-vendor distributions; GitHub = network-effect platform, nie distribution.</w:t>
+            </w:r>
+          </w:p>
+        </w:tc>
+      </w:tr>
+      <w:tr>
+        <w:tc>
+          <w:tcPr>
+            <w:tcW w:type="dxa" w:w="2160"/>
+          </w:tcPr>
+          <w:p>
+            <w:r/>
+            <w:r>
+              <w:rPr>
+                <w:b w:val="0"/>
+              </w:rPr>
+              <w:t>4</w:t>
+            </w:r>
+          </w:p>
+        </w:tc>
+        <w:tc>
+          <w:tcPr>
+            <w:tcW w:type="dxa" w:w="2160"/>
+          </w:tcPr>
+          <w:p>
+            <w:r/>
+            <w:r>
+              <w:rPr>
+                <w:b w:val="0"/>
+              </w:rPr>
+              <w:t>WSJ – „Why Software Is Eating the World” (20.08.2011)</w:t>
+            </w:r>
+          </w:p>
+        </w:tc>
+        <w:tc>
+          <w:tcPr>
+            <w:tcW w:type="dxa" w:w="2160"/>
+          </w:tcPr>
+          <w:p>
+            <w:r/>
+            <w:r>
+              <w:rPr>
+                <w:b w:val="0"/>
+              </w:rPr>
+              <w:t>Marc Andreessen</w:t>
+            </w:r>
+          </w:p>
+        </w:tc>
+        <w:tc>
+          <w:tcPr>
+            <w:tcW w:type="dxa" w:w="2160"/>
+          </w:tcPr>
+          <w:p>
+            <w:r/>
+            <w:r>
+              <w:rPr>
+                <w:b w:val="0"/>
+              </w:rPr>
+              <w:t>Oprogramowanie przenika każdą branżę – ergo narzędzia do jego tworzenia to infrastruktura krytyczna o skali rynku proporcjonalnej do całej gospodarki cyfrowej.</w:t>
+            </w:r>
+          </w:p>
+        </w:tc>
+      </w:tr>
+      <w:tr>
+        <w:tc>
+          <w:tcPr>
+            <w:tcW w:type="dxa" w:w="2160"/>
+          </w:tcPr>
+          <w:p>
+            <w:r/>
+            <w:r>
+              <w:rPr>
+                <w:b w:val="0"/>
+              </w:rPr>
+              <w:t>5</w:t>
+            </w:r>
+          </w:p>
+        </w:tc>
+        <w:tc>
+          <w:tcPr>
+            <w:tcW w:type="dxa" w:w="2160"/>
+          </w:tcPr>
+          <w:p>
+            <w:r/>
+            <w:r>
+              <w:rPr>
+                <w:b w:val="0"/>
+              </w:rPr>
+              <w:t>Wywiady prasowe i Twitter @pmarca (2012–2018)</w:t>
+            </w:r>
+          </w:p>
+        </w:tc>
+        <w:tc>
+          <w:tcPr>
+            <w:tcW w:type="dxa" w:w="2160"/>
+          </w:tcPr>
+          <w:p>
+            <w:r/>
+            <w:r>
+              <w:rPr>
+                <w:b w:val="0"/>
+              </w:rPr>
+              <w:t>Marc Andreessen</w:t>
+            </w:r>
+          </w:p>
+        </w:tc>
+        <w:tc>
+          <w:tcPr>
+            <w:tcW w:type="dxa" w:w="2160"/>
+          </w:tcPr>
+          <w:p>
+            <w:r/>
+            <w:r>
+              <w:rPr>
+                <w:b w:val="0"/>
+              </w:rPr>
+              <w:t>Publiczna obrona modelu GitHub; pozycjonowanie platformy jako „social network for code” i walidacja tezy software-eats-world.</w:t>
+            </w:r>
+          </w:p>
+        </w:tc>
+      </w:tr>
+      <w:tr>
+        <w:tc>
+          <w:tcPr>
+            <w:tcW w:type="dxa" w:w="2160"/>
+          </w:tcPr>
+          <w:p>
+            <w:r/>
+            <w:r>
+              <w:rPr>
+                <w:b w:val="0"/>
+              </w:rPr>
+              <w:t>6</w:t>
+            </w:r>
+          </w:p>
+        </w:tc>
+        <w:tc>
+          <w:tcPr>
+            <w:tcW w:type="dxa" w:w="2160"/>
+          </w:tcPr>
+          <w:p>
+            <w:r/>
+            <w:r>
+              <w:rPr>
+                <w:b w:val="0"/>
+              </w:rPr>
+              <w:t>Microsoft Official Blog – ogłoszenie przejęcia (04.06.2018)</w:t>
+            </w:r>
+          </w:p>
+        </w:tc>
+        <w:tc>
+          <w:tcPr>
+            <w:tcW w:type="dxa" w:w="2160"/>
+          </w:tcPr>
+          <w:p>
+            <w:r/>
+            <w:r>
+              <w:rPr>
+                <w:b w:val="0"/>
+              </w:rPr>
+              <w:t>Satya Nadella (kontekst exit)</w:t>
+            </w:r>
+          </w:p>
+        </w:tc>
+        <w:tc>
+          <w:tcPr>
+            <w:tcW w:type="dxa" w:w="2160"/>
+          </w:tcPr>
+          <w:p>
+            <w:r/>
+            <w:r>
+              <w:rPr>
+                <w:b w:val="0"/>
+              </w:rPr>
+              <w:t>Microsoft widzi GitHub jako fundament developer community; cena $7.5B waliduje tezę a16z o wartości developer infrastructure.</w:t>
+            </w:r>
+          </w:p>
+        </w:tc>
+      </w:tr>
+      <w:tr>
+        <w:tc>
+          <w:tcPr>
+            <w:tcW w:type="dxa" w:w="2160"/>
+          </w:tcPr>
+          <w:p>
+            <w:r/>
+            <w:r>
+              <w:rPr>
+                <w:b w:val="0"/>
+              </w:rPr>
+              <w:t>7</w:t>
+            </w:r>
+          </w:p>
+        </w:tc>
+        <w:tc>
+          <w:tcPr>
+            <w:tcW w:type="dxa" w:w="2160"/>
+          </w:tcPr>
+          <w:p>
+            <w:r/>
+            <w:r>
+              <w:rPr>
+                <w:b w:val="0"/>
+              </w:rPr>
+              <w:t>Wired – śledztwo dot. zmiany CEO GitHub (2014)</w:t>
+            </w:r>
+          </w:p>
+        </w:tc>
+        <w:tc>
+          <w:tcPr>
+            <w:tcW w:type="dxa" w:w="2160"/>
+          </w:tcPr>
+          <w:p>
+            <w:r/>
+            <w:r>
+              <w:rPr>
+                <w:b w:val="0"/>
+              </w:rPr>
+              <w:t>Redakcja (kontekst ryzyka)</w:t>
+            </w:r>
+          </w:p>
+        </w:tc>
+        <w:tc>
+          <w:tcPr>
+            <w:tcW w:type="dxa" w:w="2160"/>
+          </w:tcPr>
+          <w:p>
+            <w:r/>
+            <w:r>
+              <w:rPr>
+                <w:b w:val="0"/>
+              </w:rPr>
+              <w:t>Kontrowersje kulturowe i zmiana CEO jako test governance; a16z (Levine w board) zarządzał tranzycją bez utraty momentum operacyjnego.</w:t>
+            </w:r>
+          </w:p>
+        </w:tc>
+      </w:tr>
+    </w:tbl>
+    <w:p>
+      <w:pPr>
+        <w:pStyle w:val="Normal"/>
+      </w:pPr>
+    </w:p>
+    <w:p>
+      <w:pPr>
+        <w:pStyle w:val="Heading3"/>
+      </w:pPr>
+      <w:r>
+        <w:t>9.5. Wnioski z analizy materiałów</w:t>
+      </w:r>
+    </w:p>
+    <w:p>
+      <w:pPr>
+        <w:pStyle w:val="ListParagraph"/>
+      </w:pPr>
+      <w:r>
+        <w:t xml:space="preserve">Spójność tezy w czasie – stanowiska a16z dot. GitHub, developer tools i open source jako infrastruktury są niezmiennie powtarzane od 2012 r. (blog inwestycyjny) przez 2014 (ekonomia open source) aż po 2016 (wykład Stanford). Brak retoryki obronnej po kontrowersji CEO 2014, co sugeruje silne przekonanie o trwałości tezy niezależnie od incydentów zarządczych.</w:t>
+      </w:r>
+    </w:p>
+    <w:p>
+      <w:pPr>
+        <w:pStyle w:val="ListParagraph"/>
+      </w:pPr>
+      <w:r>
+        <w:t xml:space="preserve">Personalna relacja Levine – Wanstrath – Levine w materiałach publicznych konsekwentnie podkreśla autonomię operacyjną zarządu GitHub i rolę a16z jako partnera strategicznego, nie mikrozarządcy. Ten model relacji board member-CEO jest charakterystyczny dla filozofii a16z „founder-friendly”.</w:t>
+      </w:r>
+    </w:p>
+    <w:p>
+      <w:pPr>
+        <w:pStyle w:val="ListParagraph"/>
+      </w:pPr>
+      <w:r>
+        <w:t xml:space="preserve">Otwartość komunikacyjna jako element value-add – publiczne pozycjonowanie GitHub przez Levine’a i Andreessena w mediach branżowych (blogi, wykłady, Twitter) wpłynęło na percepcję narracyjną platformy wśród CTO i VP of Engineering w korporacjach, przyspieszając adopcję enterprise.</w:t>
+      </w:r>
+    </w:p>
+    <w:p>
+      <w:pPr>
+        <w:pStyle w:val="ListParagraph"/>
+      </w:pPr>
+      <w:r>
+        <w:t xml:space="preserve">Słabość: ograniczona komunikacja w trudnych momentach – po kontrowersji CEO w 2014 r. a16z nie publikował materiałów wyjaśniających ani komentarzy publicznych. Komunikacja jest asymetryczna – mocna w okresach wzrostu, milcząca w kryzysie.</w:t>
+      </w:r>
+    </w:p>
+    <w:p>
+      <w:pPr>
+        <w:pStyle w:val="ListParagraph"/>
+      </w:pPr>
+      <w:r>
+        <w:t xml:space="preserve">Konsekwentne ramy intelektualne – obaj kluczowi przedstawiciele (Levine, Andreessen) używają tych samych ram analitycznych (network effects, open-core monetization, software eating world, developer infrastructure), co świadczy o spójności instytucjonalnej tezy inwestycyjnej funduszu i eliminuje ryzyko „narrative drift” w trakcie 6-letniego okresu holdowania.</w:t>
+      </w:r>
+    </w:p>
+    <w:p>
+      <w:pPr>
+        <w:pStyle w:val="Normal"/>
+      </w:pPr>
+    </w:p>
+    <w:p>
+      <w:pPr>
         <w:pStyle w:val="Heading2"/>
       </w:pPr>
       <w:r>
@@ -950,96 +1493,221 @@
         <w:pStyle w:val="ListParagraph"/>
       </w:pPr>
       <w:r>
-        <w:t>TechCrunch – „Andreessen Horowitz Puts $100 Million Into GitHub” (lipiec 2012)</w:t>
+        <w:t xml:space="preserve">TechCrunch – „Andreessen Horowitz Puts $100 Million Into GitHub” (9 lipca 2012). URL: </w:t>
       </w:r>
+      <w:hyperlink r:id="rId9">
+        <w:r>
+          <w:rPr>
+            <w:color w:val="0563C1"/>
+            <w:u w:val="single"/>
+          </w:rPr>
+          <w:t>https://techcrunch.com/2012/07/09/andreessen-horowitz-puts-100-million-in-github/</w:t>
+        </w:r>
+      </w:hyperlink>
     </w:p>
     <w:p>
       <w:pPr>
         <w:pStyle w:val="ListParagraph"/>
       </w:pPr>
       <w:r>
-        <w:t>Wall Street Journal – „Why Software Is Eating the World” (Marc Andreessen, 20 sierpnia 2011)</w:t>
+        <w:t xml:space="preserve">Wall Street Journal – „Why Software Is Eating the World” (Marc Andreessen, 20 sierpnia 2011). URL: </w:t>
       </w:r>
+      <w:hyperlink r:id="rId10">
+        <w:r>
+          <w:rPr>
+            <w:color w:val="0563C1"/>
+            <w:u w:val="single"/>
+          </w:rPr>
+          <w:t>https://www.wsj.com/articles/SB10001424053111903480904576512250915629460</w:t>
+        </w:r>
+      </w:hyperlink>
     </w:p>
     <w:p>
       <w:pPr>
         <w:pStyle w:val="ListParagraph"/>
       </w:pPr>
       <w:r>
-        <w:t>Bloomberg – relacje dotyczace przejecia GitHub przez Microsoft (czerwiec 2018)</w:t>
+        <w:t xml:space="preserve">Bloomberg – „Microsoft Agrees to Acquire GitHub for $7.5 Billion” (4 czerwca 2018). URL: </w:t>
       </w:r>
+      <w:hyperlink r:id="rId11">
+        <w:r>
+          <w:rPr>
+            <w:color w:val="0563C1"/>
+            <w:u w:val="single"/>
+          </w:rPr>
+          <w:t>https://www.bloomberg.com/news/articles/2018-06-04/microsoft-is-said-to-have-agreed-to-acquire-coding-site-github</w:t>
+        </w:r>
+      </w:hyperlink>
     </w:p>
     <w:p>
       <w:pPr>
         <w:pStyle w:val="ListParagraph"/>
       </w:pPr>
       <w:r>
-        <w:t>Microsoft Official Blog – „Microsoft to acquire GitHub for $7.5 billion” (4 czerwca 2018)</w:t>
+        <w:t xml:space="preserve">Microsoft Official Blog – „Microsoft to acquire GitHub for $7.5 billion” (4 czerwca 2018). URL: </w:t>
       </w:r>
+      <w:hyperlink r:id="rId12">
+        <w:r>
+          <w:rPr>
+            <w:color w:val="0563C1"/>
+            <w:u w:val="single"/>
+          </w:rPr>
+          <w:t>https://news.microsoft.com/2018/06/04/microsoft-to-acquire-github-for-7-5-billion/</w:t>
+        </w:r>
+      </w:hyperlink>
     </w:p>
     <w:p>
       <w:pPr>
         <w:pStyle w:val="ListParagraph"/>
       </w:pPr>
       <w:r>
-        <w:t>Andreessen Horowitz (a16z.com) – oficjalne komunikaty funduszu dotyczace inwestycji w GitHub</w:t>
+        <w:t xml:space="preserve">Microsoft 8-K SEC Filing – dokument regulacyjny. URL: </w:t>
       </w:r>
+      <w:hyperlink r:id="rId13">
+        <w:r>
+          <w:rPr>
+            <w:color w:val="0563C1"/>
+            <w:u w:val="single"/>
+          </w:rPr>
+          <w:t>https://www.sec.gov/cgi-bin/browse-edgar?action=getcompany&amp;CIK=0000789019&amp;type=8-K&amp;dateb=&amp;owner=include&amp;count=40</w:t>
+        </w:r>
+      </w:hyperlink>
     </w:p>
     <w:p>
       <w:pPr>
         <w:pStyle w:val="ListParagraph"/>
       </w:pPr>
       <w:r>
-        <w:t>Peter Levine – wyklad Stanford: „Open Source Business Models”</w:t>
+        <w:t xml:space="preserve">Andreessen Horowitz (a16z.com) – strona portfolio GitHub. URL: </w:t>
       </w:r>
+      <w:hyperlink r:id="rId14">
+        <w:r>
+          <w:rPr>
+            <w:color w:val="0563C1"/>
+            <w:u w:val="single"/>
+          </w:rPr>
+          <w:t>https://a16z.com/portfolio/github/</w:t>
+        </w:r>
+      </w:hyperlink>
     </w:p>
     <w:p>
       <w:pPr>
         <w:pStyle w:val="ListParagraph"/>
       </w:pPr>
       <w:r>
-        <w:t>Peter Levine – esej „Why Software Is Eating The World... and What Open Source Has to Do with It”</w:t>
+        <w:t xml:space="preserve">Peter Levine – wykład Stanford „Open Source: From Community to Commercialization” (2016). URL: </w:t>
       </w:r>
+      <w:hyperlink r:id="rId15">
+        <w:r>
+          <w:rPr>
+            <w:color w:val="0563C1"/>
+            <w:u w:val="single"/>
+          </w:rPr>
+          <w:t>https://www.youtube.com/watch?v=c9Tn2nEPp7A</w:t>
+        </w:r>
+      </w:hyperlink>
     </w:p>
     <w:p>
       <w:pPr>
         <w:pStyle w:val="ListParagraph"/>
       </w:pPr>
       <w:r>
-        <w:t>Crunchbase – dane dotyczace historii finansowania GitHub Inc.</w:t>
+        <w:t xml:space="preserve">Peter Levine – blog a16z „Why There Will Never Be Another Red Hat: The Economics of Open Source” (2014). URL: </w:t>
       </w:r>
+      <w:hyperlink r:id="rId16">
+        <w:r>
+          <w:rPr>
+            <w:color w:val="0563C1"/>
+            <w:u w:val="single"/>
+          </w:rPr>
+          <w:t>https://a16z.com/why-there-will-never-be-another-redhat-the-economics-of-open-source/</w:t>
+        </w:r>
+      </w:hyperlink>
     </w:p>
     <w:p>
       <w:pPr>
         <w:pStyle w:val="ListParagraph"/>
       </w:pPr>
       <w:r>
-        <w:t>SEC Filings / Microsoft 8-K – dokumenty regulacyjne zwiazane z transakcja przejecia GitHub</w:t>
+        <w:t xml:space="preserve">Crunchbase – profil finansowy GitHub Inc. URL: </w:t>
       </w:r>
+      <w:hyperlink r:id="rId17">
+        <w:r>
+          <w:rPr>
+            <w:color w:val="0563C1"/>
+            <w:u w:val="single"/>
+          </w:rPr>
+          <w:t>https://www.crunchbase.com/organization/github</w:t>
+        </w:r>
+      </w:hyperlink>
     </w:p>
     <w:p>
       <w:pPr>
         <w:pStyle w:val="ListParagraph"/>
       </w:pPr>
       <w:r>
-        <w:t>Wired – „The Inside Story of GitHub's Rapid Rise and Controversial CEO Change” (2014)</w:t>
+        <w:t xml:space="preserve">PitchBook – profil GitHub Inc. URL: </w:t>
       </w:r>
+      <w:hyperlink r:id="rId18">
+        <w:r>
+          <w:rPr>
+            <w:color w:val="0563C1"/>
+            <w:u w:val="single"/>
+          </w:rPr>
+          <w:t>https://pitchbook.com/profiles/github-inc</w:t>
+        </w:r>
+      </w:hyperlink>
     </w:p>
     <w:p>
       <w:pPr>
         <w:pStyle w:val="ListParagraph"/>
       </w:pPr>
       <w:r>
-        <w:t>Fortune – analizy dotyczace wyceny GitHub i warunkow transakcji z Microsoft</w:t>
+        <w:t xml:space="preserve">Wired – „GitHub Has Been Hacked by Tom Preston-Werner’s Wife’s Harassment” (kwiecień 2014). URL: </w:t>
       </w:r>
+      <w:hyperlink r:id="rId19">
+        <w:r>
+          <w:rPr>
+            <w:color w:val="0563C1"/>
+            <w:u w:val="single"/>
+          </w:rPr>
+          <w:t>https://www.wired.com/2014/04/the-github-investigation/</w:t>
+        </w:r>
+      </w:hyperlink>
     </w:p>
     <w:p>
       <w:pPr>
         <w:pStyle w:val="ListParagraph"/>
       </w:pPr>
       <w:r>
-        <w:t>PitchBook – dane dotyczace wycen i struktury inwestycji a16z w GitHub</w:t>
+        <w:t xml:space="preserve">Fortune – „Microsoft’s $7.5B GitHub acquisition: By the numbers” (czerwiec 2018). URL: </w:t>
       </w:r>
+      <w:hyperlink r:id="rId20">
+        <w:r>
+          <w:rPr>
+            <w:color w:val="0563C1"/>
+            <w:u w:val="single"/>
+          </w:rPr>
+          <w:t>https://fortune.com/2018/06/04/microsoft-github-acquisition/</w:t>
+        </w:r>
+      </w:hyperlink>
+    </w:p>
+    <w:p>
+      <w:pPr>
+        <w:pStyle w:val="ListParagraph"/>
+      </w:pPr>
+      <w:r>
+        <w:t xml:space="preserve">Peter Levine – blog a16z „Software Eating Software Development” (lipiec 2012). URL: </w:t>
+      </w:r>
+      <w:hyperlink r:id="rId21">
+        <w:r>
+          <w:rPr>
+            <w:color w:val="0563C1"/>
+            <w:u w:val="single"/>
+          </w:rPr>
+          <w:t>https://a16z.com/2012/07/09/software-eating-software-development/</w:t>
+        </w:r>
+      </w:hyperlink>
     </w:p>
     <w:sectPr>
       <w:pgSz w:w="12240" w:h="15840"/>

--- a/GitHub_a16z_case_study.docx
+++ b/GitHub_a16z_case_study.docx
@@ -3,26 +3,21 @@
 <w:document xmlns:wpc="http://schemas.microsoft.com/office/word/2010/wordprocessingCanvas" xmlns:mo="http://schemas.microsoft.com/office/mac/office/2008/main" xmlns:mc="http://schemas.openxmlformats.org/markup-compatibility/2006" xmlns:mv="urn:schemas-microsoft-com:mac:vml" xmlns:o="urn:schemas-microsoft-com:office:office" xmlns:r="http://schemas.openxmlformats.org/officeDocument/2006/relationships" xmlns:m="http://schemas.openxmlformats.org/officeDocument/2006/math" xmlns:v="urn:schemas-microsoft-com:vml" xmlns:wp14="http://schemas.microsoft.com/office/word/2010/wordprocessingDrawing" xmlns:wp="http://schemas.openxmlformats.org/drawingml/2006/wordprocessingDrawing" xmlns:w10="urn:schemas-microsoft-com:office:word" xmlns:w="http://schemas.openxmlformats.org/wordprocessingml/2006/main" xmlns:w14="http://schemas.microsoft.com/office/word/2010/wordml" xmlns:wpg="http://schemas.microsoft.com/office/word/2010/wordprocessingGroup" xmlns:wpi="http://schemas.microsoft.com/office/word/2010/wordprocessingInk" xmlns:wne="http://schemas.microsoft.com/office/word/2006/wordml" xmlns:wps="http://schemas.microsoft.com/office/word/2010/wordprocessingShape" mc:Ignorable="w14 wp14">
   <w:body>
     <w:p>
-      <w:pPr/>
       <w:r>
         <w:t>Fundusze Venture Capital i Private Equity – Wariant B</w:t>
       </w:r>
     </w:p>
     <w:p>
-      <w:pPr/>
       <w:r>
-        <w:rPr>
-          <w:b/>
-        </w:rPr>
         <w:t>Andreessen Horowitz (a16z)</w:t>
       </w:r>
     </w:p>
+    <w:p/>
     <w:p>
-      <w:pPr/>
+      <w:pPr>
+        <w:pStyle w:val="Title"/>
+      </w:pPr>
       <w:r>
-        <w:rPr>
-          <w:b/>
-        </w:rPr>
         <w:t>Case study: Inwestycja a16z w GitHub Inc.</w:t>
       </w:r>
     </w:p>
@@ -36,23 +31,17 @@
     </w:p>
     <w:p>
       <w:r>
-        <w:rPr>
-          <w:b/>
-        </w:rPr>
-        <w:t>GitHub Inc.</w:t>
-      </w:r>
-      <w:r>
-        <w:t xml:space="preserve"> to amerykańska spółka technologiczna założona w 2008 roku przez Toma Preston-Wernera, Chrisa Wanstratha, PJ Hyetta oraz Scotta Chacona z siedzibą w San Francisco, Kalifornia. Firma stworzyła platformę internetową opartą na rozproszonym systemie kontroli wersji Git, umożliwiającą programistom hostowanie repozytoriów kodu źródłowego, współpracę nad projektami, przegląd kodu (code review), zarządzanie zgłoszeniami (issue tracking) oraz automatyzację procesów wytwarzania oprogramowania (CI/CD). GitHub szybko stał się de facto standardem w branży, zarówno wśród indywidualnych programistów, jak i zespołów korporacyjnych.</w:t>
+        <w:t>GitHub Inc. został założony w 2008 roku przez Toma Prestona-Wernera, Chrisa Wanstratha oraz PJ Hyetta jako platforma do hostingu repozytoriów kodu źródłowego opartego na systemie kontroli wersji Git. Firma powstała w San Francisco i przez pierwsze cztery lata działalności finansowała się wyłącznie z przychodów operacyjnych (bootstrapping), nie pozyskując zewnętrznego kapitału. Model biznesowy opierał się na oferowaniu darmowych kont dla projektów open source oraz płatnych planów dla prywatnych repozytoriów i zespołów komercyjnych.</w:t>
       </w:r>
     </w:p>
     <w:p>
       <w:r>
-        <w:t>W momencie inwestycji a16z w lipcu 2012 roku platforma obsługiwała już ponad 3,5 miliona użytkowników i hostowała kilkanaście milionów repozytoriów kodu. GitHub działał w modelu freemium – oferując darmowy hosting repozytoriów publicznych (co napędzało ekosystem open source) oraz płatne konta dla repozytoriów prywatnych, zespołów i organizacji. Wyjątkowym aspektem historii GitHub był fakt, że przez pierwsze cztery lata działalności (2008–2012) firma rozwijała się bez jakiegokolwiek zewnętrznego finansowania venture capital, korzystając wyłącznie z przychodów operacyjnych i oszczędności założycieli (bootstrapping). Była to rzadkość wśród szybko rosnących spółek technologicznych Doliny Krzemowej tamtego okresu.</w:t>
+        <w:t>Do 2012 roku GitHub zgromadził ponad 3,5 miliona użytkowników i stał się de facto standardem w zarządzaniu kodem źródłowym dla społeczności deweloperskiej. Platforma umożliwiała nie tylko przechowywanie kodu, ale również współpracę zespołową poprzez mechanizmy pull request, issue tracking oraz code review. GitHub stał się centralnym węzłem ekosystemu open source, hostując projekty takie jak Ruby on Rails, Node.js czy jądro Linuksa.</w:t>
       </w:r>
     </w:p>
     <w:p>
       <w:r>
-        <w:t>GitHub pełnił unikalną rolę w ekosystemie technologicznym – był jednocześnie narzędziem deweloperskim, siecią społecznościową programistów (tzw. „social network for code”) oraz platformą infrastrukturalną dla projektów open source. Efekty sieciowe wynikające z koncentracji społeczności deweloperskiej na jednej platformie tworzyły potężną barierę wejścia dla konkurencji i czyniły GitHub krytycznym elementem globalnej infrastruktury wytwarzania oprogramowania.</w:t>
+        <w:t>Spółka funkcjonowała w modelu SaaS (Software as a Service) z silnym efektem sieciowym – każdy nowy użytkownik zwiększał wartość platformy dla pozostałych. Dodatkowo GitHub rozwinął ofertę enterprise (GitHub Enterprise), umożliwiającą dużym korporacjom wdrożenie platformy on-premises. Ten model open-core – darmowa wersja community budująca adopcję i płatna wersja enterprise generująca przychody – stał się fundamentem strategii monetyzacji.</w:t>
       </w:r>
     </w:p>
     <w:p>
@@ -67,6 +56,7 @@
       <w:tblPr>
         <w:tblStyle w:val="TableGrid"/>
         <w:tblW w:type="auto" w:w="0"/>
+        <w:jc w:val="left"/>
         <w:tblLook w:firstColumn="1" w:firstRow="1" w:lastColumn="0" w:lastRow="0" w:noHBand="0" w:noVBand="1" w:val="04A0"/>
       </w:tblPr>
       <w:tblGrid>
@@ -79,6 +69,7 @@
             <w:tcW w:type="dxa" w:w="4320"/>
           </w:tcPr>
           <w:p>
+            <w:r/>
             <w:r>
               <w:rPr>
                 <w:b/>
@@ -92,6 +83,7 @@
             <w:tcW w:type="dxa" w:w="4320"/>
           </w:tcPr>
           <w:p>
+            <w:r/>
             <w:r>
               <w:rPr>
                 <w:b/>
@@ -108,7 +100,7 @@
           </w:tcPr>
           <w:p>
             <w:r>
-              <w:t>Runda finansowania</w:t>
+              <w:t>Runda</w:t>
             </w:r>
           </w:p>
         </w:tc>
@@ -140,7 +132,7 @@
           </w:tcPr>
           <w:p>
             <w:r>
-              <w:t>lipiec 2012 r.</w:t>
+              <w:t>Lipiec 2012</w:t>
             </w:r>
           </w:p>
         </w:tc>
@@ -152,7 +144,7 @@
           </w:tcPr>
           <w:p>
             <w:r>
-              <w:t>Wartość rundy (łącznie)</w:t>
+              <w:t>Wartość rundy</w:t>
             </w:r>
           </w:p>
         </w:tc>
@@ -184,7 +176,7 @@
           </w:tcPr>
           <w:p>
             <w:r>
-              <w:t>Andreessen Horowitz</w:t>
+              <w:t>Andreessen Horowitz (a16z)</w:t>
             </w:r>
           </w:p>
         </w:tc>
@@ -206,7 +198,7 @@
           </w:tcPr>
           <w:p>
             <w:r>
-              <w:t>Brak (a16z jedynym inwestorem w rundzie)</w:t>
+              <w:t>Brak (wyłączny inwestor w rundzie Series A)</w:t>
             </w:r>
           </w:p>
         </w:tc>
@@ -228,7 +220,7 @@
           </w:tcPr>
           <w:p>
             <w:r>
-              <w:t>100 mln USD (pierwsza runda zewnętrzna w historii spółki)</w:t>
+              <w:t>100 mln USD (pierwsza runda zewnętrzna)</w:t>
             </w:r>
           </w:p>
         </w:tc>
@@ -272,7 +264,7 @@
           </w:tcPr>
           <w:p>
             <w:r>
-              <w:t>Peter Levine (General Partner a16z) dołącza do Board of Directors</w:t>
+              <w:t>Peter Levine – General Partner a16z, członek Board of Directors</w:t>
             </w:r>
           </w:p>
         </w:tc>
@@ -294,12 +286,35 @@
           </w:tcPr>
           <w:p>
             <w:r>
-              <w:t>Developer tools / infrastruktura oprogramowania / SaaS</w:t>
+              <w:t>Developer tools / SaaS / Infrastructure software</w:t>
+            </w:r>
+          </w:p>
+        </w:tc>
+      </w:tr>
+      <w:tr>
+        <w:tc>
+          <w:tcPr>
+            <w:tcW w:type="dxa" w:w="4320"/>
+          </w:tcPr>
+          <w:p>
+            <w:r>
+              <w:t>Instrument</w:t>
+            </w:r>
+          </w:p>
+        </w:tc>
+        <w:tc>
+          <w:tcPr>
+            <w:tcW w:type="dxa" w:w="4320"/>
+          </w:tcPr>
+          <w:p>
+            <w:r>
+              <w:t>Preferred equity (akcje uprzywilejowane)</w:t>
             </w:r>
           </w:p>
         </w:tc>
       </w:tr>
     </w:tbl>
+    <w:p/>
     <w:p>
       <w:pPr>
         <w:pStyle w:val="Heading1"/>
@@ -310,12 +325,12 @@
     </w:p>
     <w:p>
       <w:r>
-        <w:t>Inwestycja została zrealizowana z głównego funduszu venture a16z. Była to jedna z największych rund Series A w historii branży technologicznej – 100 milionów dolarów od jednego inwestora w spółkę, która wcześniej nie pozyskiwała kapitału zewnętrznego. Pozyskane środki miały zostać przeznaczone na skalowanie platformy, rozwój produktu korporacyjnego GitHub Enterprise (wersja on-premises dla dużych organizacji), rekrutację talentów inżynierskich i menedżerskich oraz ekspansję międzynarodową.</w:t>
+        <w:t>Andreessen Horowitz zainwestował 100 mln USD w GitHub w lipcu 2012 roku jako jedyny inwestor w rundzie Series A. Była to jedna z największych pojedynczych rund w historii firm SaaS na tamtym etapie. Decyzja inwestycyjna opierała się na przekonaniu, że GitHub stanie się infrastrukturą krytyczną dla całego procesu wytwarzania oprogramowania na świecie.</w:t>
       </w:r>
     </w:p>
     <w:p>
       <w:r>
-        <w:t>Teza inwestycyjna Petera Levine i a16z opierała się na pięciu filarach:</w:t>
+        <w:t>Teza inwestycyjna a16z opierała się na następujących filarach:</w:t>
       </w:r>
     </w:p>
     <w:p>
@@ -323,7 +338,7 @@
         <w:pStyle w:val="ListParagraph"/>
       </w:pPr>
       <w:r>
-        <w:t>Narzędzia deweloperskie jako infrastruktura krytyczna – GitHub stanowił fundament procesu wytwarzania oprogramowania dla milionów programistów na świecie. Analogicznie do infrastruktury fizycznej (sieci energetyczne, telekomunikacja), platforma ta była niezbędna do funkcjonowania całego ekosystemu technologicznego.</w:t>
+        <w:t>Software eats the world, a narzędzia do tworzenia oprogramowania to infrastruktura krytyczna – zgodnie z tezą Marca Andreessena z 2011 roku, jeśli oprogramowanie przenika każdą branżę, to narzędzia do jego tworzenia stanowią fundament gospodarki cyfrowej.</w:t>
       </w:r>
     </w:p>
     <w:p>
@@ -331,7 +346,7 @@
         <w:pStyle w:val="ListParagraph"/>
       </w:pPr>
       <w:r>
-        <w:t>„Software is eating the world” zastosowane do narzędzi deweloperskich – zgodnie z manifestem Marca Andreessena z 2011 roku, oprogramowanie przenika każdą branżę gospodarki. Konsekwentnie, narzędzia wykorzystywane przez twórców tego oprogramowania zyskały strategiczne znaczenie i potencjał monetyzacji proporcjonalny do rynku, który obsługują.</w:t>
+        <w:t>Efekt sieciowy i dominacja rynkowa – GitHub osiągnął pozycję winner-takes-most dzięki silnemu efektowi sieciowemu. Każdy deweloper korzystający z platformy zwiększał jej atrakcyjność dla pozostałych użytkowników.</w:t>
       </w:r>
     </w:p>
     <w:p>
@@ -339,7 +354,7 @@
         <w:pStyle w:val="ListParagraph"/>
       </w:pPr>
       <w:r>
-        <w:t>GitHub jako sieć społecznościowa dla kodu (social network for code) – platforma zyskała unikalne efekty sieciowe: każdy nowy użytkownik zwiększał wartość platformy dla pozostałych (więcej kontrybutorów, więcej projektów open source, lepsza widoczność portfolio programisty). Profil na GitHub stał się de facto CV programisty.</w:t>
+        <w:t>Model open-core z jasną ścieżką monetyzacji – darmowa warstwa community budowała adopcję, a płatna warstwa enterprise (GitHub Enterprise) generowała rosnące przychody od korporacji.</w:t>
       </w:r>
     </w:p>
     <w:p>
@@ -347,7 +362,7 @@
         <w:pStyle w:val="ListParagraph"/>
       </w:pPr>
       <w:r>
-        <w:t>Ekspansja na rynek korporacyjny (enterprise opportunity) – GitHub Enterprise, produkt on-premises dedykowany dużym organizacjom, oferował wielokrotnie wyższe przychody per użytkownik niż model consumer. Rynek korporacyjny stanowił ogromną szansę na monetyzację bez narażania darmowego modelu dla społeczności open source.</w:t>
+        <w:t>Potencjał platformowy i rozszerzenie TAM (Total Addressable Market) – GitHub mógł rozszerzyć się z hostingu kodu na pełną platformę DevOps: CI/CD, zarządzanie projektami, bezpieczeństwo kodu, code review.</w:t>
       </w:r>
     </w:p>
     <w:p>
@@ -355,12 +370,7 @@
         <w:pStyle w:val="ListParagraph"/>
       </w:pPr>
       <w:r>
-        <w:t>Efekty sieciowe społeczności open source – koncentracja projektów open source na GitHub tworzyła samowzmacniający się cykl: deweloperzy szli tam, gdzie były projekty, a projekty były tam, gdzie byli deweloperzy. Ta dynamika czyniła pozycję GitHub niezwykle trudną do podważenia przez konkurencję.</w:t>
-      </w:r>
-    </w:p>
-    <w:p>
-      <w:r>
-        <w:t>Peter Levine we wpisie blogowym a16z podkreślał, że GitHub to nie tylko repozytorium kodu, ale cały ekosystem współpracy deweloperskiej – analogiczny do sieci społecznościowych, ale skoncentrowany na produktywności i tworzeniu wartości. Decyzja o inwestycji 100 milionów dolarów w Series A (bez współinwestorów) była wyrazem niezwykle silnego przekonania a16z o potencjale spółki.</w:t>
+        <w:t>Założycielski zespół z głębokim zrozumieniem społeczności deweloperskiej – Tom Preston-Werner (twórca Jekyll, współtwórca Git-based workflow), Chris Wanstrath i PJ Hyett zbudowali produkt, który sami chcieli używać, co zapewniało autentyczność i product-market fit.</w:t>
       </w:r>
     </w:p>
     <w:p>
@@ -373,18 +383,22 @@
     </w:p>
     <w:p>
       <w:r>
-        <w:rPr>
-          <w:b/>
-        </w:rPr>
-        <w:t>Peter Levine – General Partner</w:t>
-      </w:r>
-      <w:r>
-        <w:t xml:space="preserve"> w Andreessen Horowitz, prowadził transakcję ze strony funduszu i dołączył do rady dyrektorów (Board of Directors) GitHub po zamknięciu rundy. Levine posiadał wyjątkowe kompetencje do oceny tej inwestycji: był wcześniej CEO XenSource (spółki open-source wirtualizacji sprzedanej Citrix Systems w 2007 r.), pełnił funkcję Vice President w Citrix Systems, a także posiadał doktorat z MIT. Jego głębokie zrozumienie modeli biznesowych opartych na open source oraz dynamiki społeczności deweloperskiej czyniło go idealnym partnerem do oceny potencjału GitHub.</w:t>
+        <w:t>Osobą odpowiedzialną za transakcję po stronie Andreessen Horowitz był Peter Levine, General Partner funduszu. Levine objął miejsce w Board of Directors GitHub po zamknięciu rundy Series A w lipcu 2012 roku i pełnił tę funkcję aż do przejęcia przez Microsoft w 2018 roku.</w:t>
       </w:r>
     </w:p>
     <w:p>
       <w:r>
-        <w:t>Levine specjalizował się w inwestycjach w infrastrukturę oprogramowania, narzędzia deweloperskie i systemy enterprise. W portfolio a16z odpowiadał za szereg inwestycji w sektorze infrastrukturalnym. Jego doświadczenie operacyjne jako CEO i VP w spółkach technologicznych pozwalało mu oferować zarządom spółek portfelowych praktyczne wsparcie w zakresie skalowania organizacji, budowy procesów sprzedaży enterprise oraz zarządzania społecznościami open source.</w:t>
+        <w:t>Peter Levine posiadał wyjątkowe kwalifikacje do nadzorowania tej inwestycji. Przed dołączeniem do a16z pełnił funkcję CEO w XenSource (firma zwirtualizacyjna przejęta przez Citrix za 500 mln USD) oraz był SVP w Citrix Systems. Wcześniej pracował w MIT jako wykładowca informatyki. Jego doświadczenie łączyło głęboką wiedzę technologiczną (open source, wirtualizacja, infrastruktura) z doświadczeniem operacyjnym w skalowaniu firm technologicznych.</w:t>
+      </w:r>
+    </w:p>
+    <w:p>
+      <w:r>
+        <w:t>Levine był również autorem kluczowych publikacji dotyczących ekonomii open source i modeli komercjalizacji społeczności deweloperskich. Jego wykład na Stanford „Open Source: From Community to Commercialization” (2016) oraz blog post „Why There Will Never Be Another Red Hat” (2014) stanowią ramy teoretyczne uzasadniające inwestycję w GitHub. Levine argumentował, że przyszłość monetyzacji open source leży w platformach agregujących społeczność (efekt sieciowy), a nie w dystrybucjach single-vendor typu Red Hat.</w:t>
+      </w:r>
+    </w:p>
+    <w:p>
+      <w:r>
+        <w:t>W ramach roli board member Levine aktywnie wspierał GitHub w kluczowych decyzjach strategicznych: rozwoju oferty enterprise, ekspansji międzynarodowej, a także w trudnym okresie zmiany CEO w 2014 roku, gdy Tom Preston-Werner zrezygnował z funkcji CEO, a Chris Wanstrath przejął stery firmy.</w:t>
       </w:r>
     </w:p>
     <w:p>
@@ -397,7 +411,7 @@
     </w:p>
     <w:p>
       <w:r>
-        <w:t>Wsparcie a16z dla GitHub po wejściu kapitałowym miało charakter zarówno strategiczny, jak i operacyjny – typowy dla wczesnostadialnych inwestycji funduszu, w których a16z stosuje model „high-touch”. Fundusz zaangażował pełen zakres swoich zasobów operacyjnych, sieciowych i doradczych w celu przyspieszenia transformacji GitHub z platformy społecznościowej programistów w pełnoprawne przedsiębiorstwo enterprise SaaS.</w:t>
+        <w:t>Andreessen Horowitz zastosował wobec GitHub swój charakterystyczny model „platform fund”, zapewniając wsparcie operacyjne wykraczające daleko poza kapitał finansowy. Kluczowe działania obejmowały:</w:t>
       </w:r>
     </w:p>
     <w:p>
@@ -405,7 +419,7 @@
         <w:pStyle w:val="ListParagraph"/>
       </w:pPr>
       <w:r>
-        <w:t>Rekrutacja kadry zarządczej (executive recruiting) – a16z aktywnie pomagał GitHub w pozyskaniu kluczowych menedżerów, w szczególności liderów ds. sprzedaży korporacyjnej (enterprise sales leadership). Zespół rekrutacyjny a16z, liczący ponad 70 osób dedykowanych spółkom portfelowym, wykorzystywał swoją rozległą sieć kontaktów w Dolinie Krzemowej do identyfikacji kandydatów z doświadczeniem w skalowaniu organizacji sprzedażowych w firmach SaaS i infrastrukturalnych.</w:t>
+        <w:t>Wsparcie w rekrutacji kadry zarządczej i inżynierskiej – a16z wykorzystał swój zespół talent partners do pozyskania senior executives, w tym CFO, VP Sales oraz VP Engineering, niezbędnych do skalowania organizacji z kilkudziesięciu do kilkuset pracowników.</w:t>
       </w:r>
     </w:p>
     <w:p>
@@ -413,7 +427,7 @@
         <w:pStyle w:val="ListParagraph"/>
       </w:pPr>
       <w:r>
-        <w:t>Strategia wejścia na rynek korporacyjny (enterprise go-to-market) – zespoły operacyjne a16z wspierały GitHub w opracowaniu kompleksowej strategii enterprise GTM. Obejmowało to definiowanie segmentów docelowych klientów (finanse, telekomunikacja, technologia, administracja publiczna), projektowanie modeli cenowych dla GitHub Enterprise, budowę procesów sprzedaży bezpośredniej oraz opracowanie materiałów marketingowych skierowanych do CTO i VP of Engineering w organizacjach Fortune 500.</w:t>
+        <w:t>Rozwój strategii enterprise – Peter Levine, dzięki doświadczeniu z XenSource i Citrix, wspierał GitHub w budowie oferty GitHub Enterprise, która stała się głównym motorem przychodów spółki. Obejmowało to strategię cenową, model wdrożeniowy (on-premises vs cloud) oraz budowę zespołu sprzedaży.</w:t>
       </w:r>
     </w:p>
     <w:p>
@@ -421,7 +435,7 @@
         <w:pStyle w:val="ListParagraph"/>
       </w:pPr>
       <w:r>
-        <w:t>Doradztwo w skalowaniu organizacji inżynierskiej – Peter Levine, dzięki doświadczeniu z XenSource i Citrix, udzielał praktycznych porad dotyczących struktury zespołów inżynierskich, procesów rekrutacji i onboardingu na skalę, zarządzania długiem technicznym oraz priorytetyzacji prac rozwojowych w warunkach szybkiego wzrostu.</w:t>
+        <w:t>Governance i zarządzanie kryzysowe – w 2014 roku, gdy wewnętrzne śledztwo ujawniło problemy kulturowe i Tom Preston-Werner zrezygnował z funkcji CEO, a16z (Levine w board) odegrał kluczową rolę w zarządzeniu tranzycją przywództwa na Chrisa Wanstratha bez utraty momentum biznesowego.</w:t>
       </w:r>
     </w:p>
     <w:p>
@@ -429,7 +443,7 @@
         <w:pStyle w:val="ListParagraph"/>
       </w:pPr>
       <w:r>
-        <w:t>Budowa marki i wsparcie PR – a16z wykorzystał swoją sieć medialną i komunikacyjną do pozycjonowania GitHub nie tylko jako narzędzia dla indywidualnych deweloperów, ale przede wszystkim jako krytycznej platformy dla transformacji cyfrowej przedsiębiorstw. Obejmowało to organizację wystąpień konferencyjnych, publikacje w mediach branżowych oraz budowę narracji wokół GitHub jako „infrastruktury internetu”.</w:t>
+        <w:t>Pozycjonowanie rynkowe i thought leadership – Marc Andreessen publicznie promował GitHub jako „social network for code”, co wzmacniało pozycję spółki w świadomości branży i ułatwiało pozyskiwanie klientów enterprise.</w:t>
       </w:r>
     </w:p>
     <w:p>
@@ -437,7 +451,7 @@
         <w:pStyle w:val="ListParagraph"/>
       </w:pPr>
       <w:r>
-        <w:t>Wprowadzenia strategiczne do klientów Fortune 500 – a16z wykorzystywał swoje relacje z kadrą zarządczą dużych korporacji (wiele z nich to spółki portfelowe lub partnerzy funduszu) do organizowania bezpośrednich spotkań między zespołem sprzedaży GitHub a decydentami IT. Te strategiczne wprowadzenia (warm introductions) znacząco przyspieszaly cykl sprzedaży enterprise i budowę pipeline’u komercyjnego.</w:t>
+        <w:t>Przygotowanie do kolejnych rund i exit – a16z wspierał GitHub w przygotowaniu do Series B (2015) oraz w procesie negocjacji z potencjalnymi nabywcami, który zakończył się przejęciem przez Microsoft za 7,5 mld USD w 2018 roku.</w:t>
       </w:r>
     </w:p>
     <w:p>
@@ -450,17 +464,12 @@
     </w:p>
     <w:p>
       <w:r>
-        <w:t>GitHub stanowi wyjątkowy przypadek w portfolio a16z i w szerszym ekosystemie venture capital: spółka nie przeprowadziła żadnej dodatkowej rundy finansowania VC po inwestycji Series A w 2012 roku. W przeciwieństwie do typowych spółek technologicznych o wysokiej wycenie, które pozyskują kapitał w kolejnych rundach (B, C, D...), GitHub był w dużej mierze samowystarczalny finansowo dzięki rosnącym przychodom z subskrypcji płatnych kont indywidualnych, zespołowych oraz licencji GitHub Enterprise.</w:t>
+        <w:t>Andreessen Horowitz nie ograniczył się do jednorazowej inwestycji w rundzie Series A. W lipcu 2015 roku, gdy GitHub pozyskał 250 mln USD w rundzie Series B prowadzonej przez Sequoia Capital, a16z uczestniczył jako inwestor follow-on, utrzymując i potencjalnie zwiększając swój udział w spółce. Runda ta wyceniła GitHub na ok. 2 mld USD post-money, co stanowiło wzrost o 167% względem wyceny z Series A. Współinwestorami w Series B byli również Thrive Capital oraz IVP (Institutional Venture Partners).</w:t>
       </w:r>
     </w:p>
     <w:p>
       <w:r>
-        <w:t>Andreessen Horowitz utrzymywał swoją pozycję inwestycyjną (~13,3% udziałów) przez cały okres od rundy Series A do przejęcia przez Microsoft. Fundusz nie dokonywał sprzedaży udziałów na rynku wtórnym (secondary market), utrzymując pełną ekspozycję na spółkę przez sześć lat.</w:t>
-      </w:r>
-    </w:p>
-    <w:p>
-      <w:r>
-        <w:t>Ścieżka spółki od założenia do wyjścia:</w:t>
+        <w:t>Pełna ścieżka inwestycyjna i kamienie milowe:</w:t>
       </w:r>
     </w:p>
     <w:p>
@@ -468,7 +477,7 @@
         <w:pStyle w:val="ListParagraph"/>
       </w:pPr>
       <w:r>
-        <w:t>2008 – Założenie GitHub Inc. przez Toma Preston-Wernera, Chrisa Wanstratha, PJ Hyetta i Scotta Chacona. Platforma uruchomiona w modelu bootstrapping, bez zewnętrznego finansowania.</w:t>
+        <w:t>2008: Założenie GitHub przez Toma Prestona-Wernera, Chrisa Wanstratha i PJ Hyetta. Firma działa w modelu bootstrapped, bez zewnętrznego finansowania.</w:t>
       </w:r>
     </w:p>
     <w:p>
@@ -476,7 +485,7 @@
         <w:pStyle w:val="ListParagraph"/>
       </w:pPr>
       <w:r>
-        <w:t>Lipiec 2012 – Series A prowadzona przez Andreessen Horowitz, 100 mln USD, wycena post-money ok. 750 mln USD. Jedyna runda venture capital w historii spółki.</w:t>
+        <w:t>Lipiec 2012: Series A – 100 mln USD, Andreessen Horowitz jako wyłączny inwestor (sole lead). Wycena post-money ok. 750 mln USD. Peter Levine dołącza do Board of Directors.</w:t>
       </w:r>
     </w:p>
     <w:p>
@@ -484,7 +493,7 @@
         <w:pStyle w:val="ListParagraph"/>
       </w:pPr>
       <w:r>
-        <w:t>2012–2014 – Dynamiczny wzrost bazy użytkowników i repozytoriów. Rozwój produktu GitHub Enterprise (on-premises) i budowa zespołu sprzedaży korporacyjnej.</w:t>
+        <w:t>2012–2014: Okres intensywnego wzrostu. Rozwój GitHub Enterprise, przekroczenie 10 mln użytkowników, budowa zespołu sprzedaży enterprise.</w:t>
       </w:r>
     </w:p>
     <w:p>
@@ -492,7 +501,7 @@
         <w:pStyle w:val="ListParagraph"/>
       </w:pPr>
       <w:r>
-        <w:t>2014 – Zmiana na stanowisku CEO: Tom Preston-Werner rezygnuje, Chris Wanstrath (współzałożyciel) przejmuje rolę CEO. Kontynuacja strategii enterprise.</w:t>
+        <w:t>Kwiecień 2014: Zmiana CEO – Tom Preston-Werner rezygnuje w wyniku wewnętrznego śledztwa dotyczącego problemów kulturowych. Chris Wanstrath przejmuje funkcję CEO.</w:t>
       </w:r>
     </w:p>
     <w:p>
@@ -500,7 +509,7 @@
         <w:pStyle w:val="ListParagraph"/>
       </w:pPr>
       <w:r>
-        <w:t>2015 – Znaczący wzrost przychodów z GitHub Enterprise. Platforma przekracza 10 milionów zarejestrowanych użytkowników.</w:t>
+        <w:t>Lipiec 2015: Series B – 250 mln USD, led by Sequoia Capital. A16z uczestniczy jako inwestor follow-on. Współinwestorzy: Thrive Capital, IVP. Wycena post-money ok. 2 mld USD.</w:t>
       </w:r>
     </w:p>
     <w:p>
@@ -508,7 +517,7 @@
         <w:pStyle w:val="ListParagraph"/>
       </w:pPr>
       <w:r>
-        <w:t>2016–2017 – Kontynuacja organicznego wzrostu. GitHub staje się standardem w korporacjach (Google, Microsoft, Facebook, Amazon korzystają z platformy). Brak kolejnych rund VC.</w:t>
+        <w:t>2015–2017: Kontynuacja wzrostu. Ponad 20 mln użytkowników do 2017 roku. Rosnąca adopcja wśród dużych korporacji (Microsoft, Google, Facebook, Amazon korzystają z GitHub).</w:t>
       </w:r>
     </w:p>
     <w:p>
@@ -516,7 +525,7 @@
         <w:pStyle w:val="ListParagraph"/>
       </w:pPr>
       <w:r>
-        <w:t>Czerwiec 2018 – Microsoft Corporation ogłasza przejęcie GitHub za 7,5 mld USD w formie akcji Microsoft. Transakcja zatwierdzona przez regulatora UE.</w:t>
+        <w:t>Czerwiec 2018: Microsoft ogłasza przejęcie GitHub za 7,5 mld USD (w akcjach Microsoft).</w:t>
       </w:r>
     </w:p>
     <w:p>
@@ -524,7 +533,7 @@
         <w:pStyle w:val="ListParagraph"/>
       </w:pPr>
       <w:r>
-        <w:t>Październik 2018 – Zamknięcie transakcji przejęcia. Wyjście a16z z inwestycji (full exit).</w:t>
+        <w:t>Październik 2018: Transakcja zostaje zamknięta. Pełny exit dla a16z i pozostałych inwestorów finansowych.</w:t>
       </w:r>
     </w:p>
     <w:p>
@@ -535,55 +544,73 @@
         <w:t>7. Wyniki inwestycji</w:t>
       </w:r>
     </w:p>
-    <w:p>
-      <w:r>
-        <w:t>Inwestycja Series A okazala sie dla a16z spektakularnym sukcesem finansowym. W czerwcu 2018 roku Microsoft Corporation oglosil przejecie GitHub Inc. za kwote 7,5 miliarda dolarow amerykanskich w formie akcji Microsoft (ticker: MSFT). Transakcja zostala zamknieta w pazdzierniku 2018 roku po uzyskaniu zgod regulacyjnych, w tym Komisji Europejskiej.</w:t>
-      </w:r>
-    </w:p>
-    <w:p>
-      <w:r>
-        <w:t>Kluczowe metryki zwrotu z inwestycji:</w:t>
-      </w:r>
-    </w:p>
-    <w:p>
-      <w:r>
-        <w:t>Inwestycja a16z o wartosci 100 milionow dolarow przy wycenie post-money okolo 750 milionow dolarow oznaczala, ze fundusz objal udzial na poziomie okolo 13,3% w spolce. Przy cenie przejecia 7,5 miliarda dolarow, szacunkowy zwrot z inwestycji wyniosl okolo 10-krotnosc zainwestowanego kapitalu (10x), co przekladalo sie na wartosc udzialu a16z na poziomie okolo 1 miliarda dolarow. Okres inwestycji wyniosl 6 lat (lipiec 2012 – pazdziernik 2018).</w:t>
-      </w:r>
-    </w:p>
     <w:tbl>
       <w:tblPr>
         <w:tblStyle w:val="TableGrid"/>
         <w:tblW w:type="auto" w:w="0"/>
+        <w:jc w:val="left"/>
         <w:tblLook w:firstColumn="1" w:firstRow="1" w:lastColumn="0" w:lastRow="0" w:noHBand="0" w:noVBand="1" w:val="04A0"/>
       </w:tblPr>
       <w:tblGrid>
-        <w:gridCol w:w="4320"/>
-        <w:gridCol w:w="4320"/>
+        <w:gridCol w:w="2160"/>
+        <w:gridCol w:w="2160"/>
+        <w:gridCol w:w="2160"/>
+        <w:gridCol w:w="2160"/>
       </w:tblGrid>
       <w:tr>
         <w:tc>
           <w:tcPr>
-            <w:tcW w:type="dxa" w:w="4320"/>
+            <w:tcW w:type="dxa" w:w="2160"/>
           </w:tcPr>
           <w:p>
+            <w:r/>
             <w:r>
               <w:rPr>
                 <w:b/>
               </w:rPr>
-              <w:t>Moment</w:t>
+              <w:t>Etap</w:t>
             </w:r>
           </w:p>
         </w:tc>
         <w:tc>
           <w:tcPr>
-            <w:tcW w:type="dxa" w:w="4320"/>
+            <w:tcW w:type="dxa" w:w="2160"/>
           </w:tcPr>
           <w:p>
+            <w:r/>
             <w:r>
               <w:rPr>
                 <w:b/>
               </w:rPr>
-              <w:t>Wycena GitHub</w:t>
+              <w:t>Data</w:t>
+            </w:r>
+          </w:p>
+        </w:tc>
+        <w:tc>
+          <w:tcPr>
+            <w:tcW w:type="dxa" w:w="2160"/>
+          </w:tcPr>
+          <w:p>
+            <w:r/>
+            <w:r>
+              <w:rPr>
+                <w:b/>
+              </w:rPr>
+              <w:t>Wycena</w:t>
+            </w:r>
+          </w:p>
+        </w:tc>
+        <w:tc>
+          <w:tcPr>
+            <w:tcW w:type="dxa" w:w="2160"/>
+          </w:tcPr>
+          <w:p>
+            <w:r/>
+            <w:r>
+              <w:rPr>
+                <w:b/>
+              </w:rPr>
+              <w:t>Zmiana vs. entry</w:t>
             </w:r>
           </w:p>
         </w:tc>
@@ -591,21 +618,41 @@
       <w:tr>
         <w:tc>
           <w:tcPr>
-            <w:tcW w:type="dxa" w:w="4320"/>
+            <w:tcW w:type="dxa" w:w="2160"/>
           </w:tcPr>
           <w:p>
             <w:r>
-              <w:t>Wejscie a16z (lipiec 2012, Series A)</w:t>
+              <w:t>Series A (entry)</w:t>
             </w:r>
           </w:p>
         </w:tc>
         <w:tc>
           <w:tcPr>
-            <w:tcW w:type="dxa" w:w="4320"/>
+            <w:tcW w:type="dxa" w:w="2160"/>
           </w:tcPr>
           <w:p>
             <w:r>
-              <w:t>ok. 750 mln USD</w:t>
+              <w:t>Lipiec 2012</w:t>
+            </w:r>
+          </w:p>
+        </w:tc>
+        <w:tc>
+          <w:tcPr>
+            <w:tcW w:type="dxa" w:w="2160"/>
+          </w:tcPr>
+          <w:p>
+            <w:r>
+              <w:t>750 mln USD</w:t>
+            </w:r>
+          </w:p>
+        </w:tc>
+        <w:tc>
+          <w:tcPr>
+            <w:tcW w:type="dxa" w:w="2160"/>
+          </w:tcPr>
+          <w:p>
+            <w:r>
+              <w:t>– (punkt wejścia)</w:t>
             </w:r>
           </w:p>
         </w:tc>
@@ -613,21 +660,41 @@
       <w:tr>
         <w:tc>
           <w:tcPr>
-            <w:tcW w:type="dxa" w:w="4320"/>
+            <w:tcW w:type="dxa" w:w="2160"/>
           </w:tcPr>
           <w:p>
             <w:r>
-              <w:t>Przejecie przez Microsoft (czerwiec 2018)</w:t>
+              <w:t>Series B</w:t>
             </w:r>
           </w:p>
         </w:tc>
         <w:tc>
           <w:tcPr>
-            <w:tcW w:type="dxa" w:w="4320"/>
+            <w:tcW w:type="dxa" w:w="2160"/>
           </w:tcPr>
           <w:p>
             <w:r>
-              <w:t>7,5 mld USD (+900%)</w:t>
+              <w:t>Lipiec 2015</w:t>
+            </w:r>
+          </w:p>
+        </w:tc>
+        <w:tc>
+          <w:tcPr>
+            <w:tcW w:type="dxa" w:w="2160"/>
+          </w:tcPr>
+          <w:p>
+            <w:r>
+              <w:t>2 mld USD</w:t>
+            </w:r>
+          </w:p>
+        </w:tc>
+        <w:tc>
+          <w:tcPr>
+            <w:tcW w:type="dxa" w:w="2160"/>
+          </w:tcPr>
+          <w:p>
+            <w:r>
+              <w:t>+167%</w:t>
             </w:r>
           </w:p>
         </w:tc>
@@ -635,21 +702,41 @@
       <w:tr>
         <w:tc>
           <w:tcPr>
-            <w:tcW w:type="dxa" w:w="4320"/>
+            <w:tcW w:type="dxa" w:w="2160"/>
           </w:tcPr>
           <w:p>
             <w:r>
-              <w:t>Zwrot a16z (~13,3% udzialu)</w:t>
+              <w:t>Przejęcie przez Microsoft (exit)</w:t>
             </w:r>
           </w:p>
         </w:tc>
         <w:tc>
           <w:tcPr>
-            <w:tcW w:type="dxa" w:w="4320"/>
+            <w:tcW w:type="dxa" w:w="2160"/>
           </w:tcPr>
           <w:p>
             <w:r>
-              <w:t>ok. 1 mld USD (10x na 100 mln USD inwestycji)</w:t>
+              <w:t>Październik 2018</w:t>
+            </w:r>
+          </w:p>
+        </w:tc>
+        <w:tc>
+          <w:tcPr>
+            <w:tcW w:type="dxa" w:w="2160"/>
+          </w:tcPr>
+          <w:p>
+            <w:r>
+              <w:t>7,5 mld USD</w:t>
+            </w:r>
+          </w:p>
+        </w:tc>
+        <w:tc>
+          <w:tcPr>
+            <w:tcW w:type="dxa" w:w="2160"/>
+          </w:tcPr>
+          <w:p>
+            <w:r>
+              <w:t>+900% vs. entry</w:t>
             </w:r>
           </w:p>
         </w:tc>
@@ -658,7 +745,17 @@
     <w:p/>
     <w:p>
       <w:r>
-        <w:t>W ciagu szesciu lat wartosc spolki wzrosla dziesieciokrotnie – z 750 milionow do 7,5 miliarda dolarow. Byl to jeden z najbardziej udanych exitow w historii a16z, potwierdzajacy skutecznosc tezy inwestycyjnej o kluczowej roli narzedzi deweloperskich w ekosystemie technologicznym. Przejecie przez Microsoft – sam w sobie jeden z najwiekszych nabywcow oprogramowania na swiecie – stanowilo walidacje strategicznego znaczenia GitHub jako platformy.</w:t>
+        <w:t>Zwrot z inwestycji dla a16z szacowany jest na ok. 1 mld USD łącznie z obu rund (Series A i follow-on w Series B). Przy pierwotnej inwestycji 100 mln USD w Series A po wycenie 750 mln USD, a16z uzyskał ok. 13,3% udziałów. Po rundzie Series B i związanej z nią dylucji, ale z uwzględnieniem inwestycji follow-on, szacunkowy udział a16z w momencie exit wyniósł ok. 10–12%.</w:t>
+      </w:r>
+    </w:p>
+    <w:p>
+      <w:r>
+        <w:t>Przy wycenie exit na poziomie 7,5 mld USD, wartość pakietu a16z wyniosła szacunkowo 750 mln – 900 mln USD z samej Series A, plus dodatkowy zwrot z inwestycji follow-on w Series B. Łącznie daje to ok. 1 mld USD zwrotu, co stanowi mnożnik ok. 10x na porcji Series A (100 mln USD → ok. 750–900 mln USD) oraz ok. 3–4x na porcji Series B.</w:t>
+      </w:r>
+    </w:p>
+    <w:p>
+      <w:r>
+        <w:t>Inwestycja w GitHub jest uznawana za jeden z najlepszych wyników w portfolio a16z i przykład skuteczności strategii „concentrated bet” – dużej, pojedynczej inwestycji w spółkę o dominującej pozycji rynkowej. Czas trwania inwestycji wyniósł ok. 6 lat (2012–2018), co jest typowe dla funduszu venture capital o horyzoncie 7–10 lat.</w:t>
       </w:r>
     </w:p>
     <w:p>
@@ -674,7 +771,7 @@
         <w:pStyle w:val="Heading3"/>
       </w:pPr>
       <w:r>
-        <w:t>Glowne ryzyka identyfikowane w momencie inwestycji:</w:t>
+        <w:t>Główne ryzyka identyfikowane w momencie inwestycji:</w:t>
       </w:r>
     </w:p>
     <w:p>
@@ -682,7 +779,7 @@
         <w:pStyle w:val="ListParagraph"/>
       </w:pPr>
       <w:r>
-        <w:t>Ryzyko konkurencyjne – w momencie inwestycji (2012) istnialy alternatywne platformy hostingu kodu, w szczegolnosci Bitbucket (nalezacy do Atlassian, oferujacy darmowe prywatne repozytoria) oraz rozwijajacy sie GitLab (platforma open-source z funkcjonalnoscia CI/CD). Istnialo realne zagrozenie, ze konkurent z agresywniejszym modelem cenowym lub lepszymi funkcjami enterprise moze podwazyc dominacje GitHub.</w:t>
+        <w:t>Ryzyko monetyzacji społeczności open source – GitHub miał miliony darmowych użytkowników, ale konwersja na płacących klientów enterprise nie była gwarantowana. Historia branży open source (np. trudności Red Hat) wskazywała na wyzwania w monetyzacji.</w:t>
       </w:r>
     </w:p>
     <w:p>
@@ -690,7 +787,7 @@
         <w:pStyle w:val="ListParagraph"/>
       </w:pPr>
       <w:r>
-        <w:t>Ryzyko uzaleznienia od spolecznosci open source – fundament wartosci GitHub stanowila spolecznosc programistow, ktorej lojalnosc opierala sie na dobrej woli i kulturze open source. Jakiekolwiek dzialania postrzegane jako monetyzacja spolecznosci kosztem jej wartosci (np. ograniczenie darmowych funkcji, kontrowersyjne zmiany regulaminu) mogly spowodowac masowa migracje uzytkownikow.</w:t>
+        <w:t>Ryzyko konkurencji ze strony dużych graczy – Atlassian (Bitbucket), Google (Google Code, później Cloud Source Repositories), Microsoft (CodePlex, później Visual Studio Online) mogły zdecydować się na agresywną konkurencję cenową lub integrację hostingu kodu ze swoimi platformami.</w:t>
       </w:r>
     </w:p>
     <w:p>
@@ -698,7 +795,7 @@
         <w:pStyle w:val="ListParagraph"/>
       </w:pPr>
       <w:r>
-        <w:t>Ryzyko zmian w zarzadzie – w 2014 roku Tom Preston-Werner, wspolzalozyciel i CEO GitHub, zrezygnowal ze stanowiska w okolicznosciach kontrowersyjnych (zarzuty dotyczace kultury organizacyjnej). Zmiana CEO w spolce na wczesnym etapie skalowania enterprise stanowila istotne ryzyko operacyjne i reputacyjne.</w:t>
+        <w:t>Ryzyko koncentracji przychodów – w momencie inwestycji większość przychodów pochodziła z subskrypcji indywidualnych deweloperów, co oznaczało wysoki churn i niską wartość kontraktu (ACV). Pivot na enterprise był konieczny, ale niepewny.</w:t>
       </w:r>
     </w:p>
     <w:p>
@@ -706,7 +803,7 @@
         <w:pStyle w:val="ListParagraph"/>
       </w:pPr>
       <w:r>
-        <w:t>Wyzwania monetyzacyjne (dominacja darmowego modelu) – ogromna wiekszosc uzytkownikow GitHub korzystala z darmowego planu (repozytoria publiczne). Przekonwertowanie nawet niewielkiego odsetka tej bazy na platnych klientow stanowilo fundamentalne wyzwanie biznesowe. Istnialo ryzyko, ze spolka nie znajdzie skutecznego modelu monetyzacji proporcjonalnego do skali platformy.</w:t>
+        <w:t>Ryzyko governance i key-person dependency – firma była silnie zależna od założycieli, szczególnie Toma Prestona-Wernera jako CEO. Brak profesjonalnej struktury zarządczej typowej dla spółki na tym etapie rozwoju.</w:t>
       </w:r>
     </w:p>
     <w:p>
@@ -714,7 +811,7 @@
         <w:pStyle w:val="ListParagraph"/>
       </w:pPr>
       <w:r>
-        <w:t>Ryzyko jednego produktu (single-product risk) – w momencie inwestycji GitHub byl w duzej mierze firma jednoproduktowa (hosting repozytoriow Git). Brak dywersyfikacji oferty stwarzal ryzyko uzaleznienia od jednego strumienia przychodow i podatnosci na disrupcje technologiczna (np. pojawienie sie nowego systemu kontroli wersji wypierajacego Git).</w:t>
+        <w:t>Ryzyko regulacyjne i bezpieczeństwa danych – GitHub hostował kod źródłowy tysięcy firm, co czyniło platformę potencjalnym celem ataków cybernetycznych i rodziło pytania o odpowiedzialność za bezpieczeństwo własności intelektualnej klientów.</w:t>
       </w:r>
     </w:p>
     <w:p>
@@ -722,22 +819,22 @@
         <w:pStyle w:val="Heading3"/>
       </w:pPr>
       <w:r>
-        <w:t>Wnioski o skutecznosci strategii a16z</w:t>
+        <w:t>Wnioski o skuteczności strategii a16z</w:t>
       </w:r>
     </w:p>
     <w:p>
       <w:r>
-        <w:t>Case GitHub doskonale ilustruje wczesnostadialowa strategie a16z oparta na trzech filarach: (1) identyfikacja spolki bedacej infrastruktura krytyczna dla calego sektora technologicznego, (2) wejscie jako jedyny inwestor z duzym czekiem (100 mln USD), co daje wylacznosc relacji i pelna kontrole nad runda, oraz (3) dostarczenie wartosci dodanej wykraczajacej poza kapital – poprzez wsparcie operacyjne, rekrutacyjne i sieciowe.</w:t>
+        <w:t>Inwestycja w GitHub potwierdza skuteczność kilku elementów strategii Andreessen Horowitz. Po pierwsze, model „concentrated bet” – zamiast rozproszyć kapitał, a16z zainwestował całe 100 mln USD jako jedyny inwestor, co dało mu silny wpływ na spółkę i pełną kontrolę nad rundem.</w:t>
       </w:r>
     </w:p>
     <w:p>
       <w:r>
-        <w:t>Silna strona strategii bylo rozpoznanie, ze GitHub – mimo braku poprzedniego finansowania VC – potrzebowal nie tyle kapitalu na biezaca dzialalnosc (spolka byla rentowna), co strategicznego partnera umozliwiajacego transformacje z firmy community-driven w przedsiebiorstwo enterprise-grade. Dziesieciokrotny zwrot w ciagu szesciu lat, z jedynego czeku inwestycyjnego, potwierdza skutecznosc tego podejscia.</w:t>
+        <w:t>Po drugie, teza inwestycyjna oparta na megatrendzie („software eats the world”) okazała się trafna – GitHub rosł proporcjonalnie do rosnącego znaczenia oprogramowania w każdej branży. Po trzecie, wsparcie operacyjne a16z (rekrutacja, strategia enterprise, governance) bezpośrednio przyczyniło się do wzrostu wartości spółki.</w:t>
       </w:r>
     </w:p>
     <w:p>
       <w:r>
-        <w:t>Slaboscia strategii byl ograniczony wplyw na tranzycje CEO w 2014 roku oraz relatywnie dlogi okres (6 lat) do exit’u w porownaniu z niektorymi inwestycjami a16z o szybszych zwrotach. Jednakze cierpliwosc inwestycyjna okazala sie kluczowa – wartosc GitHub rosla organicznie, bez koniecznosci kolejnych rund rozwadniajacych udzialy funduszu.</w:t>
+        <w:t>Wreszcie, decyzja o follow-on w Series B pokazała dyscyplinę inwestycyjną – a16z nie spoczął na laurach po Series A, lecz aktywnie utrzymywał swój udział, inwestując dodatkowy kapitał w rundzie prowadzonej przez inny wiodący fundusz (Sequoia Capital). To świadczy o silnym przekonaniu do tezy inwestycyjnej nawet po trzech latach od pierwotnej inwestycji.</w:t>
       </w:r>
     </w:p>
     <w:p>
@@ -746,11 +843,6 @@
       </w:pPr>
       <w:r>
         <w:t>9. Analiza przedstawicieli funduszu</w:t>
-      </w:r>
-    </w:p>
-    <w:p>
-      <w:r>
-        <w:t>Ponizej przedstawiono analize kluczowych przedstawicieli a16z odpowiedzialnych za inwestycje w GitHub oraz ich publicznych wystapien i materialow zwiazanych z ta transakcja.</w:t>
       </w:r>
     </w:p>
     <w:p>
@@ -763,75 +855,17 @@
     </w:p>
     <w:p>
       <w:r>
-        <w:rPr>
-          <w:b/>
-        </w:rPr>
-        <w:t>Background:</w:t>
-      </w:r>
-      <w:r>
-        <w:t xml:space="preserve"> Dolaczyl do Andreessen Horowitz jako General Partner. Przed a16z pelnil funkcje CEO XenSource – spolki open-source wirtualizacji, ktora zostala sprzedana Citrix Systems w 2007 roku. Nastepnie pelnil role Vice President w Citrix Systems, odpowiadajac za strategie produktowa. Posiada doktorat (PhD) z Massachusetts Institute of Technology (MIT). Jest autorem licznych publikacji na temat modeli biznesowych open source, w tym wplywowego eseju „Why Software Is Eating The World... and What Open Source Has to Do with It” oraz ksiazki poswieconej strategiom monetyzacji open source.</w:t>
+        <w:t>Peter Levine jest General Partnerem w Andreessen Horowitz od 2011 roku. Specjalizuje się w inwestycjach w infrastrukturę oprogramowania, bezpieczeństwo cybernetyczne oraz oprogramowanie enterprise. Przed dołączeniem do a16z pełnił funkcję CEO w XenSource, firmie wirtualizacyjnej przejętej przez Citrix Systems za 500 mln USD w 2007 roku. Następnie pełnił funkcję SVP/GM w Citrix, zarządzając dywizją wirtualizacji serwerów.</w:t>
       </w:r>
     </w:p>
     <w:p>
       <w:r>
-        <w:rPr>
-          <w:b/>
-        </w:rPr>
-        <w:t>Rola w transakcji GitHub:</w:t>
-      </w:r>
-      <w:r>
-        <w:t xml:space="preserve"> Levine pelnil funkcje lead partnera odpowiedzialnego za calosc transakcji ze strony a16z. Po zamknieciu rundy dolaczyl do rady dyrektorow (Board of Directors) GitHub, gdzie aktywnie wspieralo zarzad w kwestiach strategicznych. Jego glowny wklad obejmowal: budowe strategii enterprise go-to-market, doradztwo w zakresie skalowania organizacji inzynierskiej, wsparcie w rekrutacji kadry menedzerskiej (szczegolnie liderow sprzedazy) oraz wykorzystanie sieci kontaktow do strategicznych wprowadzen korporacyjnych.</w:t>
+        <w:t>Levine jest również wykładowcą na Stanford Graduate School of Business, gdzie prowadzi kurs dotyczący open source i modeli biznesowych opartych na społeczności deweloperskiej. Jego wykład „Open Source: From Community to Commercialization” (2016) jest jednym z najbardziej cytowanych materiałów edukacyjnych w temacie ekonomii open source.</w:t>
       </w:r>
     </w:p>
     <w:p>
       <w:r>
-        <w:rPr>
-          <w:b/>
-        </w:rPr>
-        <w:t>Kluczowe materialy publiczne:</w:t>
-      </w:r>
-    </w:p>
-    <w:p>
-      <w:pPr>
-        <w:pStyle w:val="ListParagraph"/>
-      </w:pPr>
-      <w:r>
-        <w:t>Blog a16z – oglosenie inwestycji w GitHub (lipiec 2012), sformulowanie tezy o GitHub jako „infrastrukturze krytycznej dla procesu wytwarzania oprogramowania” i „sieci spolecznosciowej programistow”.</w:t>
-      </w:r>
-    </w:p>
-    <w:p>
-      <w:pPr>
-        <w:pStyle w:val="ListParagraph"/>
-      </w:pPr>
-      <w:r>
-        <w:t>Wyklad Stanford – „Open Source Business Models” – szczegolowa analiza modeli monetyzacji open source, z odniesieniami do GitHub jako case study udanej komercjalizacji platformy developer-centric.</w:t>
-      </w:r>
-    </w:p>
-    <w:p>
-      <w:pPr>
-        <w:pStyle w:val="ListParagraph"/>
-      </w:pPr>
-      <w:r>
-        <w:t>Esej „Why Software Is Eating The World... and What Open Source Has to Do with It” – rozszerzenie tezy Marca Andreessena o wymiar open source, z GitHub jako centralnym przykladem.</w:t>
-      </w:r>
-    </w:p>
-    <w:p>
-      <w:pPr>
-        <w:pStyle w:val="ListParagraph"/>
-      </w:pPr>
-      <w:r>
-        <w:t>Ksiazka o strategiach open source – publikacja akademicka analizujaca modele biznesowe spolek budujacych na spolecznosci open source (GitHub, Red Hat, Cloudera i in.).</w:t>
-      </w:r>
-    </w:p>
-    <w:p>
-      <w:r>
-        <w:rPr>
-          <w:b/>
-        </w:rPr>
-        <w:t>Filozofia:</w:t>
-      </w:r>
-      <w:r>
-        <w:t xml:space="preserve"> Levine konsekwentnie podkresla trzy elementy: (1) open source jako fundament wspolczesnej infrastruktury IT, (2) efekty sieciowe spolecznosci deweloperskiej jako trwala bariera konkurencyjna, (3) model „open-core” (darmowy rdzen + platne funkcje enterprise) jako optymalny sposob monetyzacji platform developer-centric. GitHub stanowil dla niego modelowe wcieleniebie tych zasad.</w:t>
+        <w:t>W kontekście GitHub, Levine objął miejsce w Board of Directors i aktywnie nadzorował rozwój spółki przez cały okres inwestycji (2012–2018). Jego kluczowe kontrybucje obejmowały: strategię enterprise, zarządzanie zmianą CEO w 2014 roku, wsparcie w budowie zespołu zarządczego oraz przygotowanie spółki do procesu M&amp;A zakończonego przejęciem przez Microsoft.</w:t>
       </w:r>
     </w:p>
     <w:p>
@@ -839,72 +873,22 @@
         <w:pStyle w:val="Heading2"/>
       </w:pPr>
       <w:r>
-        <w:t>9.2. Marc Andreessen – wspolzalozyciel i General Partner a16z</w:t>
+        <w:t>9.2. Marc Andreessen – współzałożyciel i General Partner a16z</w:t>
       </w:r>
     </w:p>
     <w:p>
       <w:r>
-        <w:rPr>
-          <w:b/>
-        </w:rPr>
-        <w:t>Background:</w:t>
-      </w:r>
-      <w:r>
-        <w:t xml:space="preserve"> Wspolzalozyciel Netscape Communications (1994 r.), pionier komercyjnego internetu. Wspolzalozyciel Loudcloud/Opsware (sprzedaz do HP w 2007 r.). Wspolzalozyciel Andreessen Horowitz (2009 r.) wraz z Benem Horowitzem. Autor przelomowego manifestu „Why Software Is Eating the World” opublikowanego w Wall Street Journal 20 sierpnia 2011 roku, ktory stal sie fundament intelektualnym strategii inwestycyjnej calego funduszu.</w:t>
+        <w:t>Marc Andreessen, współzałożyciel Andreessen Horowitz, odegrał kluczową rolę w sformułowaniu tezy inwestycyjnej stojącej za inwestycją w GitHub. Jego artykuł „Why Software Is Eating the World” opublikowany w Wall Street Journal w sierpniu 2011 roku – niecały rok przed inwestycją w GitHub – stanowił manifest intelektualny uzasadniający inwestycje w infrastrukturę deweloperską.</w:t>
       </w:r>
     </w:p>
     <w:p>
       <w:r>
-        <w:rPr>
-          <w:b/>
-        </w:rPr>
-        <w:t>Rola w kontekscie GitHub:</w:t>
-      </w:r>
-      <w:r>
-        <w:t xml:space="preserve"> Andreessen nie pelnil formalnej roli w radzie dyrektorow GitHub, ale byl kluczowym wsparciem intelektualnym i narracyjnym dla tezy inwestycyjnej. Jego esej „Software Is Eating the World” stanowil bezposredni fundament tezy o wartosci narzedzi deweloperskich – jezeli oprogramowanie przenika kazda branze, to narzedzia sluząc do jego tworzenia staja sie infrastruktura krytyczna o ogromnym potencjale wartosci. Andreessen wielokrotnie publicznie wypowiadal sie pozytywnie o GitHub jako przykladzie spolki realizujacej te wizje.</w:t>
+        <w:t>Andreessen publicznie pozycjonował GitHub jako „social network for code” i „LinkedIn for developers”, co wzmacniało narracyjną wartość spółki i ułatwiało komunikację tezy inwestycyjnej wobec LP (limited partners) funduszu oraz szerszego rynku. Jego obecność medialna i status w branży technologicznej (twórca Netscape, członek board Facebook/HP/eBay) dodawały wiarygodności inwestycji w oczach potencjalnych klientów enterprise GitHub.</w:t>
       </w:r>
     </w:p>
     <w:p>
       <w:r>
-        <w:rPr>
-          <w:b/>
-        </w:rPr>
-        <w:t>Kluczowe materialy publiczne:</w:t>
-      </w:r>
-    </w:p>
-    <w:p>
-      <w:pPr>
-        <w:pStyle w:val="ListParagraph"/>
-      </w:pPr>
-      <w:r>
-        <w:t>„Why Software Is Eating the World”, Wall Street Journal, 20 sierpnia 2011 r. – manifest stanowiacy fundament teoretyczny tezy a16z o transformacji cyfrowej; GitHub jako przyklad spolki budujac infrastrukture dla „software revolution”.</w:t>
-      </w:r>
-    </w:p>
-    <w:p>
-      <w:pPr>
-        <w:pStyle w:val="ListParagraph"/>
-      </w:pPr>
-      <w:r>
-        <w:t>Wystapienia publiczne i wywiady (2012–2018) – konsekwentne pozycjonowanie GitHub jako jednej z najwazniejszych platform w ekosystemie technologicznym; podkreslanie roli efektow sieciowych i spolecznosci open source.</w:t>
-      </w:r>
-    </w:p>
-    <w:p>
-      <w:pPr>
-        <w:pStyle w:val="ListParagraph"/>
-      </w:pPr>
-      <w:r>
-        <w:t>Blog a16z – liczne wpisy na temat tezy „software eats X” z odniesieniami do portfolio funduszu, w tym GitHub, jako walidacji tego frameworka intelektualnego.</w:t>
-      </w:r>
-    </w:p>
-    <w:p>
-      <w:r>
-        <w:rPr>
-          <w:b/>
-        </w:rPr>
-        <w:t>Filozofia:</w:t>
-      </w:r>
-      <w:r>
-        <w:t xml:space="preserve"> Andreessen traktowal GitHub jako klasyczny przyklad „software eats software development” – platforma cyfrowa restrukturyzujaca sam proces tworzenia oprogramowania. W jego optyce GitHub reprezentowal nowa kategorie „infrastruktury internetu” – nie fizyczne serwery czy sieci, ale warstwe spolecznosciowa i narzedzio wa, na ktorej opiera sie cala wspolczesna produkcja oprogramowania.</w:t>
+        <w:t>Chociaż Andreessen nie pełnił bezpośredniej roli operacyjnej w GitHub (to była domena Petera Levine’a), jego wpływ na poziomie strategicznym i reputacyjnym był znaczący. Teza „software eats the world” stała się samospełniającą się przepowiednią – im więcej firm inwestowało w oprogramowanie, tym więcej deweloperów potrzebowało narzędzi takich jak GitHub.</w:t>
       </w:r>
     </w:p>
     <w:p>
@@ -912,29 +896,22 @@
         <w:pStyle w:val="Heading2"/>
       </w:pPr>
       <w:r>
-        <w:t>9.3. Ben Horowitz – wspolzalozyciel i General Partner a16z</w:t>
+        <w:t>9.3. Ben Horowitz – współzałożyciel i General Partner a16z</w:t>
       </w:r>
     </w:p>
     <w:p>
       <w:r>
-        <w:rPr>
-          <w:b/>
-        </w:rPr>
-        <w:t>Background:</w:t>
-      </w:r>
-      <w:r>
-        <w:t xml:space="preserve"> Wspolzalozyciel a16z (2009 r.), wczesniej CEO Opsware (sprzedaz do HP w 2007 r. za 1,6 mld USD), wczesniej VP w Netscape. Autor bestsellera „The Hard Thing About Hard Things” (2014) o zarzadzaniu spolkami technologicznymi w kryzysie.</w:t>
+        <w:t>Ben Horowitz, współzałożyciel a16z, wniósł do inwestycji w GitHub perspektywę doświadczonego CEO i operatora. Jako były CEO Opsware (przejęty przez HP za 1,6 mld USD w 2007 roku), Horowitz doskonale rozumiał wyzwania skalowania firm infrastrukturalnych i potrzeby klientów enterprise w zakresie narzędzi deweloperskich.</w:t>
       </w:r>
     </w:p>
     <w:p>
       <w:r>
-        <w:rPr>
-          <w:b/>
-        </w:rPr>
-        <w:t>Rola w kontekscie GitHub:</w:t>
+        <w:t>W kontekście GitHub, rola Horowitza była przede wszystkim doradcza i kulturowa. Jako autor książki „The Hard Thing About Hard Things” (2014), Horowitz był naturalnym mentorem dla założycieli GitHub w trudnych momentach – szczególnie podczas kryzysu przywódczego w 2014 roku. Jego filozofia „peacetime CEO vs wartime CEO” mogła mieć wpływ na decyzję o zmianie CEO z Prestona-Wernera na Wanstratha.</w:t>
       </w:r>
+    </w:p>
+    <w:p>
       <w:r>
-        <w:t xml:space="preserve"> Horowitz nie pelnil bezposredniej roli operacyjnej w inwestycji w GitHub (transakcje prowadzil Peter Levine), ale jako wspolzalozyciel funduszu uczestniczyl w procesie decyzyjnym (deal review, investment committee). Jego posrednia rola obejmowala rowniez wsparcie mentorskie dla zarzadu GitHub w kwestiach zarzadzania kryzysowego (szczegolnie istotne podczas tranzycji CEO w 2014 roku) oraz budowy kultury organizacyjnej w warunkach szybkiego wzrostu.</w:t>
+        <w:t>Horowitz był również architektem modelu operacyjnego a16z – tzw. „platform”, czyli zespołu ponad 100 osób wspierających spółki portfolio w rekrutacji, marketingu, sprzedaży i rozwoju biznesu. GitHub był jednym z głównych beneficjentów tego modelu, szczególnie w zakresie budowy zespołu sprzedaży enterprise i ekspansji na rynki międzynarodowe.</w:t>
       </w:r>
     </w:p>
     <w:p>
@@ -949,6 +926,7 @@
       <w:tblPr>
         <w:tblStyle w:val="TableGrid"/>
         <w:tblW w:type="auto" w:w="0"/>
+        <w:jc w:val="left"/>
         <w:tblLook w:firstColumn="1" w:firstRow="1" w:lastColumn="0" w:lastRow="0" w:noHBand="0" w:noVBand="1" w:val="04A0"/>
       </w:tblPr>
       <w:tblGrid>
@@ -1010,7 +988,7 @@
               <w:rPr>
                 <w:b/>
               </w:rPr>
-              <w:t>Kluczowa teza relevantna dla case GitHub</w:t>
+              <w:t>Kluczowa teza</w:t>
             </w:r>
           </w:p>
         </w:tc>
@@ -1021,11 +999,7 @@
             <w:tcW w:type="dxa" w:w="2160"/>
           </w:tcPr>
           <w:p>
-            <w:r/>
             <w:r>
-              <w:rPr>
-                <w:b w:val="0"/>
-              </w:rPr>
               <w:t>1</w:t>
             </w:r>
           </w:p>
@@ -1035,11 +1009,7 @@
             <w:tcW w:type="dxa" w:w="2160"/>
           </w:tcPr>
           <w:p>
-            <w:r/>
             <w:r>
-              <w:rPr>
-                <w:b w:val="0"/>
-              </w:rPr>
               <w:t>Blog a16z – „Software Eating Software Development” (09.07.2012)</w:t>
             </w:r>
           </w:p>
@@ -1049,11 +1019,7 @@
             <w:tcW w:type="dxa" w:w="2160"/>
           </w:tcPr>
           <w:p>
-            <w:r/>
             <w:r>
-              <w:rPr>
-                <w:b w:val="0"/>
-              </w:rPr>
               <w:t>Peter Levine</w:t>
             </w:r>
           </w:p>
@@ -1063,12 +1029,8 @@
             <w:tcW w:type="dxa" w:w="2160"/>
           </w:tcPr>
           <w:p>
-            <w:r/>
             <w:r>
-              <w:rPr>
-                <w:b w:val="0"/>
-              </w:rPr>
-              <w:t>GitHub jako infrastruktura krytyczna dla globalnego procesu wytwarzania oprogramowania; analogia do sieci energetycznych – niewidzialna, ale niezbędna warstwa.</w:t>
+              <w:t>GitHub jako infrastruktura krytyczna procesu wytwarzania oprogramowania; „software eats the tools that build software”.</w:t>
             </w:r>
           </w:p>
         </w:tc>
@@ -1079,11 +1041,7 @@
             <w:tcW w:type="dxa" w:w="2160"/>
           </w:tcPr>
           <w:p>
-            <w:r/>
             <w:r>
-              <w:rPr>
-                <w:b w:val="0"/>
-              </w:rPr>
               <w:t>2</w:t>
             </w:r>
           </w:p>
@@ -1093,11 +1051,7 @@
             <w:tcW w:type="dxa" w:w="2160"/>
           </w:tcPr>
           <w:p>
-            <w:r/>
             <w:r>
-              <w:rPr>
-                <w:b w:val="0"/>
-              </w:rPr>
               <w:t>Wykład Stanford – „Open Source: From Community to Commercialization” (2016)</w:t>
             </w:r>
           </w:p>
@@ -1107,11 +1061,7 @@
             <w:tcW w:type="dxa" w:w="2160"/>
           </w:tcPr>
           <w:p>
-            <w:r/>
             <w:r>
-              <w:rPr>
-                <w:b w:val="0"/>
-              </w:rPr>
               <w:t>Peter Levine</w:t>
             </w:r>
           </w:p>
@@ -1121,12 +1071,8 @@
             <w:tcW w:type="dxa" w:w="2160"/>
           </w:tcPr>
           <w:p>
-            <w:r/>
             <w:r>
-              <w:rPr>
-                <w:b w:val="0"/>
-              </w:rPr>
-              <w:t>Model open-core (darmowy rdzeń + płatne enterprise) jako optymalny mechanizm monetyzacji; GitHub jako case study udanej komercjalizacji społeczności.</w:t>
+              <w:t>Model open-core jako optymalny mechanizm monetyzacji; GitHub jako case study komercjalizacji społeczności deweloperskiej.</w:t>
             </w:r>
           </w:p>
         </w:tc>
@@ -1137,11 +1083,7 @@
             <w:tcW w:type="dxa" w:w="2160"/>
           </w:tcPr>
           <w:p>
-            <w:r/>
             <w:r>
-              <w:rPr>
-                <w:b w:val="0"/>
-              </w:rPr>
               <w:t>3</w:t>
             </w:r>
           </w:p>
@@ -1151,11 +1093,7 @@
             <w:tcW w:type="dxa" w:w="2160"/>
           </w:tcPr>
           <w:p>
-            <w:r/>
             <w:r>
-              <w:rPr>
-                <w:b w:val="0"/>
-              </w:rPr>
               <w:t>Blog a16z – „Why There Will Never Be Another Red Hat” (2014)</w:t>
             </w:r>
           </w:p>
@@ -1165,11 +1103,7 @@
             <w:tcW w:type="dxa" w:w="2160"/>
           </w:tcPr>
           <w:p>
-            <w:r/>
             <w:r>
-              <w:rPr>
-                <w:b w:val="0"/>
-              </w:rPr>
               <w:t>Peter Levine</w:t>
             </w:r>
           </w:p>
@@ -1179,12 +1113,8 @@
             <w:tcW w:type="dxa" w:w="2160"/>
           </w:tcPr>
           <w:p>
-            <w:r/>
             <w:r>
-              <w:rPr>
-                <w:b w:val="0"/>
-              </w:rPr>
-              <w:t>Ekonomia open source preferuje platformy agregujące społeczność nad single-vendor distributions; GitHub = network-effect platform, nie distribution.</w:t>
+              <w:t>Ekonomia open source preferuje platformy agregujące społeczność nad single-vendor distributions; GitHub = network-effect platform.</w:t>
             </w:r>
           </w:p>
         </w:tc>
@@ -1195,11 +1125,7 @@
             <w:tcW w:type="dxa" w:w="2160"/>
           </w:tcPr>
           <w:p>
-            <w:r/>
             <w:r>
-              <w:rPr>
-                <w:b w:val="0"/>
-              </w:rPr>
               <w:t>4</w:t>
             </w:r>
           </w:p>
@@ -1209,11 +1135,7 @@
             <w:tcW w:type="dxa" w:w="2160"/>
           </w:tcPr>
           <w:p>
-            <w:r/>
             <w:r>
-              <w:rPr>
-                <w:b w:val="0"/>
-              </w:rPr>
               <w:t>WSJ – „Why Software Is Eating the World” (20.08.2011)</w:t>
             </w:r>
           </w:p>
@@ -1223,11 +1145,7 @@
             <w:tcW w:type="dxa" w:w="2160"/>
           </w:tcPr>
           <w:p>
-            <w:r/>
             <w:r>
-              <w:rPr>
-                <w:b w:val="0"/>
-              </w:rPr>
               <w:t>Marc Andreessen</w:t>
             </w:r>
           </w:p>
@@ -1237,12 +1155,8 @@
             <w:tcW w:type="dxa" w:w="2160"/>
           </w:tcPr>
           <w:p>
-            <w:r/>
             <w:r>
-              <w:rPr>
-                <w:b w:val="0"/>
-              </w:rPr>
-              <w:t>Oprogramowanie przenika każdą branżę – ergo narzędzia do jego tworzenia to infrastruktura krytyczna o skali rynku proporcjonalnej do całej gospodarki cyfrowej.</w:t>
+              <w:t>Oprogramowanie przenika każdą branżę – narzędzia do jego tworzenia to infrastruktura krytyczna o potencjale wyceny proporcjonalnej do gospodarki cyfrowej.</w:t>
             </w:r>
           </w:p>
         </w:tc>
@@ -1253,11 +1167,7 @@
             <w:tcW w:type="dxa" w:w="2160"/>
           </w:tcPr>
           <w:p>
-            <w:r/>
             <w:r>
-              <w:rPr>
-                <w:b w:val="0"/>
-              </w:rPr>
               <w:t>5</w:t>
             </w:r>
           </w:p>
@@ -1267,11 +1177,7 @@
             <w:tcW w:type="dxa" w:w="2160"/>
           </w:tcPr>
           <w:p>
-            <w:r/>
             <w:r>
-              <w:rPr>
-                <w:b w:val="0"/>
-              </w:rPr>
               <w:t>Wywiady prasowe i Twitter @pmarca (2012–2018)</w:t>
             </w:r>
           </w:p>
@@ -1281,11 +1187,7 @@
             <w:tcW w:type="dxa" w:w="2160"/>
           </w:tcPr>
           <w:p>
-            <w:r/>
             <w:r>
-              <w:rPr>
-                <w:b w:val="0"/>
-              </w:rPr>
               <w:t>Marc Andreessen</w:t>
             </w:r>
           </w:p>
@@ -1295,12 +1197,8 @@
             <w:tcW w:type="dxa" w:w="2160"/>
           </w:tcPr>
           <w:p>
-            <w:r/>
             <w:r>
-              <w:rPr>
-                <w:b w:val="0"/>
-              </w:rPr>
-              <w:t>Publiczna obrona modelu GitHub; pozycjonowanie platformy jako „social network for code” i walidacja tezy software-eats-world.</w:t>
+              <w:t>Publiczna obrona modelu GitHub; pozycjonowanie jako „social network for code” i walidacja tezy software-eats-world.</w:t>
             </w:r>
           </w:p>
         </w:tc>
@@ -1311,11 +1209,7 @@
             <w:tcW w:type="dxa" w:w="2160"/>
           </w:tcPr>
           <w:p>
-            <w:r/>
             <w:r>
-              <w:rPr>
-                <w:b w:val="0"/>
-              </w:rPr>
               <w:t>6</w:t>
             </w:r>
           </w:p>
@@ -1325,11 +1219,49 @@
             <w:tcW w:type="dxa" w:w="2160"/>
           </w:tcPr>
           <w:p>
-            <w:r/>
             <w:r>
-              <w:rPr>
-                <w:b w:val="0"/>
-              </w:rPr>
+              <w:t>TechCrunch – ogłoszenie Series B (29.07.2015)</w:t>
+            </w:r>
+          </w:p>
+        </w:tc>
+        <w:tc>
+          <w:tcPr>
+            <w:tcW w:type="dxa" w:w="2160"/>
+          </w:tcPr>
+          <w:p>
+            <w:r>
+              <w:t>Redakcja (kontekst follow-on)</w:t>
+            </w:r>
+          </w:p>
+        </w:tc>
+        <w:tc>
+          <w:tcPr>
+            <w:tcW w:type="dxa" w:w="2160"/>
+          </w:tcPr>
+          <w:p>
+            <w:r>
+              <w:t>Sequoia i a16z wspólnie wyceniają GitHub na $2B; walidacja strategii enterprise i potwierdzenie tezy o rosnącej wartości platformy.</w:t>
+            </w:r>
+          </w:p>
+        </w:tc>
+      </w:tr>
+      <w:tr>
+        <w:tc>
+          <w:tcPr>
+            <w:tcW w:type="dxa" w:w="2160"/>
+          </w:tcPr>
+          <w:p>
+            <w:r>
+              <w:t>7</w:t>
+            </w:r>
+          </w:p>
+        </w:tc>
+        <w:tc>
+          <w:tcPr>
+            <w:tcW w:type="dxa" w:w="2160"/>
+          </w:tcPr>
+          <w:p>
+            <w:r>
               <w:t>Microsoft Official Blog – ogłoszenie przejęcia (04.06.2018)</w:t>
             </w:r>
           </w:p>
@@ -1339,11 +1271,7 @@
             <w:tcW w:type="dxa" w:w="2160"/>
           </w:tcPr>
           <w:p>
-            <w:r/>
             <w:r>
-              <w:rPr>
-                <w:b w:val="0"/>
-              </w:rPr>
               <w:t>Satya Nadella (kontekst exit)</w:t>
             </w:r>
           </w:p>
@@ -1353,11 +1281,7 @@
             <w:tcW w:type="dxa" w:w="2160"/>
           </w:tcPr>
           <w:p>
-            <w:r/>
             <w:r>
-              <w:rPr>
-                <w:b w:val="0"/>
-              </w:rPr>
               <w:t>Microsoft widzi GitHub jako fundament developer community; cena $7.5B waliduje tezę a16z o wartości developer infrastructure.</w:t>
             </w:r>
           </w:p>
@@ -1369,12 +1293,8 @@
             <w:tcW w:type="dxa" w:w="2160"/>
           </w:tcPr>
           <w:p>
-            <w:r/>
             <w:r>
-              <w:rPr>
-                <w:b w:val="0"/>
-              </w:rPr>
-              <w:t>7</w:t>
+              <w:t>8</w:t>
             </w:r>
           </w:p>
         </w:tc>
@@ -1383,11 +1303,7 @@
             <w:tcW w:type="dxa" w:w="2160"/>
           </w:tcPr>
           <w:p>
-            <w:r/>
             <w:r>
-              <w:rPr>
-                <w:b w:val="0"/>
-              </w:rPr>
               <w:t>Wired – śledztwo dot. zmiany CEO GitHub (2014)</w:t>
             </w:r>
           </w:p>
@@ -1397,11 +1313,7 @@
             <w:tcW w:type="dxa" w:w="2160"/>
           </w:tcPr>
           <w:p>
-            <w:r/>
             <w:r>
-              <w:rPr>
-                <w:b w:val="0"/>
-              </w:rPr>
               <w:t>Redakcja (kontekst ryzyka)</w:t>
             </w:r>
           </w:p>
@@ -1411,22 +1323,14 @@
             <w:tcW w:type="dxa" w:w="2160"/>
           </w:tcPr>
           <w:p>
-            <w:r/>
             <w:r>
-              <w:rPr>
-                <w:b w:val="0"/>
-              </w:rPr>
-              <w:t>Kontrowersje kulturowe i zmiana CEO jako test governance; a16z (Levine w board) zarządzał tranzycją bez utraty momentum operacyjnego.</w:t>
+              <w:t>Kontrowersje kulturowe i zmiana CEO jako test governance; a16z (Levine w board) zarządził tranzycją bez utraty momentum.</w:t>
             </w:r>
           </w:p>
         </w:tc>
       </w:tr>
     </w:tbl>
-    <w:p>
-      <w:pPr>
-        <w:pStyle w:val="Normal"/>
-      </w:pPr>
-    </w:p>
+    <w:p/>
     <w:p>
       <w:pPr>
         <w:pStyle w:val="Heading3"/>
@@ -1440,7 +1344,7 @@
         <w:pStyle w:val="ListParagraph"/>
       </w:pPr>
       <w:r>
-        <w:t xml:space="preserve">Spójność tezy w czasie – stanowiska a16z dot. GitHub, developer tools i open source jako infrastruktury są niezmiennie powtarzane od 2012 r. (blog inwestycyjny) przez 2014 (ekonomia open source) aż po 2016 (wykład Stanford). Brak retoryki obronnej po kontrowersji CEO 2014, co sugeruje silne przekonanie o trwałości tezy niezależnie od incydentów zarządczych.</w:t>
+        <w:t>Peter Levine był architektem tezy inwestycyjnej i głównym opiekunem spółki w portfolio. Jego ekspertyza w zakresie open source i enterprise software bezpośrednio przełożyła się na strategię monetyzacji GitHub.</w:t>
       </w:r>
     </w:p>
     <w:p>
@@ -1448,7 +1352,7 @@
         <w:pStyle w:val="ListParagraph"/>
       </w:pPr>
       <w:r>
-        <w:t xml:space="preserve">Personalna relacja Levine – Wanstrath – Levine w materiałach publicznych konsekwentnie podkreśla autonomię operacyjną zarządu GitHub i rolę a16z jako partnera strategicznego, nie mikrozarządcy. Ten model relacji board member-CEO jest charakterystyczny dla filozofii a16z „founder-friendly”.</w:t>
+        <w:t>Marc Andreessen dostarczył ramowy intelektualny („software eats the world”) i publiczną walidację tezy, co wzmocniło pozycję GitHub w oczach rynku i potencjalnych klientów.</w:t>
       </w:r>
     </w:p>
     <w:p>
@@ -1456,7 +1360,7 @@
         <w:pStyle w:val="ListParagraph"/>
       </w:pPr>
       <w:r>
-        <w:t xml:space="preserve">Otwartość komunikacyjna jako element value-add – publiczne pozycjonowanie GitHub przez Levine’a i Andreessena w mediach branżowych (blogi, wykłady, Twitter) wpłynęło na percepcję narracyjną platformy wśród CTO i VP of Engineering w korporacjach, przyspieszając adopcję enterprise.</w:t>
+        <w:t>Strategia a16z wobec GitHub łączyła elementy thesis-driven investing (makro-teza o roli oprogramowania) z hands-on operational support (rekrutacja, enterprise, governance).</w:t>
       </w:r>
     </w:p>
     <w:p>
@@ -1464,7 +1368,7 @@
         <w:pStyle w:val="ListParagraph"/>
       </w:pPr>
       <w:r>
-        <w:t xml:space="preserve">Słabość: ograniczona komunikacja w trudnych momentach – po kontrowersji CEO w 2014 r. a16z nie publikował materiałów wyjaśniających ani komentarzy publicznych. Komunikacja jest asymetryczna – mocna w okresach wzrostu, milcząca w kryzysie.</w:t>
+        <w:t>Decyzja o follow-on w Series B (2015) dowodzi dyscypliny inwestycyjnej i wysokiego conviction – a16z nie tylko utrzymał pozycję, ale zwiększył ekspozycję na spółkę nawet po znacznym wzroście wyceny.</w:t>
       </w:r>
     </w:p>
     <w:p>
@@ -1472,13 +1376,8 @@
         <w:pStyle w:val="ListParagraph"/>
       </w:pPr>
       <w:r>
-        <w:t xml:space="preserve">Konsekwentne ramy intelektualne – obaj kluczowi przedstawiciele (Levine, Andreessen) używają tych samych ram analitycznych (network effects, open-core monetization, software eating world, developer infrastructure), co świadczy o spójności instytucjonalnej tezy inwestycyjnej funduszu i eliminuje ryzyko „narrative drift” w trakcie 6-letniego okresu holdowania.</w:t>
+        <w:t>Case study GitHub ilustruje pełny cykl wartości a16z: identyfikacja megatrendu → concentrated bet → operational support → follow-on → exit przez M&amp;A. Całkowity zwrot ok. 10x na Series A potwierdza skuteczność tego modelu.</w:t>
       </w:r>
-    </w:p>
-    <w:p>
-      <w:pPr>
-        <w:pStyle w:val="Normal"/>
-      </w:pPr>
     </w:p>
     <w:p>
       <w:pPr>
@@ -1489,225 +1388,79 @@
       </w:r>
     </w:p>
     <w:p>
-      <w:pPr>
-        <w:pStyle w:val="ListParagraph"/>
-      </w:pPr>
       <w:r>
-        <w:t xml:space="preserve">TechCrunch – „Andreessen Horowitz Puts $100 Million Into GitHub” (9 lipca 2012). URL: </w:t>
+        <w:t>1. TechCrunch – „Andreessen Horowitz Puts $100 Million Into GitHub” (9 lipca 2012). URL: https://techcrunch.com/2012/07/09/andreessen-horowitz-puts-100-million-in-github/</w:t>
       </w:r>
-      <w:hyperlink r:id="rId9">
-        <w:r>
-          <w:rPr>
-            <w:color w:val="0563C1"/>
-            <w:u w:val="single"/>
-          </w:rPr>
-          <w:t>https://techcrunch.com/2012/07/09/andreessen-horowitz-puts-100-million-in-github/</w:t>
-        </w:r>
-      </w:hyperlink>
     </w:p>
     <w:p>
-      <w:pPr>
-        <w:pStyle w:val="ListParagraph"/>
-      </w:pPr>
       <w:r>
-        <w:t xml:space="preserve">Wall Street Journal – „Why Software Is Eating the World” (Marc Andreessen, 20 sierpnia 2011). URL: </w:t>
+        <w:t>2. Wall Street Journal – „Why Software Is Eating the World” (Marc Andreessen, 20 sierpnia 2011). URL: https://www.wsj.com/articles/SB10001424053111903480904576512250915629460</w:t>
       </w:r>
-      <w:hyperlink r:id="rId10">
-        <w:r>
-          <w:rPr>
-            <w:color w:val="0563C1"/>
-            <w:u w:val="single"/>
-          </w:rPr>
-          <w:t>https://www.wsj.com/articles/SB10001424053111903480904576512250915629460</w:t>
-        </w:r>
-      </w:hyperlink>
     </w:p>
     <w:p>
-      <w:pPr>
-        <w:pStyle w:val="ListParagraph"/>
-      </w:pPr>
       <w:r>
-        <w:t xml:space="preserve">Bloomberg – „Microsoft Agrees to Acquire GitHub for $7.5 Billion” (4 czerwca 2018). URL: </w:t>
+        <w:t>3. Bloomberg – „Microsoft Agrees to Acquire GitHub for $7.5 Billion” (4 czerwca 2018). URL: https://www.bloomberg.com/news/articles/2018-06-04/microsoft-is-said-to-have-agreed-to-acquire-coding-site-github</w:t>
       </w:r>
-      <w:hyperlink r:id="rId11">
-        <w:r>
-          <w:rPr>
-            <w:color w:val="0563C1"/>
-            <w:u w:val="single"/>
-          </w:rPr>
-          <w:t>https://www.bloomberg.com/news/articles/2018-06-04/microsoft-is-said-to-have-agreed-to-acquire-coding-site-github</w:t>
-        </w:r>
-      </w:hyperlink>
     </w:p>
     <w:p>
-      <w:pPr>
-        <w:pStyle w:val="ListParagraph"/>
-      </w:pPr>
       <w:r>
-        <w:t xml:space="preserve">Microsoft Official Blog – „Microsoft to acquire GitHub for $7.5 billion” (4 czerwca 2018). URL: </w:t>
+        <w:t>4. Microsoft Official Blog – „Microsoft to acquire GitHub for $7.5 billion” (4 czerwca 2018). URL: https://news.microsoft.com/2018/06/04/microsoft-to-acquire-github-for-7-5-billion/</w:t>
       </w:r>
-      <w:hyperlink r:id="rId12">
-        <w:r>
-          <w:rPr>
-            <w:color w:val="0563C1"/>
-            <w:u w:val="single"/>
-          </w:rPr>
-          <w:t>https://news.microsoft.com/2018/06/04/microsoft-to-acquire-github-for-7-5-billion/</w:t>
-        </w:r>
-      </w:hyperlink>
     </w:p>
     <w:p>
-      <w:pPr>
-        <w:pStyle w:val="ListParagraph"/>
-      </w:pPr>
       <w:r>
-        <w:t xml:space="preserve">Microsoft 8-K SEC Filing – dokument regulacyjny. URL: </w:t>
+        <w:t>5. Microsoft 8-K SEC Filing – dokument regulacyjny dotyczący przejęcia. URL: https://www.sec.gov/cgi-bin/browse-edgar?action=getcompany&amp;CIK=0000789019&amp;type=8-K&amp;dateb=&amp;owner=include&amp;count=40</w:t>
       </w:r>
-      <w:hyperlink r:id="rId13">
-        <w:r>
-          <w:rPr>
-            <w:color w:val="0563C1"/>
-            <w:u w:val="single"/>
-          </w:rPr>
-          <w:t>https://www.sec.gov/cgi-bin/browse-edgar?action=getcompany&amp;CIK=0000789019&amp;type=8-K&amp;dateb=&amp;owner=include&amp;count=40</w:t>
-        </w:r>
-      </w:hyperlink>
     </w:p>
     <w:p>
-      <w:pPr>
-        <w:pStyle w:val="ListParagraph"/>
-      </w:pPr>
       <w:r>
-        <w:t xml:space="preserve">Andreessen Horowitz (a16z.com) – strona portfolio GitHub. URL: </w:t>
+        <w:t>6. Andreessen Horowitz (a16z.com) – strona portfolio GitHub. URL: https://a16z.com/portfolio/github/</w:t>
       </w:r>
-      <w:hyperlink r:id="rId14">
-        <w:r>
-          <w:rPr>
-            <w:color w:val="0563C1"/>
-            <w:u w:val="single"/>
-          </w:rPr>
-          <w:t>https://a16z.com/portfolio/github/</w:t>
-        </w:r>
-      </w:hyperlink>
     </w:p>
     <w:p>
-      <w:pPr>
-        <w:pStyle w:val="ListParagraph"/>
-      </w:pPr>
       <w:r>
-        <w:t xml:space="preserve">Peter Levine – wykład Stanford „Open Source: From Community to Commercialization” (2016). URL: </w:t>
+        <w:t>7. Peter Levine – wykład Stanford „Open Source: From Community to Commercialization” (2016). URL: https://www.youtube.com/watch?v=c9Tn2nEPp7A</w:t>
       </w:r>
-      <w:hyperlink r:id="rId15">
-        <w:r>
-          <w:rPr>
-            <w:color w:val="0563C1"/>
-            <w:u w:val="single"/>
-          </w:rPr>
-          <w:t>https://www.youtube.com/watch?v=c9Tn2nEPp7A</w:t>
-        </w:r>
-      </w:hyperlink>
     </w:p>
     <w:p>
-      <w:pPr>
-        <w:pStyle w:val="ListParagraph"/>
-      </w:pPr>
       <w:r>
-        <w:t xml:space="preserve">Peter Levine – blog a16z „Why There Will Never Be Another Red Hat: The Economics of Open Source” (2014). URL: </w:t>
+        <w:t>8. Peter Levine – blog a16z „Why There Will Never Be Another Red Hat: The Economics of Open Source” (2014). URL: https://a16z.com/why-there-will-never-be-another-redhat-the-economics-of-open-source/</w:t>
       </w:r>
-      <w:hyperlink r:id="rId16">
-        <w:r>
-          <w:rPr>
-            <w:color w:val="0563C1"/>
-            <w:u w:val="single"/>
-          </w:rPr>
-          <w:t>https://a16z.com/why-there-will-never-be-another-redhat-the-economics-of-open-source/</w:t>
-        </w:r>
-      </w:hyperlink>
     </w:p>
     <w:p>
-      <w:pPr>
-        <w:pStyle w:val="ListParagraph"/>
-      </w:pPr>
       <w:r>
-        <w:t xml:space="preserve">Crunchbase – profil finansowy GitHub Inc. URL: </w:t>
+        <w:t>9. Crunchbase – profil finansowy GitHub Inc. URL: https://www.crunchbase.com/organization/github</w:t>
       </w:r>
-      <w:hyperlink r:id="rId17">
-        <w:r>
-          <w:rPr>
-            <w:color w:val="0563C1"/>
-            <w:u w:val="single"/>
-          </w:rPr>
-          <w:t>https://www.crunchbase.com/organization/github</w:t>
-        </w:r>
-      </w:hyperlink>
     </w:p>
     <w:p>
-      <w:pPr>
-        <w:pStyle w:val="ListParagraph"/>
-      </w:pPr>
       <w:r>
-        <w:t xml:space="preserve">PitchBook – profil GitHub Inc. URL: </w:t>
+        <w:t>10. PitchBook – profil GitHub Inc. URL: https://pitchbook.com/profiles/github-inc</w:t>
       </w:r>
-      <w:hyperlink r:id="rId18">
-        <w:r>
-          <w:rPr>
-            <w:color w:val="0563C1"/>
-            <w:u w:val="single"/>
-          </w:rPr>
-          <w:t>https://pitchbook.com/profiles/github-inc</w:t>
-        </w:r>
-      </w:hyperlink>
     </w:p>
     <w:p>
-      <w:pPr>
-        <w:pStyle w:val="ListParagraph"/>
-      </w:pPr>
       <w:r>
-        <w:t xml:space="preserve">Wired – „GitHub Has Been Hacked by Tom Preston-Werner’s Wife’s Harassment” (kwiecień 2014). URL: </w:t>
+        <w:t>11. Wired – „The GitHub Investigation” (kwiecień 2014). URL: https://www.wired.com/2014/04/the-github-investigation/</w:t>
       </w:r>
-      <w:hyperlink r:id="rId19">
-        <w:r>
-          <w:rPr>
-            <w:color w:val="0563C1"/>
-            <w:u w:val="single"/>
-          </w:rPr>
-          <w:t>https://www.wired.com/2014/04/the-github-investigation/</w:t>
-        </w:r>
-      </w:hyperlink>
     </w:p>
     <w:p>
-      <w:pPr>
-        <w:pStyle w:val="ListParagraph"/>
-      </w:pPr>
       <w:r>
-        <w:t xml:space="preserve">Fortune – „Microsoft’s $7.5B GitHub acquisition: By the numbers” (czerwiec 2018). URL: </w:t>
+        <w:t>12. Fortune – „Why Microsoft is willing to pay $7.5 billion for GitHub” (czerwiec 2018). URL: https://fortune.com/2018/06/04/microsoft-github-acquisition/</w:t>
       </w:r>
-      <w:hyperlink r:id="rId20">
-        <w:r>
-          <w:rPr>
-            <w:color w:val="0563C1"/>
-            <w:u w:val="single"/>
-          </w:rPr>
-          <w:t>https://fortune.com/2018/06/04/microsoft-github-acquisition/</w:t>
-        </w:r>
-      </w:hyperlink>
     </w:p>
     <w:p>
-      <w:pPr>
-        <w:pStyle w:val="ListParagraph"/>
-      </w:pPr>
       <w:r>
-        <w:t xml:space="preserve">Peter Levine – blog a16z „Software Eating Software Development” (lipiec 2012). URL: </w:t>
+        <w:t>13. Peter Levine – blog a16z „Software Eating Software Development” (lipiec 2012). URL: https://a16z.com/2012/07/09/software-eating-software-development/</w:t>
       </w:r>
-      <w:hyperlink r:id="rId21">
-        <w:r>
-          <w:rPr>
-            <w:color w:val="0563C1"/>
-            <w:u w:val="single"/>
-          </w:rPr>
-          <w:t>https://a16z.com/2012/07/09/software-eating-software-development/</w:t>
-        </w:r>
-      </w:hyperlink>
+    </w:p>
+    <w:p>
+      <w:r>
+        <w:t>14. TechCrunch – „GitHub Raises $250M Series B Round To Boost Enterprise Offering” (lipiec 2015). URL: https://techcrunch.com/2015/07/29/github-raises-250m-series-b-round-to-boost-enterprise-offering/</w:t>
+      </w:r>
+    </w:p>
+    <w:p>
+      <w:r>
+        <w:t>15. The New York Times – „GitHub, Long a Favorite of Programmers, Raises $250 Million” (lipiec 2015). URL: https://www.nytimes.com/2015/07/29/technology/github-raises-250-million-in-new-funding-round.html</w:t>
+      </w:r>
     </w:p>
     <w:sectPr>
       <w:pgSz w:w="12240" w:h="15840"/>
@@ -2082,6 +1835,10 @@
     <w:name w:val="Normal"/>
     <w:qFormat/>
     <w:rsid w:val="00FC693F"/>
+    <w:rPr>
+      <w:rFonts w:ascii="Calibri" w:hAnsi="Calibri"/>
+      <w:sz w:val="22"/>
+    </w:rPr>
   </w:style>
   <w:style w:type="paragraph" w:styleId="Header">
     <w:name w:val="header"/>

--- a/GitHub_a16z_case_study.docx
+++ b/GitHub_a16z_case_study.docx
@@ -11,18 +11,12 @@
     <w:p>
       <w:pPr/>
       <w:r>
-        <w:rPr>
-          <w:b/>
-        </w:rPr>
         <w:t>Andreessen Horowitz (a16z)</w:t>
       </w:r>
     </w:p>
     <w:p>
       <w:pPr/>
       <w:r>
-        <w:rPr>
-          <w:b/>
-        </w:rPr>
         <w:t>Case study: Inwestycja a16z w GitHub Inc.</w:t>
       </w:r>
     </w:p>
@@ -36,23 +30,17 @@
     </w:p>
     <w:p>
       <w:r>
-        <w:rPr>
-          <w:b/>
-        </w:rPr>
-        <w:t>GitHub Inc.</w:t>
-      </w:r>
-      <w:r>
-        <w:t xml:space="preserve"> to amerykańska spółka technologiczna założona w 2008 roku przez Toma Preston-Wernera, Chrisa Wanstratha, PJ Hyetta oraz Scotta Chacona z siedzibą w San Francisco, Kalifornia. Firma stworzyła platformę internetową opartą na rozproszonym systemie kontroli wersji Git, umożliwiającą programistom hostowanie repozytoriów kodu źródłowego, współpracę nad projektami, przegląd kodu (code review), zarządzanie zgłoszeniami (issue tracking) oraz automatyzację procesów wytwarzania oprogramowania (CI/CD). GitHub szybko stał się de facto standardem w branży, zarówno wśród indywidualnych programistów, jak i zespołów korporacyjnych.</w:t>
+        <w:t>GitHub został założony w 2008 roku przez Toma Prestona-Wernera, Chrisa Wanstratha i PJ Hyetta w San Francisco. Platforma umożliwiała kontrolię wersji opartą na systemie Git, hosting kodu źródłowego, współpracę zespołową, przegląd kodu (code review), zarządzanie zgłoszeniami (issue tracking) oraz ciągłą integrację i dostarczanie (CI/CD). W krótkim czasie GitHub stał się de facto standardem w branży.</w:t>
       </w:r>
     </w:p>
     <w:p>
       <w:r>
-        <w:t>W momencie inwestycji a16z w lipcu 2012 roku platforma obsługiwała już ponad 3,5 miliona użytkowników i hostowała kilkanaście milionów repozytoriów kodu. GitHub działał w modelu freemium – oferując darmowy hosting repozytoriów publicznych (co napędzało ekosystem open source) oraz płatne konta dla repozytoriów prywatnych, zespołów i organizacji. Wyjątkowym aspektem historii GitHub był fakt, że przez pierwsze cztery lata działalności (2008–2012) firma rozwijała się bez jakiegokolwiek zewnętrznego finansowania venture capital, korzystając wyłącznie z przychodów operacyjnych i oszczędności założycieli (bootstrapping). Była to rzadkość wśród szybko rosnących spółek technologicznych Doliny Krzemowej tamtego okresu.</w:t>
+        <w:t>W momencie inwestycji a16z (lipiec 2012) platforma miała ponad 3,5 miliona użytkowników i miliony repozytoriów. Model biznesowy opierał się na freemium – darmowy dostęp dla projektów open source, płatne plany dla prywatnych repozytoriów i zespołów. GitHub działał w modelu bootstrapped przez 4 lata (2008–2012) bez jakiegokolwiek finansowania venture capital. Było to rzadkością w Dolinie Krzemowej.</w:t>
       </w:r>
     </w:p>
     <w:p>
       <w:r>
-        <w:t>GitHub pełnił unikalną rolę w ekosystemie technologicznym – był jednocześnie narzędziem deweloperskim, siecią społecznościową programistów (tzw. „social network for code”) oraz platformą infrastrukturalną dla projektów open source. Efekty sieciowe wynikające z koncentracji społeczności deweloperskiej na jednej platformie tworzyły potężną barierę wejścia dla konkurencji i czyniły GitHub krytycznym elementem globalnej infrastruktury wytwarzania oprogramowania.</w:t>
+        <w:t>GitHub pełnił unikatową rolę: był jednocześnie narzędziem deweloperskim, siecią społecznościową dla kodu oraz infrastrukturą dla projektów open source. Efekty sieciowe (network effects) tworzyły silny moat konkurencyjny.</w:t>
       </w:r>
     </w:p>
     <w:p>
@@ -299,6 +287,28 @@
           </w:p>
         </w:tc>
       </w:tr>
+      <w:tr>
+        <w:tc>
+          <w:tcPr>
+            <w:tcW w:type="dxa" w:w="4320"/>
+          </w:tcPr>
+          <w:p>
+            <w:r>
+              <w:t>Późniejsze rundy</w:t>
+            </w:r>
+          </w:p>
+        </w:tc>
+        <w:tc>
+          <w:tcPr>
+            <w:tcW w:type="dxa" w:w="4320"/>
+          </w:tcPr>
+          <w:p>
+            <w:r>
+              <w:t>Series B (lipiec 2015): 250 mln USD, lead Sequoia Capital, a16z follow-on</w:t>
+            </w:r>
+          </w:p>
+        </w:tc>
+      </w:tr>
     </w:tbl>
     <w:p>
       <w:pPr>
@@ -310,7 +320,7 @@
     </w:p>
     <w:p>
       <w:r>
-        <w:t>Inwestycja została zrealizowana z głównego funduszu venture a16z. Była to jedna z największych rund Series A w historii branży technologicznej – 100 milionów dolarów od jednego inwestora w spółkę, która wcześniej nie pozyskiwała kapitału zewnętrznego. Pozyskane środki miały zostać przeznaczone na skalowanie platformy, rozwój produktu korporacyjnego GitHub Enterprise (wersja on-premises dla dużych organizacji), rekrutację talentów inżynierskich i menedżerskich oraz ekspansję międzynarodową.</w:t>
+        <w:t>Inwestycja pochodziła z głównego funduszu venture a16z. Była to jedna z największych rund Series A w historii – 100 mln USD od jednego inwestora w spółkę bez wcześniejszego finansowania VC. Środki przeznaczono na: skalowanie platformy, rozwój GitHub Enterprise (wersja on-premises), rekrutację talentów oraz ekspansję międzynarodową.</w:t>
       </w:r>
     </w:p>
     <w:p>
@@ -323,7 +333,7 @@
         <w:pStyle w:val="ListParagraph"/>
       </w:pPr>
       <w:r>
-        <w:t>Narzędzia deweloperskie jako infrastruktura krytyczna – GitHub stanowił fundament procesu wytwarzania oprogramowania dla milionów programistów na świecie. Analogicznie do infrastruktury fizycznej (sieci energetyczne, telekomunikacja), platforma ta była niezbędna do funkcjonowania całego ekosystemu technologicznego.</w:t>
+        <w:t>Narzędzia deweloperskie jako infrastruktura krytyczna – każda firma technologiczna potrzebuje systemu kontroli wersji i współpracy nad kodem.</w:t>
       </w:r>
     </w:p>
     <w:p>
@@ -331,7 +341,7 @@
         <w:pStyle w:val="ListParagraph"/>
       </w:pPr>
       <w:r>
-        <w:t>„Software is eating the world” zastosowane do narzędzi deweloperskich – zgodnie z manifestem Marca Andreessena z 2011 roku, oprogramowanie przenika każdą branżę gospodarki. Konsekwentnie, narzędzia wykorzystywane przez twórców tego oprogramowania zyskały strategiczne znaczenie i potencjał monetyzacji proporcjonalny do rynku, który obsługują.</w:t>
+        <w:t>„Software is eating the world” w zastosowaniu do narzędzi deweloperskich – narracja Marca Andreessena z manifestu opublikowanego w Wall Street Journal w sierpniu 2011 r.</w:t>
       </w:r>
     </w:p>
     <w:p>
@@ -339,7 +349,7 @@
         <w:pStyle w:val="ListParagraph"/>
       </w:pPr>
       <w:r>
-        <w:t>GitHub jako sieć społecznościowa dla kodu (social network for code) – platforma zyskała unikalne efekty sieciowe: każdy nowy użytkownik zwiększał wartość platformy dla pozostałych (więcej kontrybutorów, więcej projektów open source, lepsza widoczność portfolio programisty). Profil na GitHub stał się de facto CV programisty.</w:t>
+        <w:t>GitHub jako sieć społecznościowa dla kodu – efekty sieciowe, profil użytkownika jako CV dewelopera, organiczny wzrost.</w:t>
       </w:r>
     </w:p>
     <w:p>
@@ -347,7 +357,7 @@
         <w:pStyle w:val="ListParagraph"/>
       </w:pPr>
       <w:r>
-        <w:t>Ekspansja na rynek korporacyjny (enterprise opportunity) – GitHub Enterprise, produkt on-premises dedykowany dużym organizacjom, oferował wielokrotnie wyższe przychody per użytkownik niż model consumer. Rynek korporacyjny stanowił ogromną szansę na monetyzację bez narażania darmowego modelu dla społeczności open source.</w:t>
+        <w:t>Możliwość ekspansji enterprise – GitHub Enterprise (on-premises), wyższy przychód na użytkownika, konwersja z darmowego na płatny plan.</w:t>
       </w:r>
     </w:p>
     <w:p>
@@ -355,12 +365,12 @@
         <w:pStyle w:val="ListParagraph"/>
       </w:pPr>
       <w:r>
-        <w:t>Efekty sieciowe społeczności open source – koncentracja projektów open source na GitHub tworzyła samowzmacniający się cykl: deweloperzy szli tam, gdzie były projekty, a projekty były tam, gdzie byli deweloperzy. Ta dynamika czyniła pozycję GitHub niezwykle trudną do podważenia przez konkurencję.</w:t>
+        <w:t>Efekty sieciowe społeczności open source – samowzmacniający się cykl: więcej projektów → więcej deweloperów → więcej projektów.</w:t>
       </w:r>
     </w:p>
     <w:p>
       <w:r>
-        <w:t>Peter Levine we wpisie blogowym a16z podkreślał, że GitHub to nie tylko repozytorium kodu, ale cały ekosystem współpracy deweloperskiej – analogiczny do sieci społecznościowych, ale skoncentrowany na produktywności i tworzeniu wartości. Decyzja o inwestycji 100 milionów dolarów w Series A (bez współinwestorów) była wyrazem niezwykle silnego przekonania a16z o potencjale spółki.</w:t>
+        <w:t>Levine opublikował wpis na blogu a16z w dniu ogłoszenia inwestycji, w którym zarysował swoje przekonanie o GitHub jako infrastrukturze krytycznej procesu wytwarzania oprogramowania. Artykuł potwierdzał głębokie zaangażowanie intelektualne i strategiczne a16z w tę transakcję.</w:t>
       </w:r>
     </w:p>
     <w:p>
@@ -373,18 +383,12 @@
     </w:p>
     <w:p>
       <w:r>
-        <w:rPr>
-          <w:b/>
-        </w:rPr>
-        <w:t>Peter Levine – General Partner</w:t>
-      </w:r>
-      <w:r>
-        <w:t xml:space="preserve"> w Andreessen Horowitz, prowadził transakcję ze strony funduszu i dołączył do rady dyrektorów (Board of Directors) GitHub po zamknięciu rundy. Levine posiadał wyjątkowe kompetencje do oceny tej inwestycji: był wcześniej CEO XenSource (spółki open-source wirtualizacji sprzedanej Citrix Systems w 2007 r.), pełnił funkcję Vice President w Citrix Systems, a także posiadał doktorat z MIT. Jego głębokie zrozumienie modeli biznesowych opartych na open source oraz dynamiki społeczności deweloperskiej czyniło go idealnym partnerem do oceny potencjału GitHub.</w:t>
+        <w:t>Peter Levine – General Partner w Andreessen Horowitz. Prowadził transakcję i dołączył do Board of Directors GitHub. Wcześniej pełnił funkcję CEO XenSource (open-source’owa wirtualizacja, sprzedana Citrix w 2007 r.), VP w Citrix Systems, posiada doktorat (PhD) z MIT. Miał głębokie zrozumienie modeli biznesowych opartych na open source.</w:t>
       </w:r>
     </w:p>
     <w:p>
       <w:r>
-        <w:t>Levine specjalizował się w inwestycjach w infrastrukturę oprogramowania, narzędzia deweloperskie i systemy enterprise. W portfolio a16z odpowiadał za szereg inwestycji w sektorze infrastrukturalnym. Jego doświadczenie operacyjne jako CEO i VP w spółkach technologicznych pozwalało mu oferować zarządom spółek portfelowych praktyczne wsparcie w zakresie skalowania organizacji, budowy procesów sprzedaży enterprise oraz zarządzania społecznościami open source.</w:t>
+        <w:t>Specjalizował się w infrastrukturze oprogramowania, narzędziach deweloperskich i systemach enterprise. Doświadczenie operacyjne jako CEO i VP pozwalało mu zapewniać praktyczne wsparcie spółkom portfelowym.</w:t>
       </w:r>
     </w:p>
     <w:p>
@@ -397,7 +401,7 @@
     </w:p>
     <w:p>
       <w:r>
-        <w:t>Wsparcie a16z dla GitHub po wejściu kapitałowym miało charakter zarówno strategiczny, jak i operacyjny – typowy dla wczesnostadialnych inwestycji funduszu, w których a16z stosuje model „high-touch”. Fundusz zaangażował pełen zakres swoich zasobów operacyjnych, sieciowych i doradczych w celu przyspieszenia transformacji GitHub z platformy społecznościowej programistów w pełnoprawne przedsiębiorstwo enterprise SaaS.</w:t>
+        <w:t>a16z zastosował swój model high-touch, obejmujący wsparcie strategiczne i operacyjne. Celem była transformacja GitHub z platformy społecznościowej w przedsiębiorstwo SaaS klasy enterprise.</w:t>
       </w:r>
     </w:p>
     <w:p>
@@ -405,7 +409,7 @@
         <w:pStyle w:val="ListParagraph"/>
       </w:pPr>
       <w:r>
-        <w:t>Rekrutacja kadry zarządczej (executive recruiting) – a16z aktywnie pomagał GitHub w pozyskaniu kluczowych menedżerów, w szczególności liderów ds. sprzedaży korporacyjnej (enterprise sales leadership). Zespół rekrutacyjny a16z, liczący ponad 70 osób dedykowanych spółkom portfelowym, wykorzystywał swoją rozległą sieć kontaktów w Dolinie Krzemowej do identyfikacji kandydatów z doświadczeniem w skalowaniu organizacji sprzedażowych w firmach SaaS i infrastrukturalnych.</w:t>
+        <w:t>Rekrutacja kadry zarządczej – pomoc w zatrudnieniu liderów sprzedaży enterprise, budowa ponad 70-osobowego zespołu rekrutacyjnego.</w:t>
       </w:r>
     </w:p>
     <w:p>
@@ -413,7 +417,7 @@
         <w:pStyle w:val="ListParagraph"/>
       </w:pPr>
       <w:r>
-        <w:t>Strategia wejścia na rynek korporacyjny (enterprise go-to-market) – zespoły operacyjne a16z wspierały GitHub w opracowaniu kompleksowej strategii enterprise GTM. Obejmowało to definiowanie segmentów docelowych klientów (finanse, telekomunikacja, technologia, administracja publiczna), projektowanie modeli cenowych dla GitHub Enterprise, budowę procesów sprzedaży bezpośredniej oraz opracowanie materiałów marketingowych skierowanych do CTO i VP of Engineering w organizacjach Fortune 500.</w:t>
+        <w:t>Strategia go-to-market dla enterprise – definiowanie segmentów klientów, modele cenowe, procesy sprzedaży bezpośredniej.</w:t>
       </w:r>
     </w:p>
     <w:p>
@@ -421,7 +425,7 @@
         <w:pStyle w:val="ListParagraph"/>
       </w:pPr>
       <w:r>
-        <w:t>Doradztwo w skalowaniu organizacji inżynierskiej – Peter Levine, dzięki doświadczeniu z XenSource i Citrix, udzielał praktycznych porad dotyczących struktury zespołów inżynierskich, procesów rekrutacji i onboardingu na skalę, zarządzania długiem technicznym oraz priorytetyzacji prac rozwojowych w warunkach szybkiego wzrostu.</w:t>
+        <w:t>Doradztwo w skalowaniu organizacji inżynierskiej – doświadczenie Levine’a z XenSource i Citrix.</w:t>
       </w:r>
     </w:p>
     <w:p>
@@ -429,7 +433,7 @@
         <w:pStyle w:val="ListParagraph"/>
       </w:pPr>
       <w:r>
-        <w:t>Budowa marki i wsparcie PR – a16z wykorzystał swoją sieć medialną i komunikacyjną do pozycjonowania GitHub nie tylko jako narzędzia dla indywidualnych deweloperów, ale przede wszystkim jako krytycznej platformy dla transformacji cyfrowej przedsiębiorstw. Obejmowało to organizację wystąpień konferencyjnych, publikacje w mediach branżowych oraz budowę narracji wokół GitHub jako „infrastruktury internetu”.</w:t>
+        <w:t>Budowanie marki i PR – pozycjonowanie GitHub jako infrastruktury enterprise, nie tylko narzędzia dla open source.</w:t>
       </w:r>
     </w:p>
     <w:p>
@@ -437,7 +441,7 @@
         <w:pStyle w:val="ListParagraph"/>
       </w:pPr>
       <w:r>
-        <w:t>Wprowadzenia strategiczne do klientów Fortune 500 – a16z wykorzystywał swoje relacje z kadrą zarządczą dużych korporacji (wiele z nich to spółki portfelowe lub partnerzy funduszu) do organizowania bezpośrednich spotkań między zespołem sprzedaży GitHub a decydentami IT. Te strategiczne wprowadzenia (warm introductions) znacząco przyspieszaly cykl sprzedaży enterprise i budowę pipeline’u komercyjnego.</w:t>
+        <w:t>Strategiczne wprowadzenia do decydentów Fortune 500 – dostęp do sieci kontaktów a16z.</w:t>
       </w:r>
     </w:p>
     <w:p>
@@ -450,12 +454,12 @@
     </w:p>
     <w:p>
       <w:r>
-        <w:t>GitHub stanowi wyjątkowy przypadek w portfolio a16z i w szerszym ekosystemie venture capital: spółka nie przeprowadziła żadnej dodatkowej rundy finansowania VC po inwestycji Series A w 2012 roku. W przeciwieństwie do typowych spółek technologicznych o wysokiej wycenie, które pozyskują kapitał w kolejnych rundach (B, C, D...), GitHub był w dużej mierze samowystarczalny finansowo dzięki rosnącym przychodom z subskrypcji płatnych kont indywidualnych, zespołowych oraz licencji GitHub Enterprise.</w:t>
+        <w:t>W odróżnieniu od wielu spółek portfelowych, które pozyskują tylko jedną rundę, GitHub przeprowadził drugą rundę finansowania. W lipcu 2015 roku zamknięto Series B o wartości 250 mln USD, którego leadem był Sequoia Capital, a a16z uczestniczył jako inwestor follow-on. Wycena wzrosła do ok. 2 mld USD. Potwierdziło to tezę a16z oraz ich kontynuowane zaangażowanie.</w:t>
       </w:r>
     </w:p>
     <w:p>
       <w:r>
-        <w:t>Andreessen Horowitz utrzymywał swoją pozycję inwestycyjną (~13,3% udziałów) przez cały okres od rundy Series A do przejęcia przez Microsoft. Fundusz nie dokonywał sprzedaży udziałów na rynku wtórnym (secondary market), utrzymując pełną ekspozycję na spółkę przez sześć lat.</w:t>
+        <w:t>a16z utrzymał znaczący udział (ok. 10–12% po rozwodnieniu) aż do wyjścia przez przejęcie przez Microsoft.</w:t>
       </w:r>
     </w:p>
     <w:p>
@@ -468,7 +472,7 @@
         <w:pStyle w:val="ListParagraph"/>
       </w:pPr>
       <w:r>
-        <w:t>2008 – Założenie GitHub Inc. przez Toma Preston-Wernera, Chrisa Wanstratha, PJ Hyetta i Scotta Chacona. Platforma uruchomiona w modelu bootstrapping, bez zewnętrznego finansowania.</w:t>
+        <w:t>2008 – Założenie przez Toma Prestona-Wernera, Chrisa Wanstratha, PJ Hyetta. Bootstrapped.</w:t>
       </w:r>
     </w:p>
     <w:p>
@@ -476,7 +480,7 @@
         <w:pStyle w:val="ListParagraph"/>
       </w:pPr>
       <w:r>
-        <w:t>Lipiec 2012 – Series A prowadzona przez Andreessen Horowitz, 100 mln USD, wycena post-money ok. 750 mln USD. Jedyna runda venture capital w historii spółki.</w:t>
+        <w:t>Lipiec 2012 – Series A, 100 mln USD, a16z jedyny lead, wycena 750 mln USD.</w:t>
       </w:r>
     </w:p>
     <w:p>
@@ -484,7 +488,7 @@
         <w:pStyle w:val="ListParagraph"/>
       </w:pPr>
       <w:r>
-        <w:t>2012–2014 – Dynamiczny wzrost bazy użytkowników i repozytoriów. Rozwój produktu GitHub Enterprise (on-premises) i budowa zespołu sprzedaży korporacyjnej.</w:t>
+        <w:t>2012–2014 – Szybki wzrost użytkowników i repozytoriów. Rozwój GitHub Enterprise. Budowa zespołu sprzedaży enterprise.</w:t>
       </w:r>
     </w:p>
     <w:p>
@@ -492,7 +496,7 @@
         <w:pStyle w:val="ListParagraph"/>
       </w:pPr>
       <w:r>
-        <w:t>2014 – Zmiana na stanowisku CEO: Tom Preston-Werner rezygnuje, Chris Wanstrath (współzałożyciel) przejmuje rolę CEO. Kontynuacja strategii enterprise.</w:t>
+        <w:t>Kwiecień 2014 – Zmiana CEO: Tom Preston-Werner rezygnuje, Chris Wanstrath zostaje CEO.</w:t>
       </w:r>
     </w:p>
     <w:p>
@@ -500,7 +504,7 @@
         <w:pStyle w:val="ListParagraph"/>
       </w:pPr>
       <w:r>
-        <w:t>2015 – Znaczący wzrost przychodów z GitHub Enterprise. Platforma przekracza 10 milionów zarejestrowanych użytkowników.</w:t>
+        <w:t>Lipiec 2015 – Series B, 250 mln USD, lead Sequoia Capital. a16z follow-on. Thrive Capital, IVP współinwestorzy. Wycena ok. 2 mld USD.</w:t>
       </w:r>
     </w:p>
     <w:p>
@@ -508,7 +512,7 @@
         <w:pStyle w:val="ListParagraph"/>
       </w:pPr>
       <w:r>
-        <w:t>2016–2017 – Kontynuacja organicznego wzrostu. GitHub staje się standardem w korporacjach (Google, Microsoft, Facebook, Amazon korzystają z platformy). Brak kolejnych rund VC.</w:t>
+        <w:t>2015–2017 – Kontynuacja wzrostu. Ponad 20 mln użytkowników do 2017 r. Adopcja enterprise przez Google, Microsoft, Facebook, Amazon.</w:t>
       </w:r>
     </w:p>
     <w:p>
@@ -516,7 +520,7 @@
         <w:pStyle w:val="ListParagraph"/>
       </w:pPr>
       <w:r>
-        <w:t>Czerwiec 2018 – Microsoft Corporation ogłasza przejęcie GitHub za 7,5 mld USD w formie akcji Microsoft. Transakcja zatwierdzona przez regulatora UE.</w:t>
+        <w:t>Czerwiec 2018 – Microsoft ogłasza przejęcie za 7,5 mld USD w akcjach MSFT. Zgoda regulacyjna Komisji Europejskiej.</w:t>
       </w:r>
     </w:p>
     <w:p>
@@ -524,7 +528,7 @@
         <w:pStyle w:val="ListParagraph"/>
       </w:pPr>
       <w:r>
-        <w:t>Październik 2018 – Zamknięcie transakcji przejęcia. Wyjście a16z z inwestycji (full exit).</w:t>
+        <w:t>Październik 2018 – Zamknięcie transakcji. Pełne wyjście (exit) dla a16z.</w:t>
       </w:r>
     </w:p>
     <w:p>
@@ -537,17 +541,12 @@
     </w:p>
     <w:p>
       <w:r>
-        <w:t>Inwestycja Series A okazala sie dla a16z spektakularnym sukcesem finansowym. W czerwcu 2018 roku Microsoft Corporation oglosil przejecie GitHub Inc. za kwote 7,5 miliarda dolarow amerykanskich w formie akcji Microsoft (ticker: MSFT). Transakcja zostala zamknieta w pazdzierniku 2018 roku po uzyskaniu zgod regulacyjnych, w tym Komisji Europejskiej.</w:t>
+        <w:t>W czerwcu 2018 roku Microsoft ogłosił przejęcie GitHub za 7,5 mld USD w akcjach MSFT. Transakcja została zamknięta w październiku 2018 r. po uzyskaniu zgody Komisji Europejskiej.</w:t>
       </w:r>
     </w:p>
     <w:p>
       <w:r>
         <w:t>Kluczowe metryki zwrotu z inwestycji:</w:t>
-      </w:r>
-    </w:p>
-    <w:p>
-      <w:r>
-        <w:t>Inwestycja a16z o wartosci 100 milionow dolarow przy wycenie post-money okolo 750 milionow dolarow oznaczala, ze fundusz objal udzial na poziomie okolo 13,3% w spolce. Przy cenie przejecia 7,5 miliarda dolarow, szacunkowy zwrot z inwestycji wyniosl okolo 10-krotnosc zainwestowanego kapitalu (10x), co przekladalo sie na wartosc udzialu a16z na poziomie okolo 1 miliarda dolarow. Okres inwestycji wyniosl 6 lat (lipiec 2012 – pazdziernik 2018).</w:t>
       </w:r>
     </w:p>
     <w:tbl>
@@ -595,7 +594,7 @@
           </w:tcPr>
           <w:p>
             <w:r>
-              <w:t>Wejscie a16z (lipiec 2012, Series A)</w:t>
+              <w:t>Wejście a16z (lipiec 2012, Series A)</w:t>
             </w:r>
           </w:p>
         </w:tc>
@@ -617,7 +616,7 @@
           </w:tcPr>
           <w:p>
             <w:r>
-              <w:t>Przejecie przez Microsoft (czerwiec 2018)</w:t>
+              <w:t>Series B (lipiec 2015, Sequoia + a16z follow-on)</w:t>
             </w:r>
           </w:p>
         </w:tc>
@@ -627,7 +626,7 @@
           </w:tcPr>
           <w:p>
             <w:r>
-              <w:t>7,5 mld USD (+900%)</w:t>
+              <w:t>ok. 2 mld USD (+167%)</w:t>
             </w:r>
           </w:p>
         </w:tc>
@@ -639,7 +638,7 @@
           </w:tcPr>
           <w:p>
             <w:r>
-              <w:t>Zwrot a16z (~13,3% udzialu)</w:t>
+              <w:t>Przejęcie przez Microsoft (czerwiec 2018)</w:t>
             </w:r>
           </w:p>
         </w:tc>
@@ -649,16 +648,20 @@
           </w:tcPr>
           <w:p>
             <w:r>
-              <w:t>ok. 1 mld USD (10x na 100 mln USD inwestycji)</w:t>
+              <w:t>7,5 mld USD (+900% od wejścia)</w:t>
             </w:r>
           </w:p>
         </w:tc>
       </w:tr>
     </w:tbl>
-    <w:p/>
     <w:p>
       <w:r>
-        <w:t>W ciagu szesciu lat wartosc spolki wzrosla dziesieciokrotnie – z 750 milionow do 7,5 miliarda dolarow. Byl to jeden z najbardziej udanych exitow w historii a16z, potwierdzajacy skutecznosc tezy inwestycyjnej o kluczowej roli narzedzi deweloperskich w ekosystemie technologicznym. Przejecie przez Microsoft – sam w sobie jeden z najwiekszych nabywcow oprogramowania na swiecie – stanowilo walidacje strategicznego znaczenia GitHub jako platformy.</w:t>
+        <w:t>a16z zainwestował 100 mln USD przy wycenie 750 mln USD (udział 13,3%). Fundusz uczestniczył również w Series B. Łączny zwrot szacowany na ok. 1 mld USD (około 10x na części Series A). Okres utrzymania inwestycji: 6 lat.</w:t>
+      </w:r>
+    </w:p>
+    <w:p>
+      <w:r>
+        <w:t>Jedno z najbardziej udanych wyjść w historii a16z. Waliduje tezę o narzędziach deweloperskich jako infrastrukturze krytycznej. Przejęcie przez Microsoft potwierdza strategiczne znaczenie platformy.</w:t>
       </w:r>
     </w:p>
     <w:p>
@@ -674,7 +677,7 @@
         <w:pStyle w:val="Heading3"/>
       </w:pPr>
       <w:r>
-        <w:t>Glowne ryzyka identyfikowane w momencie inwestycji:</w:t>
+        <w:t>Główne ryzyka identyfikowane w momencie inwestycji:</w:t>
       </w:r>
     </w:p>
     <w:p>
@@ -682,7 +685,7 @@
         <w:pStyle w:val="ListParagraph"/>
       </w:pPr>
       <w:r>
-        <w:t>Ryzyko konkurencyjne – w momencie inwestycji (2012) istnialy alternatywne platformy hostingu kodu, w szczegolnosci Bitbucket (nalezacy do Atlassian, oferujacy darmowe prywatne repozytoria) oraz rozwijajacy sie GitLab (platforma open-source z funkcjonalnoscia CI/CD). Istnialo realne zagrozenie, ze konkurent z agresywniejszym modelem cenowym lub lepszymi funkcjami enterprise moze podwazyc dominacje GitHub.</w:t>
+        <w:t>Ryzyko konkurencji – Bitbucket (Atlassian, darmowe prywatne repozytoria), GitLab (open-source, zintegrowane CI/CD).</w:t>
       </w:r>
     </w:p>
     <w:p>
@@ -690,7 +693,7 @@
         <w:pStyle w:val="ListParagraph"/>
       </w:pPr>
       <w:r>
-        <w:t>Ryzyko uzaleznienia od spolecznosci open source – fundament wartosci GitHub stanowila spolecznosc programistow, ktorej lojalnosc opierala sie na dobrej woli i kulturze open source. Jakiekolwiek dzialania postrzegane jako monetyzacja spolecznosci kosztem jej wartosci (np. ograniczenie darmowych funkcji, kontrowersyjne zmiany regulaminu) mogly spowodowac masowa migracje uzytkownikow.</w:t>
+        <w:t>Zależność od społeczności open source – lojalność oparta na goodwill, ryzyko migracji jeśli monetyzacja postrzegana jako szkodliwa.</w:t>
       </w:r>
     </w:p>
     <w:p>
@@ -698,7 +701,7 @@
         <w:pStyle w:val="ListParagraph"/>
       </w:pPr>
       <w:r>
-        <w:t>Ryzyko zmian w zarzadzie – w 2014 roku Tom Preston-Werner, wspolzalozyciel i CEO GitHub, zrezygnowal ze stanowiska w okolicznosciach kontrowersyjnych (zarzuty dotyczace kultury organizacyjnej). Zmiana CEO w spolce na wczesnym etapie skalowania enterprise stanowila istotne ryzyko operacyjne i reputacyjne.</w:t>
+        <w:t>Ryzyko zmiany zarządu – Tom Preston-Werner zrezygnował w 2014 r. w kontrowersyjnych okolicznościach.</w:t>
       </w:r>
     </w:p>
     <w:p>
@@ -706,7 +709,7 @@
         <w:pStyle w:val="ListParagraph"/>
       </w:pPr>
       <w:r>
-        <w:t>Wyzwania monetyzacyjne (dominacja darmowego modelu) – ogromna wiekszosc uzytkownikow GitHub korzystala z darmowego planu (repozytoria publiczne). Przekonwertowanie nawet niewielkiego odsetka tej bazy na platnych klientow stanowilo fundamentalne wyzwanie biznesowe. Istnialo ryzyko, ze spolka nie znajdzie skutecznego modelu monetyzacji proporcjonalnego do skali platformy.</w:t>
+        <w:t>Wyzwania monetyzacji – zdecydowana większość użytkowników na darmowym planie, wyzwanie konwersji.</w:t>
       </w:r>
     </w:p>
     <w:p>
@@ -714,7 +717,7 @@
         <w:pStyle w:val="ListParagraph"/>
       </w:pPr>
       <w:r>
-        <w:t>Ryzyko jednego produktu (single-product risk) – w momencie inwestycji GitHub byl w duzej mierze firma jednoproduktowa (hosting repozytoriow Git). Brak dywersyfikacji oferty stwarzal ryzyko uzaleznienia od jednego strumienia przychodow i podatnosci na disrupcje technologiczna (np. pojawienie sie nowego systemu kontroli wersji wypierajacego Git).</w:t>
+        <w:t>Ryzyko single-product – głównie hosting Git, podatność na disrupcję technologiczną.</w:t>
       </w:r>
     </w:p>
     <w:p>
@@ -722,22 +725,22 @@
         <w:pStyle w:val="Heading3"/>
       </w:pPr>
       <w:r>
-        <w:t>Wnioski o skutecznosci strategii a16z</w:t>
+        <w:t>Wnioski o skuteczności strategii a16z</w:t>
       </w:r>
     </w:p>
     <w:p>
       <w:r>
-        <w:t>Case GitHub doskonale ilustruje wczesnostadialowa strategie a16z oparta na trzech filarach: (1) identyfikacja spolki bedacej infrastruktura krytyczna dla calego sektora technologicznego, (2) wejscie jako jedyny inwestor z duzym czekiem (100 mln USD), co daje wylacznosc relacji i pelna kontrole nad runda, oraz (3) dostarczenie wartosci dodanej wykraczajacej poza kapital – poprzez wsparcie operacyjne, rekrutacyjne i sieciowe.</w:t>
+        <w:t>Strategia a16z opierała się na trzech filarach: identyfikacja infrastruktury krytycznej, pozycja jedynego inwestora z dużym czekiem oraz value-add wykraczający poza sam kapitał.</w:t>
       </w:r>
     </w:p>
     <w:p>
       <w:r>
-        <w:t>Silna strona strategii bylo rozpoznanie, ze GitHub – mimo braku poprzedniego finansowania VC – potrzebowal nie tyle kapitalu na biezaca dzialalnosc (spolka byla rentowna), co strategicznego partnera umozliwiajacego transformacje z firmy community-driven w przedsiebiorstwo enterprise-grade. Dziesieciokrotny zwrot w ciagu szesciu lat, z jedynego czeku inwestycyjnego, potwierdza skutecznosc tego podejscia.</w:t>
+        <w:t>Siła strategii: rozpoznanie, że GitHub potrzebował partnera strategicznego, a nie tylko kapitału. Osiągnięcie 10x zwrotu z jednego czeku.</w:t>
       </w:r>
     </w:p>
     <w:p>
       <w:r>
-        <w:t>Slaboscia strategii byl ograniczony wplyw na tranzycje CEO w 2014 roku oraz relatywnie dlogi okres (6 lat) do exit’u w porownaniu z niektorymi inwestycjami a16z o szybszych zwrotach. Jednakze cierpliwosc inwestycyjna okazala sie kluczowa – wartosc GitHub rosla organicznie, bez koniecznosci kolejnych rund rozwadniajacych udzialy funduszu.</w:t>
+        <w:t>Słabość: ograniczony wpływ na tranzycję CEO w 2014 r., relatywnie długi okres utrzymania (6 lat). Jednak cierpliwość była kluczowa – organiczny wzrost bez rozwadniających rund.</w:t>
       </w:r>
     </w:p>
     <w:p>
@@ -750,7 +753,7 @@
     </w:p>
     <w:p>
       <w:r>
-        <w:t>Ponizej przedstawiono analize kluczowych przedstawicieli a16z odpowiedzialnych za inwestycje w GitHub oraz ich publicznych wystapien i materialow zwiazanych z ta transakcja.</w:t>
+        <w:t>Poniżej przedstawiono analizę kluczowych osób związanych z funduszem Andreessen Horowitz, które odegrały rolę w inwestycji w GitHub.</w:t>
       </w:r>
     </w:p>
     <w:p>
@@ -763,32 +766,17 @@
     </w:p>
     <w:p>
       <w:r>
-        <w:rPr>
-          <w:b/>
-        </w:rPr>
-        <w:t>Background:</w:t>
-      </w:r>
-      <w:r>
-        <w:t xml:space="preserve"> Dolaczyl do Andreessen Horowitz jako General Partner. Przed a16z pelnil funkcje CEO XenSource – spolki open-source wirtualizacji, ktora zostala sprzedana Citrix Systems w 2007 roku. Nastepnie pelnil role Vice President w Citrix Systems, odpowiadajac za strategie produktowa. Posiada doktorat (PhD) z Massachusetts Institute of Technology (MIT). Jest autorem licznych publikacji na temat modeli biznesowych open source, w tym wplywowego eseju „Why Software Is Eating The World... and What Open Source Has to Do with It” oraz ksiazki poswieconej strategiom monetyzacji open source.</w:t>
+        <w:t>Peter Levine jest General Partnerem w Andreessen Horowitz. Wcześniej pełnił funkcję CEO XenSource (platforma wirtualizacji open-source, sprzedana Citrix w 2007 r.), VP w Citrix Systems. Posiada doktorat (PhD) z MIT. Autor licznych publikacji na temat open source i modeli biznesowych.</w:t>
       </w:r>
     </w:p>
     <w:p>
       <w:r>
-        <w:rPr>
-          <w:b/>
-        </w:rPr>
-        <w:t>Rola w transakcji GitHub:</w:t>
-      </w:r>
-      <w:r>
-        <w:t xml:space="preserve"> Levine pelnil funkcje lead partnera odpowiedzialnego za calosc transakcji ze strony a16z. Po zamknieciu rundy dolaczyl do rady dyrektorow (Board of Directors) GitHub, gdzie aktywnie wspieralo zarzad w kwestiach strategicznych. Jego glowny wklad obejmowal: budowe strategii enterprise go-to-market, doradztwo w zakresie skalowania organizacji inzynierskiej, wsparcie w rekrutacji kadry menedzerskiej (szczegolnie liderow sprzedazy) oraz wykorzystanie sieci kontaktow do strategicznych wprowadzen korporacyjnych.</w:t>
+        <w:t>W transakcji GitHub pełnił rolę lead partnera i członka Board of Directors. Odpowiadał za strategię enterprise go-to-market, skalowanie organizacji inżynierskiej, rekrutację kadry zarządczej oraz strategiczne wprowadzenia do klientów korporacyjnych.</w:t>
       </w:r>
     </w:p>
     <w:p>
       <w:r>
-        <w:rPr>
-          <w:b/>
-        </w:rPr>
-        <w:t>Kluczowe materialy publiczne:</w:t>
+        <w:t>Kluczowe materiały publiczne:</w:t>
       </w:r>
     </w:p>
     <w:p>
@@ -796,7 +784,7 @@
         <w:pStyle w:val="ListParagraph"/>
       </w:pPr>
       <w:r>
-        <w:t>Blog a16z – oglosenie inwestycji w GitHub (lipiec 2012), sformulowanie tezy o GitHub jako „infrastrukturze krytycznej dla procesu wytwarzania oprogramowania” i „sieci spolecznosciowej programistow”.</w:t>
+        <w:t>Blog a16z – „Software Eating Software Development” (lipiec 2012) – artykuł ogłaszający inwestycję i zarysowujący tezę.</w:t>
       </w:r>
     </w:p>
     <w:p>
@@ -804,7 +792,7 @@
         <w:pStyle w:val="ListParagraph"/>
       </w:pPr>
       <w:r>
-        <w:t>Wyklad Stanford – „Open Source Business Models” – szczegolowa analiza modeli monetyzacji open source, z odniesieniami do GitHub jako case study udanej komercjalizacji platformy developer-centric.</w:t>
+        <w:t>Wykład Stanford – „Open Source: From Community to Commercialization” (2016) – szczegółowa analiza modelu open-core.</w:t>
       </w:r>
     </w:p>
     <w:p>
@@ -812,7 +800,7 @@
         <w:pStyle w:val="ListParagraph"/>
       </w:pPr>
       <w:r>
-        <w:t>Esej „Why Software Is Eating The World... and What Open Source Has to Do with It” – rozszerzenie tezy Marca Andreessena o wymiar open source, z GitHub jako centralnym przykladem.</w:t>
+        <w:t>Esej „Why There Will Never Be Another Red Hat” (2014) – analiza ekonomii open source i przewagi platform sieciowych.</w:t>
       </w:r>
     </w:p>
     <w:p>
@@ -820,18 +808,12 @@
         <w:pStyle w:val="ListParagraph"/>
       </w:pPr>
       <w:r>
-        <w:t>Ksiazka o strategiach open source – publikacja akademicka analizujaca modele biznesowe spolek budujacych na spolecznosci open source (GitHub, Red Hat, Cloudera i in.).</w:t>
+        <w:t>Książka o strategiach open source – publikacja akademicka rozwijająca tezy z wykładu Stanford.</w:t>
       </w:r>
     </w:p>
     <w:p>
       <w:r>
-        <w:rPr>
-          <w:b/>
-        </w:rPr>
-        <w:t>Filozofia:</w:t>
-      </w:r>
-      <w:r>
-        <w:t xml:space="preserve"> Levine konsekwentnie podkresla trzy elementy: (1) open source jako fundament wspolczesnej infrastruktury IT, (2) efekty sieciowe spolecznosci deweloperskiej jako trwala bariera konkurencyjna, (3) model „open-core” (darmowy rdzen + platne funkcje enterprise) jako optymalny sposob monetyzacji platform developer-centric. GitHub stanowil dla niego modelowe wcieleniebie tych zasad.</w:t>
+        <w:t>Filozofia Levine’a opiera się na trzech elementach: open source jako fundament infrastruktury IT, efekty sieciowe społeczności deweloperskiej oraz model open-core jako optymalny mechanizm monetyzacji.</w:t>
       </w:r>
     </w:p>
     <w:p>
@@ -839,37 +821,22 @@
         <w:pStyle w:val="Heading2"/>
       </w:pPr>
       <w:r>
-        <w:t>9.2. Marc Andreessen – wspolzalozyciel i General Partner a16z</w:t>
+        <w:t>9.2. Marc Andreessen – współzałożyciel i General Partner a16z</w:t>
       </w:r>
     </w:p>
     <w:p>
       <w:r>
-        <w:rPr>
-          <w:b/>
-        </w:rPr>
-        <w:t>Background:</w:t>
-      </w:r>
-      <w:r>
-        <w:t xml:space="preserve"> Wspolzalozyciel Netscape Communications (1994 r.), pionier komercyjnego internetu. Wspolzalozyciel Loudcloud/Opsware (sprzedaz do HP w 2007 r.). Wspolzalozyciel Andreessen Horowitz (2009 r.) wraz z Benem Horowitzem. Autor przelomowego manifestu „Why Software Is Eating the World” opublikowanego w Wall Street Journal 20 sierpnia 2011 roku, ktory stal sie fundament intelektualnym strategii inwestycyjnej calego funduszu.</w:t>
+        <w:t>Marc Andreessen – współzałożyciel Netscape (1994), Loudcloud/Opsware, oraz Andreessen Horowitz (2009). Autor przełomowego eseju „Why Software Is Eating the World” opublikowanego w Wall Street Journal 20 sierpnia 2011 r.</w:t>
       </w:r>
     </w:p>
     <w:p>
       <w:r>
-        <w:rPr>
-          <w:b/>
-        </w:rPr>
-        <w:t>Rola w kontekscie GitHub:</w:t>
-      </w:r>
-      <w:r>
-        <w:t xml:space="preserve"> Andreessen nie pelnil formalnej roli w radzie dyrektorow GitHub, ale byl kluczowym wsparciem intelektualnym i narracyjnym dla tezy inwestycyjnej. Jego esej „Software Is Eating the World” stanowil bezposredni fundament tezy o wartosci narzedzi deweloperskich – jezeli oprogramowanie przenika kazda branze, to narzedzia sluząc do jego tworzenia staja sie infrastruktura krytyczna o ogromnym potencjale wartosci. Andreessen wielokrotnie publicznie wypowiadal sie pozytywnie o GitHub jako przykladzie spolki realizujacej te wizje.</w:t>
+        <w:t>W kontekście GitHub nie pełnił formalnej roli w Board of Directors. Jego rola była intelektualna i narracyjna – esej z 2011 r. stanowił fundament intelektualny tezy inwestycyjnej a16z w GitHub.</w:t>
       </w:r>
     </w:p>
     <w:p>
       <w:r>
-        <w:rPr>
-          <w:b/>
-        </w:rPr>
-        <w:t>Kluczowe materialy publiczne:</w:t>
+        <w:t>Kluczowe materiały publiczne:</w:t>
       </w:r>
     </w:p>
     <w:p>
@@ -877,7 +844,7 @@
         <w:pStyle w:val="ListParagraph"/>
       </w:pPr>
       <w:r>
-        <w:t>„Why Software Is Eating the World”, Wall Street Journal, 20 sierpnia 2011 r. – manifest stanowiacy fundament teoretyczny tezy a16z o transformacji cyfrowej; GitHub jako przyklad spolki budujac infrastrukture dla „software revolution”.</w:t>
+        <w:t>Wall Street Journal – „Why Software Is Eating the World” (20 sierpnia 2011) – manifesto definiujące erę software.</w:t>
       </w:r>
     </w:p>
     <w:p>
@@ -885,7 +852,7 @@
         <w:pStyle w:val="ListParagraph"/>
       </w:pPr>
       <w:r>
-        <w:t>Wystapienia publiczne i wywiady (2012–2018) – konsekwentne pozycjonowanie GitHub jako jednej z najwazniejszych platform w ekosystemie technologicznym; podkreslanie roli efektow sieciowych i spolecznosci open source.</w:t>
+        <w:t>Wystąpienia publiczne i wywiady (2012–2018) – obrona modelu GitHub i pozycjonowanie jako „social network for code”.</w:t>
       </w:r>
     </w:p>
     <w:p>
@@ -893,18 +860,12 @@
         <w:pStyle w:val="ListParagraph"/>
       </w:pPr>
       <w:r>
-        <w:t>Blog a16z – liczne wpisy na temat tezy „software eats X” z odniesieniami do portfolio funduszu, w tym GitHub, jako walidacji tego frameworka intelektualnego.</w:t>
+        <w:t>Wpisy na blogu a16z – artykuły rozwijające tezę software-eats-world w kontekście narzędzi deweloperskich.</w:t>
       </w:r>
     </w:p>
     <w:p>
       <w:r>
-        <w:rPr>
-          <w:b/>
-        </w:rPr>
-        <w:t>Filozofia:</w:t>
-      </w:r>
-      <w:r>
-        <w:t xml:space="preserve"> Andreessen traktowal GitHub jako klasyczny przyklad „software eats software development” – platforma cyfrowa restrukturyzujaca sam proces tworzenia oprogramowania. W jego optyce GitHub reprezentowal nowa kategorie „infrastruktury internetu” – nie fizyczne serwery czy sieci, ale warstwe spolecznosciowa i narzedzio wa, na ktorej opiera sie cala wspolczesna produkcja oprogramowania.</w:t>
+        <w:t>Filozofia Andreessena w kontekście GitHub: „software eats software development” – oprogramowanie pożera nie tylko tradycyjne branże, ale także narzędzia do jego własnego tworzenia. GitHub reprezentował nową kategorię infrastruktury internetowej.</w:t>
       </w:r>
     </w:p>
     <w:p>
@@ -912,29 +873,17 @@
         <w:pStyle w:val="Heading2"/>
       </w:pPr>
       <w:r>
-        <w:t>9.3. Ben Horowitz – wspolzalozyciel i General Partner a16z</w:t>
+        <w:t>9.3. Ben Horowitz – współzałożyciel i General Partner a16z</w:t>
       </w:r>
     </w:p>
     <w:p>
       <w:r>
-        <w:rPr>
-          <w:b/>
-        </w:rPr>
-        <w:t>Background:</w:t>
-      </w:r>
-      <w:r>
-        <w:t xml:space="preserve"> Wspolzalozyciel a16z (2009 r.), wczesniej CEO Opsware (sprzedaz do HP w 2007 r. za 1,6 mld USD), wczesniej VP w Netscape. Autor bestsellera „The Hard Thing About Hard Things” (2014) o zarzadzaniu spolkami technologicznymi w kryzysie.</w:t>
+        <w:t>Ben Horowitz – współzałożyciel Andreessen Horowitz (2009). Wcześniej CEO Opsware (sprzedany HP w 2007 r. za 1,6 mld USD), VP w Netscape. Autor książki „The Hard Thing About Hard Things” (2014).</w:t>
       </w:r>
     </w:p>
     <w:p>
       <w:r>
-        <w:rPr>
-          <w:b/>
-        </w:rPr>
-        <w:t>Rola w kontekscie GitHub:</w:t>
-      </w:r>
-      <w:r>
-        <w:t xml:space="preserve"> Horowitz nie pelnil bezposredniej roli operacyjnej w inwestycji w GitHub (transakcje prowadzil Peter Levine), ale jako wspolzalozyciel funduszu uczestniczyl w procesie decyzyjnym (deal review, investment committee). Jego posrednia rola obejmowala rowniez wsparcie mentorskie dla zarzadu GitHub w kwestiach zarzadzania kryzysowego (szczegolnie istotne podczas tranzycji CEO w 2014 roku) oraz budowy kultury organizacyjnej w warunkach szybkiego wzrostu.</w:t>
+        <w:t>W kontekście GitHub jego rola była pośrednia – uczestniczył w procesie deal review i komitecie inwestycyjnym. Zapewniał wsparcie mentoringowe, szczególnie w okresie kryzysu CEO w 2014 r. Wspierał kulturę organizacyjną.</w:t>
       </w:r>
     </w:p>
     <w:p>
@@ -963,7 +912,6 @@
             <w:tcW w:type="dxa" w:w="2160"/>
           </w:tcPr>
           <w:p>
-            <w:r/>
             <w:r>
               <w:rPr>
                 <w:b/>
@@ -977,7 +925,6 @@
             <w:tcW w:type="dxa" w:w="2160"/>
           </w:tcPr>
           <w:p>
-            <w:r/>
             <w:r>
               <w:rPr>
                 <w:b/>
@@ -991,7 +938,6 @@
             <w:tcW w:type="dxa" w:w="2160"/>
           </w:tcPr>
           <w:p>
-            <w:r/>
             <w:r>
               <w:rPr>
                 <w:b/>
@@ -1005,7 +951,6 @@
             <w:tcW w:type="dxa" w:w="2160"/>
           </w:tcPr>
           <w:p>
-            <w:r/>
             <w:r>
               <w:rPr>
                 <w:b/>
@@ -1021,11 +966,7 @@
             <w:tcW w:type="dxa" w:w="2160"/>
           </w:tcPr>
           <w:p>
-            <w:r/>
             <w:r>
-              <w:rPr>
-                <w:b w:val="0"/>
-              </w:rPr>
               <w:t>1</w:t>
             </w:r>
           </w:p>
@@ -1035,11 +976,7 @@
             <w:tcW w:type="dxa" w:w="2160"/>
           </w:tcPr>
           <w:p>
-            <w:r/>
             <w:r>
-              <w:rPr>
-                <w:b w:val="0"/>
-              </w:rPr>
               <w:t>Blog a16z – „Software Eating Software Development” (09.07.2012)</w:t>
             </w:r>
           </w:p>
@@ -1049,11 +986,7 @@
             <w:tcW w:type="dxa" w:w="2160"/>
           </w:tcPr>
           <w:p>
-            <w:r/>
             <w:r>
-              <w:rPr>
-                <w:b w:val="0"/>
-              </w:rPr>
               <w:t>Peter Levine</w:t>
             </w:r>
           </w:p>
@@ -1063,12 +996,8 @@
             <w:tcW w:type="dxa" w:w="2160"/>
           </w:tcPr>
           <w:p>
-            <w:r/>
             <w:r>
-              <w:rPr>
-                <w:b w:val="0"/>
-              </w:rPr>
-              <w:t>GitHub jako infrastruktura krytyczna dla globalnego procesu wytwarzania oprogramowania; analogia do sieci energetycznych – niewidzialna, ale niezbędna warstwa.</w:t>
+              <w:t>GitHub jako infrastruktura krytyczna procesu wytwarzania oprogramowania; „software eats the tools that build software”.</w:t>
             </w:r>
           </w:p>
         </w:tc>
@@ -1079,11 +1008,7 @@
             <w:tcW w:type="dxa" w:w="2160"/>
           </w:tcPr>
           <w:p>
-            <w:r/>
             <w:r>
-              <w:rPr>
-                <w:b w:val="0"/>
-              </w:rPr>
               <w:t>2</w:t>
             </w:r>
           </w:p>
@@ -1093,11 +1018,7 @@
             <w:tcW w:type="dxa" w:w="2160"/>
           </w:tcPr>
           <w:p>
-            <w:r/>
             <w:r>
-              <w:rPr>
-                <w:b w:val="0"/>
-              </w:rPr>
               <w:t>Wykład Stanford – „Open Source: From Community to Commercialization” (2016)</w:t>
             </w:r>
           </w:p>
@@ -1107,11 +1028,7 @@
             <w:tcW w:type="dxa" w:w="2160"/>
           </w:tcPr>
           <w:p>
-            <w:r/>
             <w:r>
-              <w:rPr>
-                <w:b w:val="0"/>
-              </w:rPr>
               <w:t>Peter Levine</w:t>
             </w:r>
           </w:p>
@@ -1121,12 +1038,8 @@
             <w:tcW w:type="dxa" w:w="2160"/>
           </w:tcPr>
           <w:p>
-            <w:r/>
             <w:r>
-              <w:rPr>
-                <w:b w:val="0"/>
-              </w:rPr>
-              <w:t>Model open-core (darmowy rdzeń + płatne enterprise) jako optymalny mechanizm monetyzacji; GitHub jako case study udanej komercjalizacji społeczności.</w:t>
+              <w:t>Model open-core jako optymalny mechanizm monetyzacji; GitHub jako case study komercjalizacji społeczności deweloperskiej.</w:t>
             </w:r>
           </w:p>
         </w:tc>
@@ -1137,11 +1050,7 @@
             <w:tcW w:type="dxa" w:w="2160"/>
           </w:tcPr>
           <w:p>
-            <w:r/>
             <w:r>
-              <w:rPr>
-                <w:b w:val="0"/>
-              </w:rPr>
               <w:t>3</w:t>
             </w:r>
           </w:p>
@@ -1151,11 +1060,7 @@
             <w:tcW w:type="dxa" w:w="2160"/>
           </w:tcPr>
           <w:p>
-            <w:r/>
             <w:r>
-              <w:rPr>
-                <w:b w:val="0"/>
-              </w:rPr>
               <w:t>Blog a16z – „Why There Will Never Be Another Red Hat” (2014)</w:t>
             </w:r>
           </w:p>
@@ -1165,11 +1070,7 @@
             <w:tcW w:type="dxa" w:w="2160"/>
           </w:tcPr>
           <w:p>
-            <w:r/>
             <w:r>
-              <w:rPr>
-                <w:b w:val="0"/>
-              </w:rPr>
               <w:t>Peter Levine</w:t>
             </w:r>
           </w:p>
@@ -1179,12 +1080,8 @@
             <w:tcW w:type="dxa" w:w="2160"/>
           </w:tcPr>
           <w:p>
-            <w:r/>
             <w:r>
-              <w:rPr>
-                <w:b w:val="0"/>
-              </w:rPr>
-              <w:t>Ekonomia open source preferuje platformy agregujące społeczność nad single-vendor distributions; GitHub = network-effect platform, nie distribution.</w:t>
+              <w:t>Ekonomia open source preferuje platformy agregujące społeczność nad single-vendor distributions; GitHub = network-effect platform.</w:t>
             </w:r>
           </w:p>
         </w:tc>
@@ -1195,11 +1092,7 @@
             <w:tcW w:type="dxa" w:w="2160"/>
           </w:tcPr>
           <w:p>
-            <w:r/>
             <w:r>
-              <w:rPr>
-                <w:b w:val="0"/>
-              </w:rPr>
               <w:t>4</w:t>
             </w:r>
           </w:p>
@@ -1209,11 +1102,7 @@
             <w:tcW w:type="dxa" w:w="2160"/>
           </w:tcPr>
           <w:p>
-            <w:r/>
             <w:r>
-              <w:rPr>
-                <w:b w:val="0"/>
-              </w:rPr>
               <w:t>WSJ – „Why Software Is Eating the World” (20.08.2011)</w:t>
             </w:r>
           </w:p>
@@ -1223,11 +1112,7 @@
             <w:tcW w:type="dxa" w:w="2160"/>
           </w:tcPr>
           <w:p>
-            <w:r/>
             <w:r>
-              <w:rPr>
-                <w:b w:val="0"/>
-              </w:rPr>
               <w:t>Marc Andreessen</w:t>
             </w:r>
           </w:p>
@@ -1237,12 +1122,8 @@
             <w:tcW w:type="dxa" w:w="2160"/>
           </w:tcPr>
           <w:p>
-            <w:r/>
             <w:r>
-              <w:rPr>
-                <w:b w:val="0"/>
-              </w:rPr>
-              <w:t>Oprogramowanie przenika każdą branżę – ergo narzędzia do jego tworzenia to infrastruktura krytyczna o skali rynku proporcjonalnej do całej gospodarki cyfrowej.</w:t>
+              <w:t>Oprogramowanie przenika każdą branżę – narzędzia do jego tworzenia to infrastruktura krytyczna o potencjale proporcjonalnym do gospodarki cyfrowej.</w:t>
             </w:r>
           </w:p>
         </w:tc>
@@ -1253,11 +1134,7 @@
             <w:tcW w:type="dxa" w:w="2160"/>
           </w:tcPr>
           <w:p>
-            <w:r/>
             <w:r>
-              <w:rPr>
-                <w:b w:val="0"/>
-              </w:rPr>
               <w:t>5</w:t>
             </w:r>
           </w:p>
@@ -1267,11 +1144,7 @@
             <w:tcW w:type="dxa" w:w="2160"/>
           </w:tcPr>
           <w:p>
-            <w:r/>
             <w:r>
-              <w:rPr>
-                <w:b w:val="0"/>
-              </w:rPr>
               <w:t>Wywiady prasowe i Twitter @pmarca (2012–2018)</w:t>
             </w:r>
           </w:p>
@@ -1281,11 +1154,7 @@
             <w:tcW w:type="dxa" w:w="2160"/>
           </w:tcPr>
           <w:p>
-            <w:r/>
             <w:r>
-              <w:rPr>
-                <w:b w:val="0"/>
-              </w:rPr>
               <w:t>Marc Andreessen</w:t>
             </w:r>
           </w:p>
@@ -1295,12 +1164,8 @@
             <w:tcW w:type="dxa" w:w="2160"/>
           </w:tcPr>
           <w:p>
-            <w:r/>
             <w:r>
-              <w:rPr>
-                <w:b w:val="0"/>
-              </w:rPr>
-              <w:t>Publiczna obrona modelu GitHub; pozycjonowanie platformy jako „social network for code” i walidacja tezy software-eats-world.</w:t>
+              <w:t>Publiczna obrona modelu GitHub; pozycjonowanie jako „social network for code” i walidacja tezy software-eats-world.</w:t>
             </w:r>
           </w:p>
         </w:tc>
@@ -1311,11 +1176,7 @@
             <w:tcW w:type="dxa" w:w="2160"/>
           </w:tcPr>
           <w:p>
-            <w:r/>
             <w:r>
-              <w:rPr>
-                <w:b w:val="0"/>
-              </w:rPr>
               <w:t>6</w:t>
             </w:r>
           </w:p>
@@ -1325,11 +1186,49 @@
             <w:tcW w:type="dxa" w:w="2160"/>
           </w:tcPr>
           <w:p>
-            <w:r/>
             <w:r>
-              <w:rPr>
-                <w:b w:val="0"/>
-              </w:rPr>
+              <w:t>TechCrunch – ogłoszenie Series B (29.07.2015)</w:t>
+            </w:r>
+          </w:p>
+        </w:tc>
+        <w:tc>
+          <w:tcPr>
+            <w:tcW w:type="dxa" w:w="2160"/>
+          </w:tcPr>
+          <w:p>
+            <w:r>
+              <w:t>Redakcja (kontekst follow-on)</w:t>
+            </w:r>
+          </w:p>
+        </w:tc>
+        <w:tc>
+          <w:tcPr>
+            <w:tcW w:type="dxa" w:w="2160"/>
+          </w:tcPr>
+          <w:p>
+            <w:r>
+              <w:t>Sequoia i a16z wspólnie wyceniają GitHub na $2B; walidacja strategii enterprise i potwierdzenie rosnącej wartości platformy.</w:t>
+            </w:r>
+          </w:p>
+        </w:tc>
+      </w:tr>
+      <w:tr>
+        <w:tc>
+          <w:tcPr>
+            <w:tcW w:type="dxa" w:w="2160"/>
+          </w:tcPr>
+          <w:p>
+            <w:r>
+              <w:t>7</w:t>
+            </w:r>
+          </w:p>
+        </w:tc>
+        <w:tc>
+          <w:tcPr>
+            <w:tcW w:type="dxa" w:w="2160"/>
+          </w:tcPr>
+          <w:p>
+            <w:r>
               <w:t>Microsoft Official Blog – ogłoszenie przejęcia (04.06.2018)</w:t>
             </w:r>
           </w:p>
@@ -1339,11 +1238,7 @@
             <w:tcW w:type="dxa" w:w="2160"/>
           </w:tcPr>
           <w:p>
-            <w:r/>
             <w:r>
-              <w:rPr>
-                <w:b w:val="0"/>
-              </w:rPr>
               <w:t>Satya Nadella (kontekst exit)</w:t>
             </w:r>
           </w:p>
@@ -1353,11 +1248,7 @@
             <w:tcW w:type="dxa" w:w="2160"/>
           </w:tcPr>
           <w:p>
-            <w:r/>
             <w:r>
-              <w:rPr>
-                <w:b w:val="0"/>
-              </w:rPr>
               <w:t>Microsoft widzi GitHub jako fundament developer community; cena $7.5B waliduje tezę a16z o wartości developer infrastructure.</w:t>
             </w:r>
           </w:p>
@@ -1369,12 +1260,8 @@
             <w:tcW w:type="dxa" w:w="2160"/>
           </w:tcPr>
           <w:p>
-            <w:r/>
             <w:r>
-              <w:rPr>
-                <w:b w:val="0"/>
-              </w:rPr>
-              <w:t>7</w:t>
+              <w:t>8</w:t>
             </w:r>
           </w:p>
         </w:tc>
@@ -1383,11 +1270,7 @@
             <w:tcW w:type="dxa" w:w="2160"/>
           </w:tcPr>
           <w:p>
-            <w:r/>
             <w:r>
-              <w:rPr>
-                <w:b w:val="0"/>
-              </w:rPr>
               <w:t>Wired – śledztwo dot. zmiany CEO GitHub (2014)</w:t>
             </w:r>
           </w:p>
@@ -1397,11 +1280,7 @@
             <w:tcW w:type="dxa" w:w="2160"/>
           </w:tcPr>
           <w:p>
-            <w:r/>
             <w:r>
-              <w:rPr>
-                <w:b w:val="0"/>
-              </w:rPr>
               <w:t>Redakcja (kontekst ryzyka)</w:t>
             </w:r>
           </w:p>
@@ -1411,22 +1290,13 @@
             <w:tcW w:type="dxa" w:w="2160"/>
           </w:tcPr>
           <w:p>
-            <w:r/>
             <w:r>
-              <w:rPr>
-                <w:b w:val="0"/>
-              </w:rPr>
-              <w:t>Kontrowersje kulturowe i zmiana CEO jako test governance; a16z (Levine w board) zarządzał tranzycją bez utraty momentum operacyjnego.</w:t>
+              <w:t>Kontrowersje kulturowe i zmiana CEO jako test governance; a16z (Levine w board) zarządził tranzycją bez utraty momentum.</w:t>
             </w:r>
           </w:p>
         </w:tc>
       </w:tr>
     </w:tbl>
-    <w:p>
-      <w:pPr>
-        <w:pStyle w:val="Normal"/>
-      </w:pPr>
-    </w:p>
     <w:p>
       <w:pPr>
         <w:pStyle w:val="Heading3"/>
@@ -1440,7 +1310,7 @@
         <w:pStyle w:val="ListParagraph"/>
       </w:pPr>
       <w:r>
-        <w:t xml:space="preserve">Spójność tezy w czasie – stanowiska a16z dot. GitHub, developer tools i open source jako infrastruktury są niezmiennie powtarzane od 2012 r. (blog inwestycyjny) przez 2014 (ekonomia open source) aż po 2016 (wykład Stanford). Brak retoryki obronnej po kontrowersji CEO 2014, co sugeruje silne przekonanie o trwałości tezy niezależnie od incydentów zarządczych.</w:t>
+        <w:t>Spójność tezy w czasie – stanowiska dot. GitHub, developer tools i open source niezmienne od 2012 (blog) przez 2014 (ekonomia OS) po 2016 (wykład Stanford). Brak retoryki obronnej po kontrowersji CEO 2014.</w:t>
       </w:r>
     </w:p>
     <w:p>
@@ -1448,7 +1318,7 @@
         <w:pStyle w:val="ListParagraph"/>
       </w:pPr>
       <w:r>
-        <w:t xml:space="preserve">Personalna relacja Levine – Wanstrath – Levine w materiałach publicznych konsekwentnie podkreśla autonomię operacyjną zarządu GitHub i rolę a16z jako partnera strategicznego, nie mikrozarządcy. Ten model relacji board member-CEO jest charakterystyczny dla filozofii a16z „founder-friendly”.</w:t>
+        <w:t>Personalna relacja Levine–Wanstrath – autonomia operacyjna zarządu, a16z jako partner strategiczny nie mikrozarządca. Filozofia „founder-friendly”.</w:t>
       </w:r>
     </w:p>
     <w:p>
@@ -1456,7 +1326,7 @@
         <w:pStyle w:val="ListParagraph"/>
       </w:pPr>
       <w:r>
-        <w:t xml:space="preserve">Otwartość komunikacyjna jako element value-add – publiczne pozycjonowanie GitHub przez Levine’a i Andreessena w mediach branżowych (blogi, wykłady, Twitter) wpłynęło na percepcję narracyjną platformy wśród CTO i VP of Engineering w korporacjach, przyspieszając adopcję enterprise.</w:t>
+        <w:t>Otwartość komunikacyjna jako value-add – publiczne pozycjonowanie przez Levine’a i Andreessena w mediach przyspieszyło adopcję enterprise.</w:t>
       </w:r>
     </w:p>
     <w:p>
@@ -1464,7 +1334,7 @@
         <w:pStyle w:val="ListParagraph"/>
       </w:pPr>
       <w:r>
-        <w:t xml:space="preserve">Słabość: ograniczona komunikacja w trudnych momentach – po kontrowersji CEO w 2014 r. a16z nie publikował materiałów wyjaśniających ani komentarzy publicznych. Komunikacja jest asymetryczna – mocna w okresach wzrostu, milcząca w kryzysie.</w:t>
+        <w:t>Słabość: ograniczona komunikacja w trudnych momentach – po kontrowersji CEO 2014 brak materiałów wyjaśniających. Asymetryczna komunikacja.</w:t>
       </w:r>
     </w:p>
     <w:p>
@@ -1472,13 +1342,8 @@
         <w:pStyle w:val="ListParagraph"/>
       </w:pPr>
       <w:r>
-        <w:t xml:space="preserve">Konsekwentne ramy intelektualne – obaj kluczowi przedstawiciele (Levine, Andreessen) używają tych samych ram analitycznych (network effects, open-core monetization, software eating world, developer infrastructure), co świadczy o spójności instytucjonalnej tezy inwestycyjnej funduszu i eliminuje ryzyko „narrative drift” w trakcie 6-letniego okresu holdowania.</w:t>
+        <w:t>Konsekwentne ramy intelektualne – Levine i Andreessen używają tych samych frameworków (network effects, open-core, software eating world), spójność instytucjonalna eliminuje „narrative drift”.</w:t>
       </w:r>
-    </w:p>
-    <w:p>
-      <w:pPr>
-        <w:pStyle w:val="Normal"/>
-      </w:pPr>
     </w:p>
     <w:p>
       <w:pPr>
@@ -1493,221 +1358,120 @@
         <w:pStyle w:val="ListParagraph"/>
       </w:pPr>
       <w:r>
-        <w:t xml:space="preserve">TechCrunch – „Andreessen Horowitz Puts $100 Million Into GitHub” (9 lipca 2012). URL: </w:t>
+        <w:t>TechCrunch – „Andreessen Horowitz Puts $100 Million Into GitHub” (9 lipca 2012). URL: https://techcrunch.com/2012/07/09/andreessen-horowitz-puts-100-million-in-github/</w:t>
       </w:r>
-      <w:hyperlink r:id="rId9">
-        <w:r>
-          <w:rPr>
-            <w:color w:val="0563C1"/>
-            <w:u w:val="single"/>
-          </w:rPr>
-          <w:t>https://techcrunch.com/2012/07/09/andreessen-horowitz-puts-100-million-in-github/</w:t>
-        </w:r>
-      </w:hyperlink>
     </w:p>
     <w:p>
       <w:pPr>
         <w:pStyle w:val="ListParagraph"/>
       </w:pPr>
       <w:r>
-        <w:t xml:space="preserve">Wall Street Journal – „Why Software Is Eating the World” (Marc Andreessen, 20 sierpnia 2011). URL: </w:t>
+        <w:t>Wall Street Journal – „Why Software Is Eating the World” (Marc Andreessen, 20 sierpnia 2011). URL: https://www.wsj.com/articles/SB10001424053111903480904576512250915629460</w:t>
       </w:r>
-      <w:hyperlink r:id="rId10">
-        <w:r>
-          <w:rPr>
-            <w:color w:val="0563C1"/>
-            <w:u w:val="single"/>
-          </w:rPr>
-          <w:t>https://www.wsj.com/articles/SB10001424053111903480904576512250915629460</w:t>
-        </w:r>
-      </w:hyperlink>
     </w:p>
     <w:p>
       <w:pPr>
         <w:pStyle w:val="ListParagraph"/>
       </w:pPr>
       <w:r>
-        <w:t xml:space="preserve">Bloomberg – „Microsoft Agrees to Acquire GitHub for $7.5 Billion” (4 czerwca 2018). URL: </w:t>
+        <w:t>Bloomberg – „Microsoft Agrees to Acquire GitHub for $7.5 Billion” (4 czerwca 2018). URL: https://www.bloomberg.com/news/articles/2018-06-04/microsoft-is-said-to-have-agreed-to-acquire-coding-site-github</w:t>
       </w:r>
-      <w:hyperlink r:id="rId11">
-        <w:r>
-          <w:rPr>
-            <w:color w:val="0563C1"/>
-            <w:u w:val="single"/>
-          </w:rPr>
-          <w:t>https://www.bloomberg.com/news/articles/2018-06-04/microsoft-is-said-to-have-agreed-to-acquire-coding-site-github</w:t>
-        </w:r>
-      </w:hyperlink>
     </w:p>
     <w:p>
       <w:pPr>
         <w:pStyle w:val="ListParagraph"/>
       </w:pPr>
       <w:r>
-        <w:t xml:space="preserve">Microsoft Official Blog – „Microsoft to acquire GitHub for $7.5 billion” (4 czerwca 2018). URL: </w:t>
+        <w:t>Microsoft Official Blog – „Microsoft to acquire GitHub for $7.5 billion” (4 czerwca 2018). URL: https://news.microsoft.com/2018/06/04/microsoft-to-acquire-github-for-7-5-billion/</w:t>
       </w:r>
-      <w:hyperlink r:id="rId12">
-        <w:r>
-          <w:rPr>
-            <w:color w:val="0563C1"/>
-            <w:u w:val="single"/>
-          </w:rPr>
-          <w:t>https://news.microsoft.com/2018/06/04/microsoft-to-acquire-github-for-7-5-billion/</w:t>
-        </w:r>
-      </w:hyperlink>
     </w:p>
     <w:p>
       <w:pPr>
         <w:pStyle w:val="ListParagraph"/>
       </w:pPr>
       <w:r>
-        <w:t xml:space="preserve">Microsoft 8-K SEC Filing – dokument regulacyjny. URL: </w:t>
+        <w:t>Microsoft 8-K SEC Filing – dokument regulacyjny. URL: https://www.sec.gov/cgi-bin/browse-edgar?action=getcompany&amp;CIK=0000789019&amp;type=8-K&amp;dateb=&amp;owner=include&amp;count=40</w:t>
       </w:r>
-      <w:hyperlink r:id="rId13">
-        <w:r>
-          <w:rPr>
-            <w:color w:val="0563C1"/>
-            <w:u w:val="single"/>
-          </w:rPr>
-          <w:t>https://www.sec.gov/cgi-bin/browse-edgar?action=getcompany&amp;CIK=0000789019&amp;type=8-K&amp;dateb=&amp;owner=include&amp;count=40</w:t>
-        </w:r>
-      </w:hyperlink>
     </w:p>
     <w:p>
       <w:pPr>
         <w:pStyle w:val="ListParagraph"/>
       </w:pPr>
       <w:r>
-        <w:t xml:space="preserve">Andreessen Horowitz (a16z.com) – strona portfolio GitHub. URL: </w:t>
+        <w:t>Andreessen Horowitz (a16z.com) – strona portfolio GitHub. URL: https://a16z.com/portfolio/github/</w:t>
       </w:r>
-      <w:hyperlink r:id="rId14">
-        <w:r>
-          <w:rPr>
-            <w:color w:val="0563C1"/>
-            <w:u w:val="single"/>
-          </w:rPr>
-          <w:t>https://a16z.com/portfolio/github/</w:t>
-        </w:r>
-      </w:hyperlink>
     </w:p>
     <w:p>
       <w:pPr>
         <w:pStyle w:val="ListParagraph"/>
       </w:pPr>
       <w:r>
-        <w:t xml:space="preserve">Peter Levine – wykład Stanford „Open Source: From Community to Commercialization” (2016). URL: </w:t>
+        <w:t>Peter Levine – wykład Stanford „Open Source: From Community to Commercialization” (2016). URL: https://www.youtube.com/watch?v=c9Tn2nEPp7A</w:t>
       </w:r>
-      <w:hyperlink r:id="rId15">
-        <w:r>
-          <w:rPr>
-            <w:color w:val="0563C1"/>
-            <w:u w:val="single"/>
-          </w:rPr>
-          <w:t>https://www.youtube.com/watch?v=c9Tn2nEPp7A</w:t>
-        </w:r>
-      </w:hyperlink>
     </w:p>
     <w:p>
       <w:pPr>
         <w:pStyle w:val="ListParagraph"/>
       </w:pPr>
       <w:r>
-        <w:t xml:space="preserve">Peter Levine – blog a16z „Why There Will Never Be Another Red Hat: The Economics of Open Source” (2014). URL: </w:t>
+        <w:t>Peter Levine – blog a16z „Why There Will Never Be Another Red Hat: The Economics of Open Source” (2014). URL: https://a16z.com/why-there-will-never-be-another-redhat-the-economics-of-open-source/</w:t>
       </w:r>
-      <w:hyperlink r:id="rId16">
-        <w:r>
-          <w:rPr>
-            <w:color w:val="0563C1"/>
-            <w:u w:val="single"/>
-          </w:rPr>
-          <w:t>https://a16z.com/why-there-will-never-be-another-redhat-the-economics-of-open-source/</w:t>
-        </w:r>
-      </w:hyperlink>
     </w:p>
     <w:p>
       <w:pPr>
         <w:pStyle w:val="ListParagraph"/>
       </w:pPr>
       <w:r>
-        <w:t xml:space="preserve">Crunchbase – profil finansowy GitHub Inc. URL: </w:t>
+        <w:t>Crunchbase – profil finansowy GitHub Inc. URL: https://www.crunchbase.com/organization/github</w:t>
       </w:r>
-      <w:hyperlink r:id="rId17">
-        <w:r>
-          <w:rPr>
-            <w:color w:val="0563C1"/>
-            <w:u w:val="single"/>
-          </w:rPr>
-          <w:t>https://www.crunchbase.com/organization/github</w:t>
-        </w:r>
-      </w:hyperlink>
     </w:p>
     <w:p>
       <w:pPr>
         <w:pStyle w:val="ListParagraph"/>
       </w:pPr>
       <w:r>
-        <w:t xml:space="preserve">PitchBook – profil GitHub Inc. URL: </w:t>
+        <w:t>PitchBook – profil GitHub Inc. URL: https://pitchbook.com/profiles/github-inc</w:t>
       </w:r>
-      <w:hyperlink r:id="rId18">
-        <w:r>
-          <w:rPr>
-            <w:color w:val="0563C1"/>
-            <w:u w:val="single"/>
-          </w:rPr>
-          <w:t>https://pitchbook.com/profiles/github-inc</w:t>
-        </w:r>
-      </w:hyperlink>
     </w:p>
     <w:p>
       <w:pPr>
         <w:pStyle w:val="ListParagraph"/>
       </w:pPr>
       <w:r>
-        <w:t xml:space="preserve">Wired – „GitHub Has Been Hacked by Tom Preston-Werner’s Wife’s Harassment” (kwiecień 2014). URL: </w:t>
+        <w:t>Wired – „The GitHub Investigation” (kwiecień 2014). URL: https://www.wired.com/2014/04/the-github-investigation/</w:t>
       </w:r>
-      <w:hyperlink r:id="rId19">
-        <w:r>
-          <w:rPr>
-            <w:color w:val="0563C1"/>
-            <w:u w:val="single"/>
-          </w:rPr>
-          <w:t>https://www.wired.com/2014/04/the-github-investigation/</w:t>
-        </w:r>
-      </w:hyperlink>
     </w:p>
     <w:p>
       <w:pPr>
         <w:pStyle w:val="ListParagraph"/>
       </w:pPr>
       <w:r>
-        <w:t xml:space="preserve">Fortune – „Microsoft’s $7.5B GitHub acquisition: By the numbers” (czerwiec 2018). URL: </w:t>
+        <w:t>Fortune – „Why Microsoft is willing to pay $7.5 billion for GitHub” (czerwiec 2018). URL: https://fortune.com/2018/06/04/microsoft-github-acquisition/</w:t>
       </w:r>
-      <w:hyperlink r:id="rId20">
-        <w:r>
-          <w:rPr>
-            <w:color w:val="0563C1"/>
-            <w:u w:val="single"/>
-          </w:rPr>
-          <w:t>https://fortune.com/2018/06/04/microsoft-github-acquisition/</w:t>
-        </w:r>
-      </w:hyperlink>
     </w:p>
     <w:p>
       <w:pPr>
         <w:pStyle w:val="ListParagraph"/>
       </w:pPr>
       <w:r>
-        <w:t xml:space="preserve">Peter Levine – blog a16z „Software Eating Software Development” (lipiec 2012). URL: </w:t>
+        <w:t>Peter Levine – blog a16z „Software Eating Software Development” (lipiec 2012). URL: https://a16z.com/2012/07/09/software-eating-software-development/</w:t>
       </w:r>
-      <w:hyperlink r:id="rId21">
-        <w:r>
-          <w:rPr>
-            <w:color w:val="0563C1"/>
-            <w:u w:val="single"/>
-          </w:rPr>
-          <w:t>https://a16z.com/2012/07/09/software-eating-software-development/</w:t>
-        </w:r>
-      </w:hyperlink>
+    </w:p>
+    <w:p>
+      <w:pPr>
+        <w:pStyle w:val="ListParagraph"/>
+      </w:pPr>
+      <w:r>
+        <w:t>TechCrunch – „GitHub Raises $250M Series B Round To Boost Enterprise Offering” (lipiec 2015). URL: https://techcrunch.com/2015/07/29/github-raises-250m-series-b-round-to-boost-enterprise-offering/</w:t>
+      </w:r>
+    </w:p>
+    <w:p>
+      <w:pPr>
+        <w:pStyle w:val="ListParagraph"/>
+      </w:pPr>
+      <w:r>
+        <w:t>The New York Times – „GitHub, Long a Favorite of Programmers, Raises $250 Million” (lipiec 2015). URL: https://www.nytimes.com/2015/07/29/technology/github-raises-250-million-in-new-funding-round.html</w:t>
+      </w:r>
     </w:p>
     <w:sectPr>
       <w:pgSz w:w="12240" w:h="15840"/>

--- a/GitHub_a16z_case_study.docx
+++ b/GitHub_a16z_case_study.docx
@@ -3,19 +3,25 @@
 <w:document xmlns:wpc="http://schemas.microsoft.com/office/word/2010/wordprocessingCanvas" xmlns:mo="http://schemas.microsoft.com/office/mac/office/2008/main" xmlns:mc="http://schemas.openxmlformats.org/markup-compatibility/2006" xmlns:mv="urn:schemas-microsoft-com:mac:vml" xmlns:o="urn:schemas-microsoft-com:office:office" xmlns:r="http://schemas.openxmlformats.org/officeDocument/2006/relationships" xmlns:m="http://schemas.openxmlformats.org/officeDocument/2006/math" xmlns:v="urn:schemas-microsoft-com:vml" xmlns:wp14="http://schemas.microsoft.com/office/word/2010/wordprocessingDrawing" xmlns:wp="http://schemas.openxmlformats.org/drawingml/2006/wordprocessingDrawing" xmlns:w10="urn:schemas-microsoft-com:office:word" xmlns:w="http://schemas.openxmlformats.org/wordprocessingml/2006/main" xmlns:w14="http://schemas.microsoft.com/office/word/2010/wordml" xmlns:wpg="http://schemas.microsoft.com/office/word/2010/wordprocessingGroup" xmlns:wpi="http://schemas.microsoft.com/office/word/2010/wordprocessingInk" xmlns:wne="http://schemas.microsoft.com/office/word/2006/wordml" xmlns:wps="http://schemas.microsoft.com/office/word/2010/wordprocessingShape" mc:Ignorable="w14 wp14">
   <w:body>
     <w:p>
-      <w:pPr/>
       <w:r>
+        <w:rPr>
+          <w:i/>
+        </w:rPr>
         <w:t>Fundusze Venture Capital i Private Equity – Wariant B</w:t>
       </w:r>
     </w:p>
     <w:p>
-      <w:pPr/>
       <w:r>
+        <w:rPr>
+          <w:i/>
+        </w:rPr>
         <w:t>Andreessen Horowitz (a16z)</w:t>
       </w:r>
     </w:p>
     <w:p>
-      <w:pPr/>
+      <w:pPr>
+        <w:pStyle w:val="Title"/>
+      </w:pPr>
       <w:r>
         <w:t>Case study: Inwestycja a16z w GitHub Inc.</w:t>
       </w:r>
@@ -29,18 +35,21 @@
       </w:r>
     </w:p>
     <w:p>
+      <w:pPr/>
       <w:r>
-        <w:t>GitHub został założony w 2008 roku przez Toma Prestona-Wernera, Chrisa Wanstratha i PJ Hyetta w San Francisco. Platforma umożliwiała kontrolię wersji opartą na systemie Git, hosting kodu źródłowego, współpracę zespołową, przegląd kodu (code review), zarządzanie zgłoszeniami (issue tracking) oraz ciągłą integrację i dostarczanie (CI/CD). W krótkim czasie GitHub stał się de facto standardem w branży.</w:t>
+        <w:t>GitHub Inc. to amerykańska spółka technologiczna założona w 2008 r. przez Toma Prestona-Wernera, Chrisa Wanstratha i PJ Hyetta z siedzibą w San Francisco (Kalifornia). Spółka prowadzi platformę hostingu repozytoriów kodu źródłowego opartą na systemie kontroli wersji Git, stworzoną przez Linusa Torvaldsa w 2005 r. GitHub umożliwia programistom przechowywanie, wersjonowanie i współdzielenie kodu, a także współpracę nad projektami open source i komercyjnymi za pomocą mechanizmów pull request, code review, issue tracking i wikis.</w:t>
       </w:r>
     </w:p>
     <w:p>
+      <w:pPr/>
       <w:r>
-        <w:t>W momencie inwestycji a16z (lipiec 2012) platforma miała ponad 3,5 miliona użytkowników i miliony repozytoriów. Model biznesowy opierał się na freemium – darmowy dostęp dla projektów open source, płatne plany dla prywatnych repozytoriów i zespołów. GitHub działał w modelu bootstrapped przez 4 lata (2008–2012) bez jakiegokolwiek finansowania venture capital. Było to rzadkością w Dolinie Krzemowej.</w:t>
+        <w:t>Model biznesowy GitHub opierał się na modelu freemium: darmowe repozytoria publiczne dla projektów open source oraz płatne repozytoria prywatne dla firm i indywidualnych programistów. W 2011 r. spółka wprowadziła GitHub Enterprise – wersję on-premise przeznaczoną dla korporacji wymagających hostingu kodu za własnym firewallem. Model przychodowy obejmował trzy filary: (1) subskrypcje indywidualne i zespołowe na prywatne repozytoria, (2) GitHub Enterprise Server (instalacja lokalna) oraz (3) GitHub Enterprise Cloud (hosted). Spółka była bootstrapowana od założenia w 2008 r. do momentu inwestycji a16z w 2012 r. – jeden z najdłuższych okresów samofinansowania w historii Silicon Valley dla firmy o takiej skali.</w:t>
       </w:r>
     </w:p>
     <w:p>
+      <w:pPr/>
       <w:r>
-        <w:t>GitHub pełnił unikatową rolę: był jednocześnie narzędziem deweloperskim, siecią społecznościową dla kodu oraz infrastrukturą dla projektów open source. Efekty sieciowe (network effects) tworzyły silny moat konkurencyjny.</w:t>
+        <w:t>W momencie wejścia a16z (lipiec 2012) GitHub obsługiwał ponad 3,5 miliona użytkowników i miliony repozytoriów kodu, będąc de facto standardem branżowym dla hostingów Git. Platforma pełniła unikalną rolę “sieci społecznościowej dla kodu” – programiści śledzili projekty i innych developerów, a aktywność na GitHubie stawała się de facto CV technologicznym. Efekty sieciowe były silne: im więcej projektów open source hostowano na GitHubie, tym więcej programistów dołączało, co przyciągało kolejne projekty – klasyczny flywheel effect. Konkurencja obejmowała Bitbucket (Atlassian, darmowe repozytoria prywatne), GitLab (open source, zintegrowane CI/CD) oraz SourceForge (w zaniku).</w:t>
       </w:r>
     </w:p>
     <w:p>
@@ -67,35 +76,11 @@
             <w:tcW w:type="dxa" w:w="4320"/>
           </w:tcPr>
           <w:p>
+            <w:r/>
             <w:r>
               <w:rPr>
                 <w:b/>
               </w:rPr>
-              <w:t>Parametr</w:t>
-            </w:r>
-          </w:p>
-        </w:tc>
-        <w:tc>
-          <w:tcPr>
-            <w:tcW w:type="dxa" w:w="4320"/>
-          </w:tcPr>
-          <w:p>
-            <w:r>
-              <w:rPr>
-                <w:b/>
-              </w:rPr>
-              <w:t>Wartość</w:t>
-            </w:r>
-          </w:p>
-        </w:tc>
-      </w:tr>
-      <w:tr>
-        <w:tc>
-          <w:tcPr>
-            <w:tcW w:type="dxa" w:w="4320"/>
-          </w:tcPr>
-          <w:p>
-            <w:r>
               <w:t>Runda finansowania</w:t>
             </w:r>
           </w:p>
@@ -105,6 +90,7 @@
             <w:tcW w:type="dxa" w:w="4320"/>
           </w:tcPr>
           <w:p>
+            <w:r/>
             <w:r>
               <w:t>Series A</w:t>
             </w:r>
@@ -117,7 +103,11 @@
             <w:tcW w:type="dxa" w:w="4320"/>
           </w:tcPr>
           <w:p>
+            <w:r/>
             <w:r>
+              <w:rPr>
+                <w:b/>
+              </w:rPr>
               <w:t>Data zamknięcia</w:t>
             </w:r>
           </w:p>
@@ -127,6 +117,7 @@
             <w:tcW w:type="dxa" w:w="4320"/>
           </w:tcPr>
           <w:p>
+            <w:r/>
             <w:r>
               <w:t>lipiec 2012 r.</w:t>
             </w:r>
@@ -139,8 +130,12 @@
             <w:tcW w:type="dxa" w:w="4320"/>
           </w:tcPr>
           <w:p>
+            <w:r/>
             <w:r>
-              <w:t>Wartość rundy (łącznie)</w:t>
+              <w:rPr>
+                <w:b/>
+              </w:rPr>
+              <w:t>Wartość rundy</w:t>
             </w:r>
           </w:p>
         </w:tc>
@@ -149,6 +144,7 @@
             <w:tcW w:type="dxa" w:w="4320"/>
           </w:tcPr>
           <w:p>
+            <w:r/>
             <w:r>
               <w:t>100 mln USD</w:t>
             </w:r>
@@ -161,7 +157,11 @@
             <w:tcW w:type="dxa" w:w="4320"/>
           </w:tcPr>
           <w:p>
+            <w:r/>
             <w:r>
+              <w:rPr>
+                <w:b/>
+              </w:rPr>
               <w:t>Lead investor</w:t>
             </w:r>
           </w:p>
@@ -171,8 +171,9 @@
             <w:tcW w:type="dxa" w:w="4320"/>
           </w:tcPr>
           <w:p>
+            <w:r/>
             <w:r>
-              <w:t>Andreessen Horowitz</w:t>
+              <w:t>Andreessen Horowitz (jedyny inwestor – sole investor)</w:t>
             </w:r>
           </w:p>
         </w:tc>
@@ -183,51 +184,11 @@
             <w:tcW w:type="dxa" w:w="4320"/>
           </w:tcPr>
           <w:p>
+            <w:r/>
             <w:r>
-              <w:t>Współinwestorzy</w:t>
-            </w:r>
-          </w:p>
-        </w:tc>
-        <w:tc>
-          <w:tcPr>
-            <w:tcW w:type="dxa" w:w="4320"/>
-          </w:tcPr>
-          <w:p>
-            <w:r>
-              <w:t>Brak (a16z jedynym inwestorem w rundzie)</w:t>
-            </w:r>
-          </w:p>
-        </w:tc>
-      </w:tr>
-      <w:tr>
-        <w:tc>
-          <w:tcPr>
-            <w:tcW w:type="dxa" w:w="4320"/>
-          </w:tcPr>
-          <w:p>
-            <w:r>
-              <w:t>Łączne finansowanie do tej rundy</w:t>
-            </w:r>
-          </w:p>
-        </w:tc>
-        <w:tc>
-          <w:tcPr>
-            <w:tcW w:type="dxa" w:w="4320"/>
-          </w:tcPr>
-          <w:p>
-            <w:r>
-              <w:t>100 mln USD (pierwsza runda zewnętrzna w historii spółki)</w:t>
-            </w:r>
-          </w:p>
-        </w:tc>
-      </w:tr>
-      <w:tr>
-        <w:tc>
-          <w:tcPr>
-            <w:tcW w:type="dxa" w:w="4320"/>
-          </w:tcPr>
-          <w:p>
-            <w:r>
+              <w:rPr>
+                <w:b/>
+              </w:rPr>
               <w:t>Wycena post-money</w:t>
             </w:r>
           </w:p>
@@ -237,6 +198,7 @@
             <w:tcW w:type="dxa" w:w="4320"/>
           </w:tcPr>
           <w:p>
+            <w:r/>
             <w:r>
               <w:t>ok. 750 mln USD</w:t>
             </w:r>
@@ -249,7 +211,11 @@
             <w:tcW w:type="dxa" w:w="4320"/>
           </w:tcPr>
           <w:p>
+            <w:r/>
             <w:r>
+              <w:rPr>
+                <w:b/>
+              </w:rPr>
               <w:t>Miejsce w zarządzie</w:t>
             </w:r>
           </w:p>
@@ -259,6 +225,7 @@
             <w:tcW w:type="dxa" w:w="4320"/>
           </w:tcPr>
           <w:p>
+            <w:r/>
             <w:r>
               <w:t>Peter Levine (General Partner a16z) dołącza do Board of Directors</w:t>
             </w:r>
@@ -271,7 +238,11 @@
             <w:tcW w:type="dxa" w:w="4320"/>
           </w:tcPr>
           <w:p>
+            <w:r/>
             <w:r>
+              <w:rPr>
+                <w:b/>
+              </w:rPr>
               <w:t>Branża</w:t>
             </w:r>
           </w:p>
@@ -281,6 +252,7 @@
             <w:tcW w:type="dxa" w:w="4320"/>
           </w:tcPr>
           <w:p>
+            <w:r/>
             <w:r>
               <w:t>Developer tools / infrastruktura oprogramowania / SaaS</w:t>
             </w:r>
@@ -293,8 +265,12 @@
             <w:tcW w:type="dxa" w:w="4320"/>
           </w:tcPr>
           <w:p>
+            <w:r/>
             <w:r>
-              <w:t>Późniejsze rundy</w:t>
+              <w:rPr>
+                <w:b/>
+              </w:rPr>
+              <w:t>Łączne finansowanie do rundy</w:t>
             </w:r>
           </w:p>
         </w:tc>
@@ -303,13 +279,20 @@
             <w:tcW w:type="dxa" w:w="4320"/>
           </w:tcPr>
           <w:p>
+            <w:r/>
             <w:r>
-              <w:t>Series B (lipiec 2015): 250 mln USD, lead Sequoia Capital, a16z follow-on</w:t>
+              <w:t>0 USD (spółka bootstrapowana od 2008 r.)</w:t>
             </w:r>
           </w:p>
         </w:tc>
       </w:tr>
     </w:tbl>
+    <w:p>
+      <w:pPr/>
+      <w:r>
+        <w:t>Inwestycja a16z w GitHub była jedną z największych rund Series A w historii Silicon Valley w momencie jej zamknięcia. Wyjątkowość transakcji polegała na trzech elementach: (1) 100 mln USD od jednego inwestora w spółkę bez wcześniejszego finansowania VC, (2) wycena 750 mln USD przy braku przychodów typowych dla spółki SaaS o takiej wartości, (3) całkowity brak współinwestorów – a16z przejął całość rundy.</w:t>
+      </w:r>
+    </w:p>
     <w:p>
       <w:pPr>
         <w:pStyle w:val="Heading1"/>
@@ -319,58 +302,61 @@
       </w:r>
     </w:p>
     <w:p>
+      <w:pPr/>
       <w:r>
-        <w:t>Inwestycja pochodziła z głównego funduszu venture a16z. Była to jedna z największych rund Series A w historii – 100 mln USD od jednego inwestora w spółkę bez wcześniejszego finansowania VC. Środki przeznaczono na: skalowanie platformy, rozwój GitHub Enterprise (wersja on-premises), rekrutację talentów oraz ekspansję międzynarodową.</w:t>
+        <w:t>Inwestycja została zrealizowana z głównego funduszu venture a16z (Fund III). Środki miały sfinansować rozbudowę zespołu (engineering, sprzedaż enterprise, operations), rozwój produktu GitHub Enterprise oraz przyspieszenie ekspansji korporacyjnej. Była to jedna z największych pojedynczych rund Series A w historii – 100 mln USD od jednego inwestora w spółkę, która nigdy wcześniej nie przyjęła kapitału VC.</w:t>
       </w:r>
     </w:p>
     <w:p>
+      <w:pPr/>
       <w:r>
-        <w:t>Teza inwestycyjna Petera Levine i a16z opierała się na pięciu filarach:</w:t>
+        <w:t>Teza inwestycyjna Petera Levine’a i a16z opierała się na pięciu filarach:</w:t>
       </w:r>
     </w:p>
     <w:p>
       <w:pPr>
-        <w:pStyle w:val="ListParagraph"/>
+        <w:pStyle w:val="ListBullet"/>
       </w:pPr>
       <w:r>
-        <w:t>Narzędzia deweloperskie jako infrastruktura krytyczna – każda firma technologiczna potrzebuje systemu kontroli wersji i współpracy nad kodem.</w:t>
+        <w:t>Narzędzia programistyczne jako infrastruktura krytyczna – Git stał się standardem kontroli wersji, a GitHub jedynym dominującym hostem. Każda firma tworząca oprogramowanie potrzebowała repozytorium kodu, co czyniło GitHub infrastrukturą o charakterze quasi-monopolistycznym.</w:t>
       </w:r>
     </w:p>
     <w:p>
       <w:pPr>
-        <w:pStyle w:val="ListParagraph"/>
+        <w:pStyle w:val="ListBullet"/>
       </w:pPr>
       <w:r>
-        <w:t>„Software is eating the world” w zastosowaniu do narzędzi deweloperskich – narracja Marca Andreessena z manifestu opublikowanego w Wall Street Journal w sierpniu 2011 r.</w:t>
+        <w:t>„Software eating the world” zastosowane do narzędzi developerskich – manifest Marca Andreessena z sierpnia 2011 r. (WSJ, „Why Software Is Eating the World”) stanowił intelektualną ramę dla tezy, że skoro oprogramowanie zjada każdą branżę, to narzędzia do jego tworzenia są „kilofami w gorączce złota” – infrastrukturą korzystającą na wzroście całego ekosystemu.</w:t>
       </w:r>
     </w:p>
     <w:p>
       <w:pPr>
-        <w:pStyle w:val="ListParagraph"/>
+        <w:pStyle w:val="ListBullet"/>
       </w:pPr>
       <w:r>
-        <w:t>GitHub jako sieć społecznościowa dla kodu – efekty sieciowe, profil użytkownika jako CV dewelopera, organiczny wzrost.</w:t>
+        <w:t>GitHub jako sieć społecznościowa dla kodu z efektami sieciowymi – profil programisty na GitHubie stawał się CV technologicznym, a aktywność w projektach open source budowała reputację. Im więcej projektów, tym więcej developerów, tym więcej projektów – klasyczny network effect.</w:t>
       </w:r>
     </w:p>
     <w:p>
       <w:pPr>
-        <w:pStyle w:val="ListParagraph"/>
+        <w:pStyle w:val="ListBullet"/>
       </w:pPr>
       <w:r>
-        <w:t>Możliwość ekspansji enterprise – GitHub Enterprise (on-premises), wyższy przychód na użytkownika, konwersja z darmowego na płatny plan.</w:t>
+        <w:t>Potencjał ekspansji enterprise – GitHub Enterprise (on-premise) umożliwiał dostęp do budżetów IT korporacji (Google, Microsoft, Facebook, Amazon), które potrzebowały bezpiecznego hostingu kodu za firewallem. Levine widział analogie do modelu Red Hat – open-source community jako engine adopcji, enterprise jako engine przychodów.</w:t>
       </w:r>
     </w:p>
     <w:p>
       <w:pPr>
-        <w:pStyle w:val="ListParagraph"/>
+        <w:pStyle w:val="ListBullet"/>
       </w:pPr>
       <w:r>
-        <w:t>Efekty sieciowe społeczności open source – samowzmacniający się cykl: więcej projektów → więcej deweloperów → więcej projektów.</w:t>
+        <w:t>Samonaprawiające się efekty społecznościowe open source – społeczność open source generowała wartość bezpłatnie (miliony projektów, dokumentacja, integracje), a GitHub czerpał korzyści jako platforma hostująca tę aktywność. Koszt pozyskania użytkownika (CAC) był bliski zeru dla segmentu open source.</w:t>
       </w:r>
     </w:p>
     <w:p>
+      <w:pPr/>
       <w:r>
-        <w:t>Levine opublikował wpis na blogu a16z w dniu ogłoszenia inwestycji, w którym zarysował swoje przekonanie o GitHub jako infrastrukturze krytycznej procesu wytwarzania oprogramowania. Artykuł potwierdzał głębokie zaangażowanie intelektualne i strategiczne a16z w tę transakcję.</w:t>
+        <w:t>Peter Levine we wpisie blogowym a16z „Software Eating Software Development” (9 lipca 2012 r.) ujął tezę następująco: jeśli oprogramowanie zjada świat, to narzędzia do jego tworzenia są fundamentem całej transformacji cyfrowej. GitHub – jako dominująca platforma współpracy programistów – zajmuje pozycję analogiczną do tej, którą Amazon Web Services zajmuje w infrastrukturze chmurowej: warstwa bazowa, od której zależy cały ekosystem.</w:t>
       </w:r>
     </w:p>
     <w:p>
@@ -383,12 +369,52 @@
     </w:p>
     <w:p>
       <w:r>
-        <w:t>Peter Levine – General Partner w Andreessen Horowitz. Prowadził transakcję i dołączył do Board of Directors GitHub. Wcześniej pełnił funkcję CEO XenSource (open-source’owa wirtualizacja, sprzedana Citrix w 2007 r.), VP w Citrix Systems, posiada doktorat (PhD) z MIT. Miał głębokie zrozumienie modeli biznesowych opartych na open source.</w:t>
+        <w:rPr>
+          <w:b/>
+        </w:rPr>
+        <w:t>Peter Levine</w:t>
+      </w:r>
+      <w:r>
+        <w:t xml:space="preserve"> – General Partner w Andreessen Horowitz (od 2010 r.), prowadził transakcję, podpisał termsheet i objął miejsce w radzie dyrektorów GitHub po zamknięciu rundy. Przed dołączeniem do a16z Levine był CEO XenSource – firmy tworzącej open-source’ową platformę wirtualizacji, którą sprzedał Citrix Systems w 2007 r. za około 500 mln USD (w momencie przejęcia). Następnie pełnił funkcję VP i GM w Citrix, zarządzając pionem wirtualizacji. Posiada tytuł doktora (PhD) MIT Sloan School of Management.</w:t>
       </w:r>
     </w:p>
     <w:p>
       <w:r>
-        <w:t>Specjalizował się w infrastrukturze oprogramowania, narzędziach deweloperskich i systemach enterprise. Doświadczenie operacyjne jako CEO i VP pozwalało mu zapewniać praktyczne wsparcie spółkom portfelowym.</w:t>
+        <w:t>Levine specjalizował się w inwestycjach w infrastrukturę oprogramowania, narzędzia programistyczne i systemy enterprise. Jego doświadczenie operacyjne w XenSource – firmie, która skomercjalizowała technologię open source (Xen hypervisor) i sprzedała ją korporacji – czyniło go idealnym partnerem dla GitHub, który realizował analogiczny model: open-source community jako silnik adopcji, enterprise jako silnik przychodów.</w:t>
+      </w:r>
+    </w:p>
+    <w:p>
+      <w:r>
+        <w:t>W kontekście GitHub Levine pełnił aktywną rolę członka rady dyrektorów, doradzając w kwestiach strategii enterprise, rekrutacji kadry zarządzającej oraz ekspansji produktowej. Jego kluczowe publikacje związane z tezą inwestycyjną obejmują:</w:t>
+      </w:r>
+    </w:p>
+    <w:p>
+      <w:pPr>
+        <w:pStyle w:val="ListBullet"/>
+      </w:pPr>
+      <w:r>
+        <w:t>„Software Eating Software Development” – wpis blogowy a16z, 9 lipca 2012 r. – ogłoszenie inwestycji i sformułowanie tezy o narzędziach developerskich jako fundamentalnej warstwie transformacji cyfrowej.</w:t>
+      </w:r>
+    </w:p>
+    <w:p>
+      <w:pPr>
+        <w:pStyle w:val="ListBullet"/>
+      </w:pPr>
+      <w:r>
+        <w:t>„Why There Will Never Be Another Red Hat: The Economics of Open Source” – esej a16z, 2014 r. – analiza modeli komercjalizacji open source, bezpośrednio relewantna dla strategii GitHub Enterprise.</w:t>
+      </w:r>
+    </w:p>
+    <w:p>
+      <w:pPr>
+        <w:pStyle w:val="ListBullet"/>
+      </w:pPr>
+      <w:r>
+        <w:t>„Open Source: From Community to Commercialization” – wykład Stanford/a16z, 2016 r. – rozbudowana analiza ekonomiki open source z przykładami m.in. GitHub, Docker, Cloudera.</w:t>
+      </w:r>
+    </w:p>
+    <w:p>
+      <w:r>
+        <w:t>Współsygnatariuszami inwestycji byli Marc Andreessen i Ben Horowitz (współzałożyciele funduszu), którzy aktywnie uczestniczyli w procesie due diligence i później wspierali spółkę w momentach kryzysowych (m.in. zmiana CEO w 2014 r.).</w:t>
       </w:r>
     </w:p>
     <w:p>
@@ -401,47 +427,60 @@
     </w:p>
     <w:p>
       <w:r>
-        <w:t>a16z zastosował swój model high-touch, obejmujący wsparcie strategiczne i operacyjne. Celem była transformacja GitHub z platformy społecznościowej w przedsiębiorstwo SaaS klasy enterprise.</w:t>
+        <w:t>Wsparcie a16z dla GitHub po wejściu kapitałowym miało charakter zarówno strategiczny, jak i operacyjny – typowy dla inwestycji wczesno-wzrostowych funduszu z silnym zapleczem operacyjnym (tzw. platform model). A16z zaangażował pełną infrastrukturę operacyjną funduszu w skalowanie GitHub:</w:t>
       </w:r>
     </w:p>
     <w:p>
       <w:pPr>
-        <w:pStyle w:val="ListParagraph"/>
+        <w:pStyle w:val="ListBullet"/>
       </w:pPr>
       <w:r>
-        <w:t>Rekrutacja kadry zarządczej – pomoc w zatrudnieniu liderów sprzedaży enterprise, budowa ponad 70-osobowego zespołu rekrutacyjnego.</w:t>
+        <w:t>Pozyskanie talentu menedżerskiego i rekrutacja – a16z pomógł zbudować ponad 70-osobowy wewnętrzny zespół rekrutacyjny GitHub oraz obsadzić kluczowe role liderów sprzedaży enterprise. Fundusz wykorzystał własny executive talent team do identyfikacji i pozyskania kandydatów z doświadczeniem w sprzedaży B2B (m.in. z SAP, Oracle, Salesforce). To jeden z najbardziej wymiernych przykładów operacyjnego wsparcia a16z dla spółki portfelowej.</w:t>
       </w:r>
     </w:p>
     <w:p>
       <w:pPr>
-        <w:pStyle w:val="ListParagraph"/>
+        <w:pStyle w:val="ListBullet"/>
       </w:pPr>
       <w:r>
-        <w:t>Strategia go-to-market dla enterprise – definiowanie segmentów klientów, modele cenowe, procesy sprzedaży bezpośredniej.</w:t>
+        <w:t>Strategia enterprise go-to-market – Levine, bazując na doświadczeniu z XenSource i Citrix, pomógł zdefiniować model sprzedaży enterprise: segmentację klientów (SMB vs. mid-market vs. Fortune 500), pricing GitHub Enterprise (per-seat vs. per-server), procesy sprzedaży bezpośredniej (direct sales) oraz programy partnerskie. To była kluczowa transformacja – z firmy narzędziowej dla developerów w platformę enterprise software.</w:t>
       </w:r>
     </w:p>
     <w:p>
       <w:pPr>
-        <w:pStyle w:val="ListParagraph"/>
+        <w:pStyle w:val="ListBullet"/>
       </w:pPr>
       <w:r>
-        <w:t>Doradztwo w skalowaniu organizacji inżynierskiej – doświadczenie Levine’a z XenSource i Citrix.</w:t>
+        <w:t>Skalowanie organizacji inżynierskiej – Levine dzielił się doświadczeniem operacyjnym z budowy i skalowania zespołu XenSource/Citrix (od startup do kilkuset osób), doradzając w kwestiach struktury organizacyjnej, procesów engineeringowych i kultury technicznej w fazie hiperwzrostu.</w:t>
       </w:r>
     </w:p>
     <w:p>
       <w:pPr>
-        <w:pStyle w:val="ListParagraph"/>
+        <w:pStyle w:val="ListBullet"/>
       </w:pPr>
       <w:r>
-        <w:t>Budowanie marki i PR – pozycjonowanie GitHub jako infrastruktury enterprise, nie tylko narzędzia dla open source.</w:t>
+        <w:t>Budowanie marki i PR – a16z konsekwentnie pozycjonował GitHub jako „krytyczną infrastrukturę enterprise”, a nie jedynie narzędzie dla społeczności open source. Publikacje Levine’a („Software Eating Software Development”, „Why There Will Never Be Another Red Hat”) budowały narracyjną ramę uzasadniającą wydatki IT korporacji na GitHub Enterprise.</w:t>
       </w:r>
     </w:p>
     <w:p>
       <w:pPr>
-        <w:pStyle w:val="ListParagraph"/>
+        <w:pStyle w:val="ListBullet"/>
       </w:pPr>
       <w:r>
-        <w:t>Strategiczne wprowadzenia do decydentów Fortune 500 – dostęp do sieci kontaktów a16z.</w:t>
+        <w:t>Wprowadzenia strategiczne do Fortune 500 – a16z wykorzystał sieć kontaktów funduszu do organizowania spotkań z decydentami IT w największych korporacjach (Google, Microsoft, Facebook, Amazon, banki inwestycyjne). Efekt: masowa adopcja GitHub Enterprise przez Fortune 500 w latach 2013–2017.</w:t>
+      </w:r>
+    </w:p>
+    <w:p>
+      <w:pPr>
+        <w:pStyle w:val="ListBullet"/>
+      </w:pPr>
+      <w:r>
+        <w:t>Wsparcie w kryzysie CEO (2014) – gdy Tom Preston-Werner zrezygnował w kwietniu 2014 r. w wyniku kontrowersji (dochodzenie wewnętrzne dot. mobbingu – opisane przez Wired jako „The GitHub Investigation”), a16z aktywnie wspierał proces tranzycji do nowego CEO (Chris Wanstrath). Ben Horowitz – autor książki „The Hard Thing About Hard Things” o zarządzaniu w kryzysie – pełnił rolę mentora w tym okresie.</w:t>
+      </w:r>
+    </w:p>
+    <w:p>
+      <w:r>
+        <w:t>Model wsparcia a16z dla GitHub można porównać z analogicznym zaangażowaniem w innych spółkach portfelowych: podobnie jak w Lyft (rekrutacja, public policy, mentoring boardowy), ale z silniejszym akcentem enterprise – analogicznie do późniejszej pracy z Coinbase nad pozycjonowaniem regulacyjnym w sektorze kryptowalut.</w:t>
       </w:r>
     </w:p>
     <w:p>
@@ -453,82 +492,145 @@
       </w:r>
     </w:p>
     <w:p>
+      <w:pPr/>
       <w:r>
-        <w:t>W odróżnieniu od wielu spółek portfelowych, które pozyskują tylko jedną rundę, GitHub przeprowadził drugą rundę finansowania. W lipcu 2015 roku zamknięto Series B o wartości 250 mln USD, którego leadem był Sequoia Capital, a a16z uczestniczył jako inwestor follow-on. Wycena wzrosła do ok. 2 mld USD. Potwierdziło to tezę a16z oraz ich kontynuowane zaangażowanie.</w:t>
+        <w:t>Po Series A a16z uczestniczył w kolejnej rundzie jako follow-on investor, utrzymując swój udział w spółce mimo dynamicznego wzrostu wyceny i napływu nowych inwestorów. W rundzie Series B (lipiec 2015, 250 mln USD przy wycenie ok. 2 mld USD) a16z dołożył kapitał obok Sequoia Capital (lead), Thrive Capital i IVP.</w:t>
       </w:r>
     </w:p>
     <w:p>
+      <w:pPr/>
       <w:r>
-        <w:t>a16z utrzymał znaczący udział (ok. 10–12% po rozwodnieniu) aż do wyjścia przez przejęcie przez Microsoft.</w:t>
-      </w:r>
-    </w:p>
-    <w:p>
-      <w:r>
-        <w:t>Ścieżka spółki od założenia do wyjścia:</w:t>
+        <w:t>Ścieżka spółki po inwestycji a16z:</w:t>
       </w:r>
     </w:p>
     <w:p>
       <w:pPr>
-        <w:pStyle w:val="ListParagraph"/>
+        <w:pStyle w:val="ListBullet"/>
       </w:pPr>
       <w:r>
-        <w:t>2008 – Założenie przez Toma Prestona-Wernera, Chrisa Wanstratha, PJ Hyetta. Bootstrapped.</w:t>
+        <w:t>2008 – założenie GitHub przez Toma Prestona-Wernera, Chrisa Wanstratha i PJ Hyetta. Spółka bootstrapowana, brak finansowania VC.</w:t>
       </w:r>
     </w:p>
     <w:p>
       <w:pPr>
-        <w:pStyle w:val="ListParagraph"/>
+        <w:pStyle w:val="ListBullet"/>
       </w:pPr>
       <w:r>
-        <w:t>Lipiec 2012 – Series A, 100 mln USD, a16z jedyny lead, wycena 750 mln USD.</w:t>
+        <w:t>Lipiec 2012 – Series A prowadzona przez a16z (jedyny inwestor), 100 mln USD, wycena post-money ok. 750 mln USD. Peter Levine dołącza do rady dyrektorów.</w:t>
       </w:r>
     </w:p>
     <w:p>
       <w:pPr>
-        <w:pStyle w:val="ListParagraph"/>
+        <w:pStyle w:val="ListBullet"/>
       </w:pPr>
       <w:r>
-        <w:t>2012–2014 – Szybki wzrost użytkowników i repozytoriów. Rozwój GitHub Enterprise. Budowa zespołu sprzedaży enterprise.</w:t>
+        <w:t>2012–2014 – dynamiczny wzrost: z 3,5 mln do ponad 10 mln użytkowników. Rozwój GitHub Enterprise, ekspansja zespołu sprzedaży. Firma staje się standardem branżowym.</w:t>
       </w:r>
     </w:p>
     <w:p>
       <w:pPr>
-        <w:pStyle w:val="ListParagraph"/>
+        <w:pStyle w:val="ListBullet"/>
       </w:pPr>
       <w:r>
-        <w:t>Kwiecień 2014 – Zmiana CEO: Tom Preston-Werner rezygnuje, Chris Wanstrath zostaje CEO.</w:t>
+        <w:t>Kwiecień 2014 – rezygnacja Toma Prestona-Wernera z funkcji CEO w wyniku wewnętrznego dochodzenia dot. mobbingu w miejscu pracy (opisanego przez Wired). Chris Wanstrath obejmuje stanowisko CEO.</w:t>
       </w:r>
     </w:p>
     <w:p>
       <w:pPr>
-        <w:pStyle w:val="ListParagraph"/>
+        <w:pStyle w:val="ListBullet"/>
       </w:pPr>
       <w:r>
-        <w:t>Lipiec 2015 – Series B, 250 mln USD, lead Sequoia Capital. a16z follow-on. Thrive Capital, IVP współinwestorzy. Wycena ok. 2 mld USD.</w:t>
+        <w:t>Lipiec 2015 – Series B: 250 mln USD, lead Sequoia Capital, follow-on a16z, Thrive Capital, IVP jako współinwestorzy. Wycena ok. 2 mld USD (+167% vs. Series A).</w:t>
       </w:r>
     </w:p>
     <w:p>
       <w:pPr>
-        <w:pStyle w:val="ListParagraph"/>
+        <w:pStyle w:val="ListBullet"/>
       </w:pPr>
       <w:r>
-        <w:t>2015–2017 – Kontynuacja wzrostu. Ponad 20 mln użytkowników do 2017 r. Adopcja enterprise przez Google, Microsoft, Facebook, Amazon.</w:t>
+        <w:t>2015–2017 – kontynuacja wzrostu: z 10 mln do ponad 20 mln użytkowników. Masowa adopcja enterprise – Google, Microsoft, Facebook, Amazon i setki firm Fortune 500 korzystają z GitHub Enterprise. Przychody przekraczają 200 mln USD ARR.</w:t>
       </w:r>
     </w:p>
     <w:p>
       <w:pPr>
-        <w:pStyle w:val="ListParagraph"/>
+        <w:pStyle w:val="ListBullet"/>
       </w:pPr>
       <w:r>
-        <w:t>Czerwiec 2018 – Microsoft ogłasza przejęcie za 7,5 mld USD w akcjach MSFT. Zgoda regulacyjna Komisji Europejskiej.</w:t>
+        <w:t>4 czerwca 2018 – ogłoszenie przejęcia GitHub przez Microsoft za 7,5 mld USD w akcjach MSFT. Największa akwizycja Microsoftu od czasu LinkedIn (2016, 26,2 mld USD).</w:t>
       </w:r>
     </w:p>
     <w:p>
       <w:pPr>
-        <w:pStyle w:val="ListParagraph"/>
+        <w:pStyle w:val="ListBullet"/>
       </w:pPr>
       <w:r>
-        <w:t>Październik 2018 – Zamknięcie transakcji. Pełne wyjście (exit) dla a16z.</w:t>
+        <w:t>Lato 2018 – uzyskanie zgody regulacyjnej Komisji Europejskiej.</w:t>
+      </w:r>
+    </w:p>
+    <w:p>
+      <w:pPr>
+        <w:pStyle w:val="ListBullet"/>
+      </w:pPr>
+      <w:r>
+        <w:t>Październik 2018 – zamknięcie transakcji przejęcia. Pełne wyjście a16z ze spółki. Nat Friedman zostaje CEO GitHub pod parasolem Microsoftu.</w:t>
+      </w:r>
+    </w:p>
+    <w:p>
+      <w:pPr/>
+      <w:r>
+        <w:t>A16z utrzymywał udział na poziomie ok. 10–12% od Series A do exitu, uczestnicząc w Series B w celu ograniczenia rozwodnienia. Początkowy udział 13,3% (100 mln / 750 mln) został częściowo rozwodniony w Series B, ale follow-on pozwolił zachować istotny pakiet na moment exitu.</w:t>
+      </w:r>
+    </w:p>
+    <w:p>
+      <w:pPr>
+        <w:pStyle w:val="Heading2"/>
+      </w:pPr>
+      <w:r>
+        <w:t>6.1. Koszt alternatywny</w:t>
+      </w:r>
+    </w:p>
+    <w:p>
+      <w:pPr/>
+      <w:r>
+        <w:t>Strategia a16z w GitHubie pokazuje racjonalną alokację kapitału: fundusz wszedł agresywnie w Series A (100 mln USD – cała runda), a następnie utrzymał pozycję poprzez follow-on w Series B. Dla oceny efektywności tej strategii warto porównać zwrot z GitHub z innymi inwestycjami a16z:</w:t>
+      </w:r>
+    </w:p>
+    <w:p>
+      <w:pPr>
+        <w:pStyle w:val="ListBullet"/>
+      </w:pPr>
+      <w:r>
+        <w:t>Coinbase – a16z dokładał kapitał w kolejnych kilkunastu rundach, gromadząc ostatecznie ok. 15% udział. W momencie direct listingu (2021) pakiet był wart ok. 10 mld USD – ok. 60× zwrot na zagregowanym kapitale. Konsekwentny follow-on okazał się kluczowym differentiatorem.</w:t>
+      </w:r>
+    </w:p>
+    <w:p>
+      <w:pPr>
+        <w:pStyle w:val="ListBullet"/>
+      </w:pPr>
+      <w:r>
+        <w:t>Lyft – a16z utrzymał 6,3% akcji aż do IPO (marzec 2019), ucześtnicąc w rundach D, E i F. Wartość pakietu na IPO: ok. 1,2 mld USD – ok. 88× mnożnik papierowy w niecałe 6 lat od Series C (60 mln USD przy wycenie 275 mln USD).</w:t>
+      </w:r>
+    </w:p>
+    <w:p>
+      <w:pPr>
+        <w:pStyle w:val="ListBullet"/>
+      </w:pPr>
+      <w:r>
+        <w:t>Instagram – a16z zainwestował 250 tys. USD w rundzie seed (2010). Zwrot 312× przy przejęciu przez Facebook za 1 mld USD (2012). Jednak ze względu na rezygnację z dalszych rund absolutny zarobek wyniósł ok. 78 mln USD – wielokrotnie mniej niż w przypadku konsekwentnego follow-on (por. Baseline Ventures, który uzyskał 120–150 mln USD z 12% udziału).</w:t>
+      </w:r>
+    </w:p>
+    <w:p>
+      <w:pPr>
+        <w:pStyle w:val="ListBullet"/>
+      </w:pPr>
+      <w:r>
+        <w:t>Roblox – a16z zainwestował 150 mln USD w Series G (luty 2020) przy wycenie 4 mld USD. Zwrot ok. 11× w 13 miesięcy do direct listingu (45,3 mld USD). Wysoki mnożnik, ale na późnym etapie – mniejsze ryzyko, krótszy hold period.</w:t>
+      </w:r>
+    </w:p>
+    <w:p>
+      <w:pPr/>
+      <w:r>
+        <w:t>GitHub z mnożnikiem ok. 10× na 100 mln USD kapitału (absolutny zwrot ok. 1 mld USD) plasuje się pomiędzy tymi inwestycjami: niższy mnożnik niż Lyft czy Coinbase, ale na ogromnym czeku, co przekłada się na istotny wkład w wyniki Fund III. Decyzja o pełnym exicie przy 7,5 mld USD (zamiast trzymania dalej) była racjonalna – spółka była prywatna, płynność ograniczona, a oferta Microsoftu gwarantowała pewny zwrot.</w:t>
       </w:r>
     </w:p>
     <w:p>
@@ -540,13 +642,9 @@
       </w:r>
     </w:p>
     <w:p>
+      <w:pPr/>
       <w:r>
-        <w:t>W czerwcu 2018 roku Microsoft ogłosił przejęcie GitHub za 7,5 mld USD w akcjach MSFT. Transakcja została zamknięta w październiku 2018 r. po uzyskaniu zgody Komisji Europejskiej.</w:t>
-      </w:r>
-    </w:p>
-    <w:p>
-      <w:r>
-        <w:t>Kluczowe metryki zwrotu z inwestycji:</w:t>
+        <w:t>Inwestycja Series A okazala się dla a16z spektakularnym sukcesem zarówno na poziomie mnożnika, jak i wartości absolutnej:</w:t>
       </w:r>
     </w:p>
     <w:tbl>
@@ -565,6 +663,7 @@
             <w:tcW w:type="dxa" w:w="4320"/>
           </w:tcPr>
           <w:p>
+            <w:r/>
             <w:r>
               <w:rPr>
                 <w:b/>
@@ -578,6 +677,7 @@
             <w:tcW w:type="dxa" w:w="4320"/>
           </w:tcPr>
           <w:p>
+            <w:r/>
             <w:r>
               <w:rPr>
                 <w:b/>
@@ -593,6 +693,7 @@
             <w:tcW w:type="dxa" w:w="4320"/>
           </w:tcPr>
           <w:p>
+            <w:r/>
             <w:r>
               <w:t>Wejście a16z (lipiec 2012, Series A)</w:t>
             </w:r>
@@ -603,6 +704,7 @@
             <w:tcW w:type="dxa" w:w="4320"/>
           </w:tcPr>
           <w:p>
+            <w:r/>
             <w:r>
               <w:t>ok. 750 mln USD</w:t>
             </w:r>
@@ -615,8 +717,9 @@
             <w:tcW w:type="dxa" w:w="4320"/>
           </w:tcPr>
           <w:p>
+            <w:r/>
             <w:r>
-              <w:t>Series B (lipiec 2015, Sequoia + a16z follow-on)</w:t>
+              <w:t>Series B (lipiec 2015)</w:t>
             </w:r>
           </w:p>
         </w:tc>
@@ -625,6 +728,7 @@
             <w:tcW w:type="dxa" w:w="4320"/>
           </w:tcPr>
           <w:p>
+            <w:r/>
             <w:r>
               <w:t>ok. 2 mld USD (+167%)</w:t>
             </w:r>
@@ -637,8 +741,9 @@
             <w:tcW w:type="dxa" w:w="4320"/>
           </w:tcPr>
           <w:p>
+            <w:r/>
             <w:r>
-              <w:t>Przejęcie przez Microsoft (czerwiec 2018)</w:t>
+              <w:t>Exit – przejęcie Microsoft (październik 2018)</w:t>
             </w:r>
           </w:p>
         </w:tc>
@@ -647,21 +752,110 @@
             <w:tcW w:type="dxa" w:w="4320"/>
           </w:tcPr>
           <w:p>
+            <w:r/>
             <w:r>
-              <w:t>7,5 mld USD (+900% od wejścia)</w:t>
+              <w:t>7,5 mld USD (+900%)</w:t>
             </w:r>
           </w:p>
         </w:tc>
       </w:tr>
     </w:tbl>
     <w:p>
+      <w:pPr/>
       <w:r>
-        <w:t>a16z zainwestował 100 mln USD przy wycenie 750 mln USD (udział 13,3%). Fundusz uczestniczył również w Series B. Łączny zwrot szacowany na ok. 1 mld USD (około 10x na części Series A). Okres utrzymania inwestycji: 6 lat.</w:t>
+        <w:t>A16z zainwestował 100 mln USD przy wycenie post-money 750 mln USD, obejmując ok. 13,3% udziałów. Po uczestnictwie w Series B i częściowym rozwodnieniu fundusz utrzymał udział na poziomie ok. 10–12% na moment exitu. Przy wycenie exitu 7,5 mld USD szacowany zwrot a16z wyniósł ok. 750 mln–1 mld USD, co odpowiada mnożnikowi ok. 7,5–10× na zagregowanym kapitale (Series A + follow-on). Na samej Series A (100 mln USD) mnożnik wyniósł ok. 10×.</w:t>
       </w:r>
     </w:p>
     <w:p>
+      <w:pPr/>
       <w:r>
-        <w:t>Jedno z najbardziej udanych wyjść w historii a16z. Waliduje tezę o narzędziach deweloperskich jako infrastrukturze krytycznej. Przejęcie przez Microsoft potwierdza strategiczne znaczenie platformy.</w:t>
+        <w:t>Okres inwestycyjny (hold period): 6 lat (lipiec 2012 – październik 2018). Exit był pełny – Microsoft nabył 100% akcji GitHub za akcje MSFT, a wszyscy dotychczasowi udziałowcy (w tym a16z) otrzymali płatność w formie akcji Microsoftu, które mogli następnie upłynnić na rynku publicznym.</w:t>
+      </w:r>
+    </w:p>
+    <w:p>
+      <w:pPr/>
+      <w:r>
+        <w:t>Dynamika wzrostu użytkowników potwierdza siłę efektów sieciowych platformy: 3,5 mln użytkowników (2012) → 10 mln (2014) → 20 mln (2017) → 28 mln+ (2018, moment exitu). GitHub stał się w tym czasie infrastrukturą krytyczną dla globalnej branży oprogramowania.</w:t>
+      </w:r>
+    </w:p>
+    <w:p>
+      <w:pPr>
+        <w:pStyle w:val="Heading2"/>
+      </w:pPr>
+      <w:r>
+        <w:t>7.1. GitHub w portfelu a16z (kontekst power law)</w:t>
+      </w:r>
+    </w:p>
+    <w:p>
+      <w:pPr/>
+      <w:r>
+        <w:t>Venture capital funkcjonuje w logice power law: większość inwestycji traci pieniądze lub generuje niski zwrot, a cały wynik funduszu zależy od kilku spektakularnych wygrów. GitHub jest jednym z głównych driverów wyników a16z Fund III, który według raportowanych danych z 2025 r. osiągnął Net TVPI na poziomie ok. 11,3×.</w:t>
+      </w:r>
+    </w:p>
+    <w:p>
+      <w:pPr/>
+      <w:r>
+        <w:t>Kluczowe pozycje Fund III obok GitHub to:</w:t>
+      </w:r>
+    </w:p>
+    <w:p>
+      <w:pPr>
+        <w:pStyle w:val="ListBullet"/>
+      </w:pPr>
+      <w:r>
+        <w:t>Coinbase – wielokrotne rundy, ok. 15% udział, zwrot ok. 60× zagregowany na moment direct listingu (2021).</w:t>
+      </w:r>
+    </w:p>
+    <w:p>
+      <w:pPr>
+        <w:pStyle w:val="ListBullet"/>
+      </w:pPr>
+      <w:r>
+        <w:t>Lyft – Series C (maj 2013, 60 mln USD), 6,3% na IPO, zwrot ok. 88× papierowy.</w:t>
+      </w:r>
+    </w:p>
+    <w:p>
+      <w:pPr>
+        <w:pStyle w:val="ListBullet"/>
+      </w:pPr>
+      <w:r>
+        <w:t>Pinterest – wczesna inwestycja, znaczący zwrot na IPO (2019).</w:t>
+      </w:r>
+    </w:p>
+    <w:p>
+      <w:pPr>
+        <w:pStyle w:val="ListBullet"/>
+      </w:pPr>
+      <w:r>
+        <w:t>Databricks – inwestycja wzrostowa, wycena przekraczająca 40 mld USD w 2023 r.</w:t>
+      </w:r>
+    </w:p>
+    <w:p>
+      <w:pPr/>
+      <w:r>
+        <w:t>Dla pełnego obrazu warto zestawić GitHub z udokumentowanymi porażkami a16z z analogicznego okresu:</w:t>
+      </w:r>
+    </w:p>
+    <w:p>
+      <w:pPr>
+        <w:pStyle w:val="ListBullet"/>
+      </w:pPr>
+      <w:r>
+        <w:t>Jawbone – ok. 49 mln USD zaangażowania, likwidacja w 2017 r., całkowita strata.</w:t>
+      </w:r>
+    </w:p>
+    <w:p>
+      <w:pPr>
+        <w:pStyle w:val="ListBullet"/>
+      </w:pPr>
+      <w:r>
+        <w:t>Basis/Basecoin – uczestnictwo w rundzie 133 mln USD, zamknięcie projektu w 2018 r. z powodu bariery regulacyjnej, całkowita strata.</w:t>
+      </w:r>
+    </w:p>
+    <w:p>
+      <w:pPr/>
+      <w:r>
+        <w:t>Pojedyncza wygrana na GitHubie (ok. 1 mld USD zwrotu) z łatwością pokrywa obie te straty. To potwierdza, że strategia a16z polega nie na unikaniu porażek, lecz na zapewnieniu, że pojedyncze wygrane (GitHub, Coinbase, Lyft, Instagram) są na tyle duże, by pokryć cały portfel i wygenerować ponadprzeciętny zwrot dla LP.</w:t>
       </w:r>
     </w:p>
     <w:p>
@@ -674,73 +868,376 @@
     </w:p>
     <w:p>
       <w:pPr>
-        <w:pStyle w:val="Heading3"/>
+        <w:pStyle w:val="Heading2"/>
       </w:pPr>
       <w:r>
-        <w:t>Główne ryzyka identyfikowane w momencie inwestycji:</w:t>
+        <w:t>8.1. Główne ryzyka identyfikowane w momencie inwestycji</w:t>
       </w:r>
     </w:p>
     <w:p>
       <w:pPr>
-        <w:pStyle w:val="ListParagraph"/>
+        <w:pStyle w:val="ListBullet"/>
       </w:pPr>
       <w:r>
-        <w:t>Ryzyko konkurencji – Bitbucket (Atlassian, darmowe prywatne repozytoria), GitLab (open-source, zintegrowane CI/CD).</w:t>
+        <w:t>Ryzyko konkurencyjne – Bitbucket (Atlassian) oferował darmowe repozytoria prywatne, GitLab rozwijał zintegrowaną platformę DevOps (CI/CD, registry, monitoring). Istniało ryzyko, że konkurenci zaoferują więcej za mniej i podważą pozycję GitHub.</w:t>
       </w:r>
     </w:p>
     <w:p>
       <w:pPr>
-        <w:pStyle w:val="ListParagraph"/>
+        <w:pStyle w:val="ListBullet"/>
       </w:pPr>
       <w:r>
-        <w:t>Zależność od społeczności open source – lojalność oparta na goodwill, ryzyko migracji jeśli monetyzacja postrzegana jako szkodliwa.</w:t>
+        <w:t>Ryzyko zależności od społeczności open source – lojalność developerów opierała się na goodwill i przyzwyczajeniu, nie na lock-in technologicznym. Decyzja Microsoftu o przejęciu (2018) pokazała, jak szybko społeczność może rozważać migrację (fala przejść na GitLab po ogłoszeniu akwizycji).</w:t>
       </w:r>
     </w:p>
     <w:p>
       <w:pPr>
-        <w:pStyle w:val="ListParagraph"/>
+        <w:pStyle w:val="ListBullet"/>
       </w:pPr>
       <w:r>
-        <w:t>Ryzyko zmiany zarządu – Tom Preston-Werner zrezygnował w 2014 r. w kontrowersyjnych okolicznościach.</w:t>
+        <w:t>Ryzyko CEO / zarządzania – Tom Preston-Werner jako założyciel-CEO był kluczowy dla kultury firmy. Jego rezygnacja w kwietniu 2014 r. (kontrowersje dot. mobbingu) stanowiła istotne ryzyko operacyjne.</w:t>
       </w:r>
     </w:p>
     <w:p>
       <w:pPr>
-        <w:pStyle w:val="ListParagraph"/>
+        <w:pStyle w:val="ListBullet"/>
       </w:pPr>
       <w:r>
-        <w:t>Wyzwania monetyzacji – zdecydowana większość użytkowników na darmowym planie, wyzwanie konwersji.</w:t>
+        <w:t>Ryzyko monetyzacji – zdecydowana większość użytkowników korzystała z darmowego planu (repozytoria publiczne). Konwersja na płatne plany i GitHub Enterprise była wolna, a model przychodów nie był jeszcze w pełni zweryfikowany w 2012 r.</w:t>
       </w:r>
     </w:p>
     <w:p>
       <w:pPr>
-        <w:pStyle w:val="ListParagraph"/>
+        <w:pStyle w:val="ListBullet"/>
       </w:pPr>
       <w:r>
-        <w:t>Ryzyko single-product – głównie hosting Git, podatność na disrupcję technologiczną.</w:t>
+        <w:t>Ryzyko jednego produktu – GitHub był głównie hostem repozytoriów Git. Istniało ryzyko disrupcji technologicznej (nowy system kontroli wersji, alternatywne modele współpracy) lub kommodytyzacji hostingu.</w:t>
       </w:r>
     </w:p>
     <w:p>
       <w:pPr>
-        <w:pStyle w:val="Heading3"/>
+        <w:pStyle w:val="ListBullet"/>
       </w:pPr>
       <w:r>
-        <w:t>Wnioski o skuteczności strategii a16z</w:t>
+        <w:t>Ryzyko adopcji enterprise – programiści kochali GitHub, ale pytanie brzmiało: czy CIO i CISO korporacji zaakceptują hostowanie krytycznego kodu źródłowego na zewnętrznej platformie? Bezpieczeństwo, compliance (SOC 2, HIPAA) i kontrola danych były głównymi barierami.</w:t>
       </w:r>
     </w:p>
     <w:p>
+      <w:pPr>
+        <w:pStyle w:val="Heading2"/>
+      </w:pPr>
       <w:r>
-        <w:t>Strategia a16z opierała się na trzech filarach: identyfikacja infrastruktury krytycznej, pozycja jedynego inwestora z dużym czekiem oraz value-add wykraczający poza sam kapitał.</w:t>
+        <w:t>8.2. Materializacja ryzyk ex-post</w:t>
       </w:r>
     </w:p>
     <w:p>
+      <w:pPr/>
       <w:r>
-        <w:t>Siła strategii: rozpoznanie, że GitHub potrzebował partnera strategicznego, a nie tylko kapitału. Osiągnięcie 10x zwrotu z jednego czeku.</w:t>
+        <w:t>Krytyczna ocena trafności identyfikacji ryzyk wymaga zestawienia ich z faktycznymi wydarzeniami w latach 2012–2018:</w:t>
+      </w:r>
+    </w:p>
+    <w:tbl>
+      <w:tblPr>
+        <w:tblStyle w:val="TableGrid"/>
+        <w:tblW w:type="auto" w:w="0"/>
+        <w:tblLook w:firstColumn="1" w:firstRow="1" w:lastColumn="0" w:lastRow="0" w:noHBand="0" w:noVBand="1" w:val="04A0"/>
+      </w:tblPr>
+      <w:tblGrid>
+        <w:gridCol w:w="2880"/>
+        <w:gridCol w:w="2880"/>
+        <w:gridCol w:w="2880"/>
+      </w:tblGrid>
+      <w:tr>
+        <w:tc>
+          <w:tcPr>
+            <w:tcW w:type="dxa" w:w="2880"/>
+          </w:tcPr>
+          <w:p>
+            <w:r/>
+            <w:r>
+              <w:rPr>
+                <w:b/>
+              </w:rPr>
+              <w:t>Ryzyko ex-ante</w:t>
+            </w:r>
+          </w:p>
+        </w:tc>
+        <w:tc>
+          <w:tcPr>
+            <w:tcW w:type="dxa" w:w="2880"/>
+          </w:tcPr>
+          <w:p>
+            <w:r/>
+            <w:r>
+              <w:rPr>
+                <w:b/>
+              </w:rPr>
+              <w:t>Materializacja ex-post</w:t>
+            </w:r>
+          </w:p>
+        </w:tc>
+        <w:tc>
+          <w:tcPr>
+            <w:tcW w:type="dxa" w:w="2880"/>
+          </w:tcPr>
+          <w:p>
+            <w:r/>
+            <w:r>
+              <w:rPr>
+                <w:b/>
+              </w:rPr>
+              <w:t>Ocena</w:t>
+            </w:r>
+          </w:p>
+        </w:tc>
+      </w:tr>
+      <w:tr>
+        <w:tc>
+          <w:tcPr>
+            <w:tcW w:type="dxa" w:w="2880"/>
+          </w:tcPr>
+          <w:p>
+            <w:r>
+              <w:t>Konkurencja (Bitbucket, GitLab)</w:t>
+            </w:r>
+          </w:p>
+        </w:tc>
+        <w:tc>
+          <w:tcPr>
+            <w:tcW w:type="dxa" w:w="2880"/>
+          </w:tcPr>
+          <w:p>
+            <w:r>
+              <w:t>Częściowa – GitLab wyrosł na znaczącego konkurenta (IPO 2021, wycena 15 mld USD), ale GitHub utrzymał dominację (&gt;90% rynku hostingu open source na moment exitu). Bitbucket pozostał niszowy.</w:t>
+            </w:r>
+          </w:p>
+        </w:tc>
+        <w:tc>
+          <w:tcPr>
+            <w:tcW w:type="dxa" w:w="2880"/>
+          </w:tcPr>
+          <w:p>
+            <w:r>
+              <w:t>Materializacja częściowa, ale bez utraty pozycji lidera</w:t>
+            </w:r>
+          </w:p>
+        </w:tc>
+      </w:tr>
+      <w:tr>
+        <w:tc>
+          <w:tcPr>
+            <w:tcW w:type="dxa" w:w="2880"/>
+          </w:tcPr>
+          <w:p>
+            <w:r>
+              <w:t>Zmiana CEO</w:t>
+            </w:r>
+          </w:p>
+        </w:tc>
+        <w:tc>
+          <w:tcPr>
+            <w:tcW w:type="dxa" w:w="2880"/>
+          </w:tcPr>
+          <w:p>
+            <w:r>
+              <w:t>Pełna – Preston-Werner zrezygnował kwiecień 2014. Wanstrath okazał się kompetentnym następcą, prowadząc firmę do exitu przy 7,5 mld USD.</w:t>
+            </w:r>
+          </w:p>
+        </w:tc>
+        <w:tc>
+          <w:tcPr>
+            <w:tcW w:type="dxa" w:w="2880"/>
+          </w:tcPr>
+          <w:p>
+            <w:r>
+              <w:t>Pełna materializacja, ale skutecznie opanowana</w:t>
+            </w:r>
+          </w:p>
+        </w:tc>
+      </w:tr>
+      <w:tr>
+        <w:tc>
+          <w:tcPr>
+            <w:tcW w:type="dxa" w:w="2880"/>
+          </w:tcPr>
+          <w:p>
+            <w:r>
+              <w:t>Monetyzacja</w:t>
+            </w:r>
+          </w:p>
+        </w:tc>
+        <w:tc>
+          <w:tcPr>
+            <w:tcW w:type="dxa" w:w="2880"/>
+          </w:tcPr>
+          <w:p>
+            <w:r>
+              <w:t>Częściowa – konwersja na płatne plany była wolna, ale GitHub Enterprise osiągnął &gt;200 mln USD ARR do 2018 r. Wystarczająco, by uzasadnić wycenę 7,5 mld USD.</w:t>
+            </w:r>
+          </w:p>
+        </w:tc>
+        <w:tc>
+          <w:tcPr>
+            <w:tcW w:type="dxa" w:w="2880"/>
+          </w:tcPr>
+          <w:p>
+            <w:r>
+              <w:t>Materializacja częściowa, ale bez zagrożenia dla exitu</w:t>
+            </w:r>
+          </w:p>
+        </w:tc>
+      </w:tr>
+      <w:tr>
+        <w:tc>
+          <w:tcPr>
+            <w:tcW w:type="dxa" w:w="2880"/>
+          </w:tcPr>
+          <w:p>
+            <w:r>
+              <w:t>Jeden produkt / disrupcja technologiczna</w:t>
+            </w:r>
+          </w:p>
+        </w:tc>
+        <w:tc>
+          <w:tcPr>
+            <w:tcW w:type="dxa" w:w="2880"/>
+          </w:tcPr>
+          <w:p>
+            <w:r>
+              <w:t>Nie zmaterializowało się – Git umocnił pozycję standardu, a GitHub rozszerzył ofertę (Actions, Packages, Security, Copilot po exicie).</w:t>
+            </w:r>
+          </w:p>
+        </w:tc>
+        <w:tc>
+          <w:tcPr>
+            <w:tcW w:type="dxa" w:w="2880"/>
+          </w:tcPr>
+          <w:p>
+            <w:r>
+              <w:t>Brak materializacji</w:t>
+            </w:r>
+          </w:p>
+        </w:tc>
+      </w:tr>
+      <w:tr>
+        <w:tc>
+          <w:tcPr>
+            <w:tcW w:type="dxa" w:w="2880"/>
+          </w:tcPr>
+          <w:p>
+            <w:r>
+              <w:t>Adopcja enterprise</w:t>
+            </w:r>
+          </w:p>
+        </w:tc>
+        <w:tc>
+          <w:tcPr>
+            <w:tcW w:type="dxa" w:w="2880"/>
+          </w:tcPr>
+          <w:p>
+            <w:r>
+              <w:t>Nie zmaterializowało się – Fortune 500 masowo przyjęło GitHub Enterprise. Google, Microsoft, Facebook, Amazon, banki inwestycyjne – wszystkie zostały klientami.</w:t>
+            </w:r>
+          </w:p>
+        </w:tc>
+        <w:tc>
+          <w:tcPr>
+            <w:tcW w:type="dxa" w:w="2880"/>
+          </w:tcPr>
+          <w:p>
+            <w:r>
+              <w:t>Brak materializacji</w:t>
+            </w:r>
+          </w:p>
+        </w:tc>
+      </w:tr>
+      <w:tr>
+        <w:tc>
+          <w:tcPr>
+            <w:tcW w:type="dxa" w:w="2880"/>
+          </w:tcPr>
+          <w:p>
+            <w:r>
+              <w:t>Zależność od społeczności OSS</w:t>
+            </w:r>
+          </w:p>
+        </w:tc>
+        <w:tc>
+          <w:tcPr>
+            <w:tcW w:type="dxa" w:w="2880"/>
+          </w:tcPr>
+          <w:p>
+            <w:r>
+              <w:t>Częściowa – po ogłoszeniu przejęcia przez Microsoft (2018) wystąpiła krótkotrwała fala migracji na GitLab, ale szybko wygasła. Społeczność zaakceptowała akwizycję.</w:t>
+            </w:r>
+          </w:p>
+        </w:tc>
+        <w:tc>
+          <w:tcPr>
+            <w:tcW w:type="dxa" w:w="2880"/>
+          </w:tcPr>
+          <w:p>
+            <w:r>
+              <w:t>Materializacja krótkotrwała, szybko opanowana</w:t>
+            </w:r>
+          </w:p>
+        </w:tc>
+      </w:tr>
+    </w:tbl>
+    <w:p>
+      <w:pPr/>
+      <w:r>
+        <w:t>Wniosek metodologiczny: zespół inwestycyjny a16z trafnie zidentyfikował kluczowe ryzyka ex-ante. Najistotniejsze ryzyko (zmiana CEO) zmaterializowało się w pełni, ale zostało skutecznie opanowane dzięki wsparciu a16z w procesie tranzycji. Ryzyka konkurencyjne i monetyzacyjne zmaterializowały się częściowo, ale nie zagroźiły exitowi. Ryzyka technologiczne i enterprise adopcji nie zmaterializowały się – co potwierdza trafność tezy inwestycyjnej Levine’a.</w:t>
       </w:r>
     </w:p>
     <w:p>
+      <w:pPr>
+        <w:pStyle w:val="Heading2"/>
+      </w:pPr>
       <w:r>
-        <w:t>Słabość: ograniczony wpływ na tranzycję CEO w 2014 r., relatywnie długi okres utrzymania (6 lat). Jednak cierpliwość była kluczowa – organiczny wzrost bez rozwadniających rund.</w:t>
+        <w:t>8.3. Wnioski o skuteczności strategii a16z</w:t>
+      </w:r>
+    </w:p>
+    <w:p>
+      <w:pPr/>
+      <w:r>
+        <w:t>Case GitHub ilustruje wczesno-wzrostową strategię a16z opartą na trzech filarach:</w:t>
+      </w:r>
+    </w:p>
+    <w:p>
+      <w:pPr>
+        <w:pStyle w:val="ListBullet"/>
+      </w:pPr>
+      <w:r>
+        <w:t>Wejście w spółkę z udowodnionym product-market fit, ale przed pełną monetyzacją enterprise – GitHub w 2012 r. miał 3,5 mln użytkowników i dominującą pozycję w hostingu Git, ale dopiero zaczynał budować przychody enterprise. A16z wszedł w momencie, gdy społeczność była już zbudowana, ale wartość biznesowa jeszcze nie w pełni skomercjalizowana.</w:t>
+      </w:r>
+    </w:p>
+    <w:p>
+      <w:pPr>
+        <w:pStyle w:val="ListBullet"/>
+      </w:pPr>
+      <w:r>
+        <w:t>Lewarowanie sieci operacyjnej funduszu jako głównego differentiatora – rekrutacja (70+ osób), strategia enterprise GTM, mentoring boardowy, wprowadzenia do Fortune 500. Te działania miały bezpośredni wpływ na wzrost przychodów GitHub Enterprise.</w:t>
+      </w:r>
+    </w:p>
+    <w:p>
+      <w:pPr>
+        <w:pStyle w:val="ListBullet"/>
+      </w:pPr>
+      <w:r>
+        <w:t>Konsekwentne pozycjonowanie narracyjne – publikacje Levine’a budowały postrzeganie GitHub jako „krytycznej infrastruktury developerskiej”, co ułatwiało rozmowy sprzedażowe z CIO korporacji i budowało wycenę w oczach potencjalnych nabywców strategicznych.</w:t>
+      </w:r>
+    </w:p>
+    <w:p>
+      <w:pPr/>
+      <w:r>
+        <w:t>Zwrot ok. 10× na 100 mln USD kapitału (absolutny zwrot ok. 1 mld USD) w 6 lat potwierdza skuteczność tej strategii w segmencie developer infrastructure. Forma exitu (przejęcie strategiczne przez Microsoft) była optymalna dla spółki prywatnej – zapewniła pewność i płynność zwrotu bez ryzyk związanych z IPO i lock-upem (por. Lyft, gdzie papierowy 88× został istotnie ograniczony przez spadki kursu po debiucie).</w:t>
+      </w:r>
+    </w:p>
+    <w:p>
+      <w:pPr/>
+      <w:r>
+        <w:t>Słabością strategii było ograniczone upside: gdyby GitHub pozostał niezależny i wszedł na giełdę w 2020–2021 r. (w okresie boomu wycen tech), wycena mogłaby przekroczyć 20–30 mld USD (por. GitLab: 15 mld USD na IPO w 2021 r., przy znacznie mniejszej bazie użytkowników). Jednak ryzyko utrzymania spółki prywatnej przez kolejne 2–3 lata (zależność od jednego założyciela-CEO, rosnaca konkurencja GitLab, brak publicznej płynności) czyniło decyzję o exicie przy 7,5 mld USD racjonalną z perspektywy zarządzania ryzykiem portfelowym.</w:t>
       </w:r>
     </w:p>
     <w:p>
@@ -752,8 +1249,9 @@
       </w:r>
     </w:p>
     <w:p>
+      <w:pPr/>
       <w:r>
-        <w:t>Poniżej przedstawiono analizę kluczowych osób związanych z funduszem Andreessen Horowitz, które odegrały rolę w inwestycji w GitHub.</w:t>
+        <w:t>Poniżej przedstawiono analizę kluczowych przedstawicieli a16z odpowiedzialnych za inwestycję w GitHub oraz ich publicznych wystąpień (wpisy blogowe, wywiady, wykłady, eseje). Łącznie zidentyfikowano 7 materiałów źródłowych pozwalających odtworzyć filozofię inwestycyjną funduszu i tezy dotyczące GitHub oraz sektora developer tools / open source.</w:t>
       </w:r>
     </w:p>
     <w:p>
@@ -761,59 +1259,70 @@
         <w:pStyle w:val="Heading2"/>
       </w:pPr>
       <w:r>
-        <w:t>9.1. Peter Levine – General Partner, Andreessen Horowitz</w:t>
+        <w:t>9.1. Peter Levine – General Partner (od 2010 r.)</w:t>
       </w:r>
     </w:p>
     <w:p>
       <w:r>
-        <w:t>Peter Levine jest General Partnerem w Andreessen Horowitz. Wcześniej pełnił funkcję CEO XenSource (platforma wirtualizacji open-source, sprzedana Citrix w 2007 r.), VP w Citrix Systems. Posiada doktorat (PhD) z MIT. Autor licznych publikacji na temat open source i modeli biznesowych.</w:t>
+        <w:rPr>
+          <w:b/>
+        </w:rPr>
+        <w:t xml:space="preserve">Background: </w:t>
+      </w:r>
+      <w:r>
+        <w:t>Dołączył do a16z w 2010 r. jako General Partner. Wcześniej CEO XenSource (open-source’owa platforma wirtualizacji sprzedana Citrix Systems w 2007 r.), następnie VP i GM w Citrix zarządzający pionem wirtualizacji. Doktorat (PhD) MIT Sloan School of Management. Specjalizacja: infrastruktura oprogramowania, developer tools, systemy enterprise, komercjalizacja open source.</w:t>
       </w:r>
     </w:p>
     <w:p>
       <w:r>
-        <w:t>W transakcji GitHub pełnił rolę lead partnera i członka Board of Directors. Odpowiadał za strategię enterprise go-to-market, skalowanie organizacji inżynierskiej, rekrutację kadry zarządczej oraz strategiczne wprowadzenia do klientów korporacyjnych.</w:t>
+        <w:rPr>
+          <w:b/>
+        </w:rPr>
+        <w:t xml:space="preserve">Specjalizacja inwestycyjna: </w:t>
+      </w:r>
+      <w:r>
+        <w:t>Levine prowadził inwestycje a16z w sektorze developer tools i infrastruktury: GitHub, Mesosphere (D2iQ), Nicira (przejęte przez VMware), Databricks (współprowadzenie). Jego teza inwestycyjna konsekwentnie opiera się na modelu „open source community jako silnik adopcji, enterprise jako silnik przychodów” – wypracowanym na podstawie doświadczenia z XenSource.</w:t>
       </w:r>
     </w:p>
     <w:p>
+      <w:pPr/>
       <w:r>
         <w:t>Kluczowe materiały publiczne:</w:t>
       </w:r>
     </w:p>
     <w:p>
       <w:pPr>
-        <w:pStyle w:val="ListParagraph"/>
+        <w:pStyle w:val="ListBullet"/>
       </w:pPr>
       <w:r>
-        <w:t>Blog a16z – „Software Eating Software Development” (lipiec 2012) – artykuł ogłaszający inwestycję i zarysowujący tezę.</w:t>
+        <w:t>„Software Eating Software Development” – wpis blogowy a16z, 9 lipca 2012 r. – ogłoszenie inwestycji w GitHub. Teza: jeśli oprogramowanie zjada świat, to narzędzia do jego tworzenia są fundamentem transformacji. GitHub jako „platforma, na której oprogramowanie jest tworzone”, analogicznie do roli AWS w infrastrukturze chmurowej. Cytat: „Software development itself is being eaten by software.”</w:t>
       </w:r>
     </w:p>
     <w:p>
       <w:pPr>
-        <w:pStyle w:val="ListParagraph"/>
+        <w:pStyle w:val="ListBullet"/>
       </w:pPr>
       <w:r>
-        <w:t>Wykład Stanford – „Open Source: From Community to Commercialization” (2016) – szczegółowa analiza modelu open-core.</w:t>
+        <w:t>„Why There Will Never Be Another Red Hat: The Economics of Open Source” – esej a16z, 2014 r. Teza: model Red Hat (sprzedawanie supportu do open source) jest przestarzały. Nowe modele komercjalizacji (hosting, SaaS, open core) są skuteczniejsze. GitHub jako przykład modelu „platforma hostująca społeczność” – innego niż Red Hat, ale równie skutecznego.</w:t>
       </w:r>
     </w:p>
     <w:p>
       <w:pPr>
-        <w:pStyle w:val="ListParagraph"/>
+        <w:pStyle w:val="ListBullet"/>
       </w:pPr>
       <w:r>
-        <w:t>Esej „Why There Will Never Be Another Red Hat” (2014) – analiza ekonomii open source i przewagi platform sieciowych.</w:t>
-      </w:r>
-    </w:p>
-    <w:p>
-      <w:pPr>
-        <w:pStyle w:val="ListParagraph"/>
-      </w:pPr>
-      <w:r>
-        <w:t>Książka o strategiach open source – publikacja akademicka rozwijająca tezy z wykładu Stanford.</w:t>
+        <w:t>„Open Source: From Community to Commercialization” – wykład Stanford/a16z, 2016 r. (YouTube). Rozbudowana analiza pełnego cyklu komercjalizacji open source: od stworzenia społeczności, przez budowę produktu enterprise, po exit. GitHub, Docker, Cloudera, Hortonworks jako case studies. Teza o „trzyletnim oknie” między adopcją community a komercjalizacją enterprise.</w:t>
       </w:r>
     </w:p>
     <w:p>
       <w:r>
-        <w:t>Filozofia Levine’a opiera się na trzech elementach: open source jako fundament infrastruktury IT, efekty sieciowe społeczności deweloperskiej oraz model open-core jako optymalny mechanizm monetyzacji.</w:t>
+        <w:rPr>
+          <w:b/>
+        </w:rPr>
+        <w:t xml:space="preserve">Filozofia inwestycyjna: </w:t>
+      </w:r>
+      <w:r>
+        <w:t>Levine konsekwentnie kładzie nacisk na trzy elementy: (1) doświadczenie operacyjne GP jako differentiator a16z – możliwość doradzania w kwestiach, które sam przeszedł (skalowanie, enterprise sales, exit); (2) open source community jako moat – społeczność jest trudna do skopiowania i tworzy trwałą przewagę; (3) timing komercjalizacji – za wczesna monetyzacja niszczy społeczność, za późna nie generuje zwrotów dla VC.</w:t>
       </w:r>
     </w:p>
     <w:p>
@@ -821,51 +1330,51 @@
         <w:pStyle w:val="Heading2"/>
       </w:pPr>
       <w:r>
-        <w:t>9.2. Marc Andreessen – współzałożyciel i General Partner a16z</w:t>
+        <w:t>9.2. Marc Andreessen – współzałożyciel i Chairman a16z</w:t>
       </w:r>
     </w:p>
     <w:p>
       <w:r>
-        <w:t>Marc Andreessen – współzałożyciel Netscape (1994), Loudcloud/Opsware, oraz Andreessen Horowitz (2009). Autor przełomowego eseju „Why Software Is Eating the World” opublikowanego w Wall Street Journal 20 sierpnia 2011 r.</w:t>
+        <w:rPr>
+          <w:b/>
+        </w:rPr>
+        <w:t xml:space="preserve">Background: </w:t>
+      </w:r>
+      <w:r>
+        <w:t>Współzałożyciel Netscape (1994 r.), Loudcloud/Opsware, a16z (2009 r.). Autor manifestu „Why Software Is Eating the World” (Wall Street Journal, 20 sierpnia 2011 r.) – ramy konceptualnej, w którą wpisywała się teza inwestycyjna GitHub (oprogramowanie zjada świat, więc narzędzia do jego tworzenia są krytyczne).</w:t>
       </w:r>
     </w:p>
     <w:p>
       <w:r>
-        <w:t>W kontekście GitHub nie pełnił formalnej roli w Board of Directors. Jego rola była intelektualna i narracyjna – esej z 2011 r. stanowił fundament intelektualny tezy inwestycyjnej a16z w GitHub.</w:t>
+        <w:rPr>
+          <w:b/>
+        </w:rPr>
+        <w:t xml:space="preserve">Rola w kontekście GitHub: </w:t>
+      </w:r>
+      <w:r>
+        <w:t>Andreessen nie pełnił formalnej roli w radzie dyrektorów GitHub, ale jego manifest z 2011 r. stanowił intelektualną podstawę tezy inwestycyjnej. Uczestniczył w deal review i kluczowych spotkaniach z założycielami. Jego publiczne pozycjonowanie GitHub jako elementu „software eating the world” wpłynęło na percepcję spółki wśród późniejszych inwestorów i potencjalnych nabywców strategicznych.</w:t>
       </w:r>
     </w:p>
     <w:p>
+      <w:pPr/>
       <w:r>
         <w:t>Kluczowe materiały publiczne:</w:t>
       </w:r>
     </w:p>
     <w:p>
       <w:pPr>
-        <w:pStyle w:val="ListParagraph"/>
+        <w:pStyle w:val="ListBullet"/>
       </w:pPr>
       <w:r>
-        <w:t>Wall Street Journal – „Why Software Is Eating the World” (20 sierpnia 2011) – manifesto definiujące erę software.</w:t>
+        <w:t>„Why Software Is Eating the World”, Wall Street Journal, 20 sierpnia 2011 r. – fundament teoretyczny całej strategii inwestycyjnej a16z w developer tools. Teza: każda branża zostanie zdominowana przez firmy software’owe, ergo infrastruktura do tworzenia oprogramowania ma fundamentalną wartość.</w:t>
       </w:r>
     </w:p>
     <w:p>
       <w:pPr>
-        <w:pStyle w:val="ListParagraph"/>
+        <w:pStyle w:val="ListBullet"/>
       </w:pPr>
       <w:r>
-        <w:t>Wystąpienia publiczne i wywiady (2012–2018) – obrona modelu GitHub i pozycjonowanie jako „social network for code”.</w:t>
-      </w:r>
-    </w:p>
-    <w:p>
-      <w:pPr>
-        <w:pStyle w:val="ListParagraph"/>
-      </w:pPr>
-      <w:r>
-        <w:t>Wpisy na blogu a16z – artykuły rozwijające tezę software-eats-world w kontekście narzędzi deweloperskich.</w:t>
-      </w:r>
-    </w:p>
-    <w:p>
-      <w:r>
-        <w:t>Filozofia Andreessena w kontekście GitHub: „software eats software development” – oprogramowanie pożera nie tylko tradycyjne branże, ale także narzędzia do jego własnego tworzenia. GitHub reprezentował nową kategorię infrastruktury internetowej.</w:t>
+        <w:t>Wystąpienia publiczne i komunikacja prasowa – Andreessen konsekwentnie używał GitHub jako przykładu tezy „software eating” w rozmowach z mediami i na konferencjach branżowych.</w:t>
       </w:r>
     </w:p>
     <w:p>
@@ -878,17 +1387,51 @@
     </w:p>
     <w:p>
       <w:r>
-        <w:t>Ben Horowitz – współzałożyciel Andreessen Horowitz (2009). Wcześniej CEO Opsware (sprzedany HP w 2007 r. za 1,6 mld USD), VP w Netscape. Autor książki „The Hard Thing About Hard Things” (2014).</w:t>
+        <w:rPr>
+          <w:b/>
+        </w:rPr>
+        <w:t xml:space="preserve">Background: </w:t>
+      </w:r>
+      <w:r>
+        <w:t>Współzałożyciel a16z (2009 r.), wcześniej CEO Opsware (sprzedaż do HP w 2007 r. za 1,6 mld USD), wcześniej VP w Netscape pod Marcem Andreessenem. Autor bestsellerów „The Hard Thing About Hard Things” (2014) oraz „What You Do Is Who You Are” (2019).</w:t>
       </w:r>
     </w:p>
     <w:p>
       <w:r>
-        <w:t>W kontekście GitHub jego rola była pośrednia – uczestniczył w procesie deal review i komitecie inwestycyjnym. Zapewniał wsparcie mentoringowe, szczególnie w okresie kryzysu CEO w 2014 r. Wspierał kulturę organizacyjną.</w:t>
+        <w:rPr>
+          <w:b/>
+        </w:rPr>
+        <w:t xml:space="preserve">Rola w kontekście GitHub: </w:t>
+      </w:r>
+      <w:r>
+        <w:t>Horowitz uczestniczył w deal review inwestycji w GitHub i wspierał spółkę w kluczowym momencie kryzysu CEO (kwiecień 2014 – rezygnacja Prestona-Wernera). Jako autor książki o zarządzaniu w kryzysie („The Hard Thing About Hard Things”) pełnił rolę nieformalnego mentora Chrisa Wanstratha w procesie przejmowania roli CEO. Doświadczenie Horowitza z podobnych tranzycji (Opsware, Netscape) było bezpośrednio relewantne.</w:t>
+      </w:r>
+    </w:p>
+    <w:p>
+      <w:pPr/>
+      <w:r>
+        <w:t>Kluczowe materiały publiczne:</w:t>
       </w:r>
     </w:p>
     <w:p>
       <w:pPr>
-        <w:pStyle w:val="Heading3"/>
+        <w:pStyle w:val="ListBullet"/>
+      </w:pPr>
+      <w:r>
+        <w:t>„The Hard Thing About Hard Things: Building a Business When There Are No Easy Answers” – HarperBusiness, 2014. Książka o zarządzaniu CEO w kryzysie – bezpośrednio relewantna dla sytuacji GitHub w 2014 r.</w:t>
+      </w:r>
+    </w:p>
+    <w:p>
+      <w:pPr>
+        <w:pStyle w:val="ListBullet"/>
+      </w:pPr>
+      <w:r>
+        <w:t>Aktywny udział w procesie mentoringu CEO spółek portfelowych a16z – filozofia „best board member”: partner dyskutujący trudne decyzje, nie sędzia rozliczający z KPI.</w:t>
+      </w:r>
+    </w:p>
+    <w:p>
+      <w:pPr>
+        <w:pStyle w:val="Heading2"/>
       </w:pPr>
       <w:r>
         <w:t>9.4. Zestawienie źródeł i kluczowe tezy</w:t>
@@ -912,6 +1455,7 @@
             <w:tcW w:type="dxa" w:w="2160"/>
           </w:tcPr>
           <w:p>
+            <w:r/>
             <w:r>
               <w:rPr>
                 <w:b/>
@@ -925,6 +1469,7 @@
             <w:tcW w:type="dxa" w:w="2160"/>
           </w:tcPr>
           <w:p>
+            <w:r/>
             <w:r>
               <w:rPr>
                 <w:b/>
@@ -938,6 +1483,7 @@
             <w:tcW w:type="dxa" w:w="2160"/>
           </w:tcPr>
           <w:p>
+            <w:r/>
             <w:r>
               <w:rPr>
                 <w:b/>
@@ -951,11 +1497,12 @@
             <w:tcW w:type="dxa" w:w="2160"/>
           </w:tcPr>
           <w:p>
+            <w:r/>
             <w:r>
               <w:rPr>
                 <w:b/>
               </w:rPr>
-              <w:t>Kluczowa teza relevantna dla case GitHub</w:t>
+              <w:t>Kluczowa teza</w:t>
             </w:r>
           </w:p>
         </w:tc>
@@ -997,7 +1544,7 @@
           </w:tcPr>
           <w:p>
             <w:r>
-              <w:t>GitHub jako infrastruktura krytyczna procesu wytwarzania oprogramowania; „software eats the tools that build software”.</w:t>
+              <w:t>Oprogramowanie zjada narzędzia do tworzenia oprogramowania. GitHub = platforma fundamentalna.</w:t>
             </w:r>
           </w:p>
         </w:tc>
@@ -1019,7 +1566,7 @@
           </w:tcPr>
           <w:p>
             <w:r>
-              <w:t>Wykład Stanford – „Open Source: From Community to Commercialization” (2016)</w:t>
+              <w:t>Esej a16z – „Why There Will Never Be Another Red Hat” (2014)</w:t>
             </w:r>
           </w:p>
         </w:tc>
@@ -1039,7 +1586,7 @@
           </w:tcPr>
           <w:p>
             <w:r>
-              <w:t>Model open-core jako optymalny mechanizm monetyzacji; GitHub jako case study komercjalizacji społeczności deweloperskiej.</w:t>
+              <w:t>Model Red Hat jest przestarzały. Nowe modele: hosting, SaaS, open core. GitHub jako przykład.</w:t>
             </w:r>
           </w:p>
         </w:tc>
@@ -1061,7 +1608,7 @@
           </w:tcPr>
           <w:p>
             <w:r>
-              <w:t>Blog a16z – „Why There Will Never Be Another Red Hat” (2014)</w:t>
+              <w:t>Wykład Stanford/a16z – „Open Source: From Community to Commercialization” (2016)</w:t>
             </w:r>
           </w:p>
         </w:tc>
@@ -1081,7 +1628,7 @@
           </w:tcPr>
           <w:p>
             <w:r>
-              <w:t>Ekonomia open source preferuje platformy agregujące społeczność nad single-vendor distributions; GitHub = network-effect platform.</w:t>
+              <w:t>Trzyletnie okno między adopcją community a komercjalizacją enterprise.</w:t>
             </w:r>
           </w:p>
         </w:tc>
@@ -1103,7 +1650,7 @@
           </w:tcPr>
           <w:p>
             <w:r>
-              <w:t>WSJ – „Why Software Is Eating the World” (20.08.2011)</w:t>
+              <w:t>Manifest WSJ – „Why Software Is Eating the World” (20.08.2011)</w:t>
             </w:r>
           </w:p>
         </w:tc>
@@ -1123,7 +1670,7 @@
           </w:tcPr>
           <w:p>
             <w:r>
-              <w:t>Oprogramowanie przenika każdą branżę – narzędzia do jego tworzenia to infrastruktura krytyczna o potencjale proporcjonalnym do gospodarki cyfrowej.</w:t>
+              <w:t>Każda branża zostanie zdominowana przez software. Infrastruktura dev tools = kilofy w gorączce złota.</w:t>
             </w:r>
           </w:p>
         </w:tc>
@@ -1145,7 +1692,7 @@
           </w:tcPr>
           <w:p>
             <w:r>
-              <w:t>Wywiady prasowe i Twitter @pmarca (2012–2018)</w:t>
+              <w:t>Książka – „The Hard Thing About Hard Things” (2014)</w:t>
             </w:r>
           </w:p>
         </w:tc>
@@ -1155,7 +1702,7 @@
           </w:tcPr>
           <w:p>
             <w:r>
-              <w:t>Marc Andreessen</w:t>
+              <w:t>Ben Horowitz</w:t>
             </w:r>
           </w:p>
         </w:tc>
@@ -1165,7 +1712,7 @@
           </w:tcPr>
           <w:p>
             <w:r>
-              <w:t>Publiczna obrona modelu GitHub; pozycjonowanie jako „social network for code” i walidacja tezy software-eats-world.</w:t>
+              <w:t>Zarządzanie CEO w kryzysie. Tranzycja przywództwa jako test organizacji.</w:t>
             </w:r>
           </w:p>
         </w:tc>
@@ -1187,7 +1734,7 @@
           </w:tcPr>
           <w:p>
             <w:r>
-              <w:t>TechCrunch – ogłoszenie Series B (29.07.2015)</w:t>
+              <w:t>Blog a16z – Portfolio/Investment announcements</w:t>
             </w:r>
           </w:p>
         </w:tc>
@@ -1197,7 +1744,7 @@
           </w:tcPr>
           <w:p>
             <w:r>
-              <w:t>Redakcja (kontekst follow-on)</w:t>
+              <w:t>a16z (instytucjonalnie)</w:t>
             </w:r>
           </w:p>
         </w:tc>
@@ -1207,7 +1754,7 @@
           </w:tcPr>
           <w:p>
             <w:r>
-              <w:t>Sequoia i a16z wspólnie wyceniają GitHub na $2B; walidacja strategii enterprise i potwierdzenie rosnącej wartości platformy.</w:t>
+              <w:t>GitHub jako część portfela developer infrastructure obok Databricks, Docker, Mesosphere.</w:t>
             </w:r>
           </w:p>
         </w:tc>
@@ -1229,7 +1776,7 @@
           </w:tcPr>
           <w:p>
             <w:r>
-              <w:t>Microsoft Official Blog – ogłoszenie przejęcia (04.06.2018)</w:t>
+              <w:t>Podcast a16z / publiczne wystąpienia</w:t>
             </w:r>
           </w:p>
         </w:tc>
@@ -1239,7 +1786,7 @@
           </w:tcPr>
           <w:p>
             <w:r>
-              <w:t>Satya Nadella (kontekst exit)</w:t>
+              <w:t>Peter Levine</w:t>
             </w:r>
           </w:p>
         </w:tc>
@@ -1249,49 +1796,7 @@
           </w:tcPr>
           <w:p>
             <w:r>
-              <w:t>Microsoft widzi GitHub jako fundament developer community; cena $7.5B waliduje tezę a16z o wartości developer infrastructure.</w:t>
-            </w:r>
-          </w:p>
-        </w:tc>
-      </w:tr>
-      <w:tr>
-        <w:tc>
-          <w:tcPr>
-            <w:tcW w:type="dxa" w:w="2160"/>
-          </w:tcPr>
-          <w:p>
-            <w:r>
-              <w:t>8</w:t>
-            </w:r>
-          </w:p>
-        </w:tc>
-        <w:tc>
-          <w:tcPr>
-            <w:tcW w:type="dxa" w:w="2160"/>
-          </w:tcPr>
-          <w:p>
-            <w:r>
-              <w:t>Wired – śledztwo dot. zmiany CEO GitHub (2014)</w:t>
-            </w:r>
-          </w:p>
-        </w:tc>
-        <w:tc>
-          <w:tcPr>
-            <w:tcW w:type="dxa" w:w="2160"/>
-          </w:tcPr>
-          <w:p>
-            <w:r>
-              <w:t>Redakcja (kontekst ryzyka)</w:t>
-            </w:r>
-          </w:p>
-        </w:tc>
-        <w:tc>
-          <w:tcPr>
-            <w:tcW w:type="dxa" w:w="2160"/>
-          </w:tcPr>
-          <w:p>
-            <w:r>
-              <w:t>Kontrowersje kulturowe i zmiana CEO jako test governance; a16z (Levine w board) zarządził tranzycją bez utraty momentum.</w:t>
+              <w:t>Open source community = moat. Enterprise = revenue engine. Timing komercjalizacji = klucz.</w:t>
             </w:r>
           </w:p>
         </w:tc>
@@ -1299,50 +1804,158 @@
     </w:tbl>
     <w:p>
       <w:pPr>
-        <w:pStyle w:val="Heading3"/>
+        <w:pStyle w:val="Heading2"/>
       </w:pPr>
       <w:r>
         <w:t>9.5. Wnioski z analizy materiałów</w:t>
       </w:r>
     </w:p>
     <w:p>
-      <w:pPr>
-        <w:pStyle w:val="ListParagraph"/>
-      </w:pPr>
+      <w:pPr/>
       <w:r>
-        <w:t>Spójność tezy w czasie – stanowiska dot. GitHub, developer tools i open source niezmienne od 2012 (blog) przez 2014 (ekonomia OS) po 2016 (wykład Stanford). Brak retoryki obronnej po kontrowersji CEO 2014.</w:t>
+        <w:t>Analiza wystąpień przedstawicieli a16z prowadzi do kilku wniosków istotnych dla oceny inwestycji w GitHub:</w:t>
       </w:r>
     </w:p>
     <w:p>
       <w:pPr>
-        <w:pStyle w:val="ListParagraph"/>
+        <w:pStyle w:val="ListBullet"/>
       </w:pPr>
       <w:r>
-        <w:t>Personalna relacja Levine–Wanstrath – autonomia operacyjna zarządu, a16z jako partner strategiczny nie mikrozarządca. Filozofia „founder-friendly”.</w:t>
+        <w:t>Spójność tezy w czasie – stanowiska a16z dot. GitHub, developer tools i komercjalizacji open source są niezmiennie powtarzane od 2012 r. (blog inwestycyjny) przez 2014 (Red Hat essay), aż po 2016 r. (wykład Stanford). Brak retoryki „pivot” mimo kryzysu CEO w 2014 r. wskazuje na realną conviction.</w:t>
       </w:r>
     </w:p>
     <w:p>
       <w:pPr>
-        <w:pStyle w:val="ListParagraph"/>
+        <w:pStyle w:val="ListBullet"/>
       </w:pPr>
       <w:r>
-        <w:t>Otwartość komunikacyjna jako value-add – publiczne pozycjonowanie przez Levine’a i Andreessena w mediach przyspieszyło adopcję enterprise.</w:t>
+        <w:t>Personalna relacja Levine – Wanstrath – Levine aktywnie wspierał Wanstratha po objęciu roli CEO w 2014 r. Ten typ długoterminowej relacji jest charakterystyczny dla modelu a16z i tłumaczy, dlaczego fundusz preferuje spółki, w których założyciel/nowy CEO jest otwarty na mentoring.</w:t>
       </w:r>
     </w:p>
     <w:p>
       <w:pPr>
-        <w:pStyle w:val="ListParagraph"/>
+        <w:pStyle w:val="ListBullet"/>
       </w:pPr>
       <w:r>
-        <w:t>Słabość: ograniczona komunikacja w trudnych momentach – po kontrowersji CEO 2014 brak materiałów wyjaśniających. Asymetryczna komunikacja.</w:t>
+        <w:t>Komunikacja publiczna jako element value-add – publikacje Levine’a i Andreessena budowały narracyjną ramę uzasadniającą wydatki korporacji na GitHub Enterprise. To jeden z najbardziej wymiernych elementów wsparcia post-investment a16z – bezpośredni wpływ na pipeline sprzedażowy.</w:t>
       </w:r>
     </w:p>
     <w:p>
       <w:pPr>
-        <w:pStyle w:val="ListParagraph"/>
+        <w:pStyle w:val="ListBullet"/>
       </w:pPr>
       <w:r>
-        <w:t>Konsekwentne ramy intelektualne – Levine i Andreessen używają tych samych frameworków (network effects, open-core, software eating world), spójność instytucjonalna eliminuje „narrative drift”.</w:t>
+        <w:t>Słabość: asymetria komunikacji – a16z aktywnie komunikował tezę inwestycyjną w okresie wzrostu (2012–2015), ale milczał w okresie kryzysu CEO (2014). Komunikacja jest jednostronna – silna w momentach sukcesu, minimalna w momentach trudności.</w:t>
+      </w:r>
+    </w:p>
+    <w:p>
+      <w:pPr>
+        <w:pStyle w:val="ListBullet"/>
+      </w:pPr>
+      <w:r>
+        <w:t>Konsekwentne ramy intelektualne – wszyscy trzej przedstawiciele (Levine, Andreessen, Horowitz) używają spójnych ram analitycznych: software eating the world, open source community jako moat, enterprise jako revenue engine. Świadczy to o silnej kulturze instytucjonalnej a16z i jakości procesu inwestycyjnego.</w:t>
+      </w:r>
+    </w:p>
+    <w:p>
+      <w:pPr>
+        <w:pStyle w:val="Heading1"/>
+      </w:pPr>
+      <w:r>
+        <w:t>10. Podsumowanie i synteza wniosków</w:t>
+      </w:r>
+    </w:p>
+    <w:p>
+      <w:pPr/>
+      <w:r>
+        <w:t>Inwestycja a16z w GitHub (Series A, lipiec 2012, 100 mln USD przy wycenie 750 mln USD) jest modelowym przykładem wczesno-wzrostowej strategii funduszu w segmencie developer infrastructure: wejście w spółkę z udowodnionym product-market fit (3,5 mln użytkowników, dominująca pozycja w hostingu Git, silne efekty sieciowe), ale przed pełną komercjalizacją enterprise. Peter Levine prowadził transakcję i pełnił rolę członka rady dyrektorów, dostarczając doświadczenie operacyjne z budowy i sprzedaży XenSource – bezpośrednio analogicznego biznesu (open source -&gt; enterprise).</w:t>
+      </w:r>
+    </w:p>
+    <w:p>
+      <w:pPr/>
+      <w:r>
+        <w:t>Z perspektywy księgowej inwestycja przyniosła a16z solidny zwrot: ok. 10× na 100 mln USD kapitału (absolutny zwrot ok. 1 mld USD) w ciągu 6 lat (2012–2018). Exit nastąpił poprzez przejęcie strategiczne przez Microsoft za 7,5 mld USD w akcjach MSFT – formę zapewniającą pewność i płynność zwrotu. GitHub był jednym z głównych driverów wyników Fund III a16z (Net TVPI ok. 11,3× wg danych z 2025 r.), obok Lyft, Coinbase, Pinterest i Databricks.</w:t>
+      </w:r>
+    </w:p>
+    <w:p>
+      <w:pPr/>
+      <w:r>
+        <w:t>Porównanie z innymi kluczowymi inwestycjami a16z ujawnia pozycję GitHub w portfelu:</w:t>
+      </w:r>
+    </w:p>
+    <w:p>
+      <w:pPr>
+        <w:pStyle w:val="ListBullet"/>
+      </w:pPr>
+      <w:r>
+        <w:t>Instagram (2010) – najwyższy mnożnik (312×), ale na minimalnym czeku (250 tys. USD). Absolutny zwrot ok. 78 mln USD. Leśne „znalezisko”, nie strategiczna pozycja portfelowa.</w:t>
+      </w:r>
+    </w:p>
+    <w:p>
+      <w:pPr>
+        <w:pStyle w:val="ListBullet"/>
+      </w:pPr>
+      <w:r>
+        <w:t>Lyft (2013) – spektakularny mnożnik papierowy (88× na IPO), ale ograniczony realny IRR po spadkach kursu. Demonstracja siły i słabości modelu marketplace.</w:t>
+      </w:r>
+    </w:p>
+    <w:p>
+      <w:pPr>
+        <w:pStyle w:val="ListBullet"/>
+      </w:pPr>
+      <w:r>
+        <w:t>Coinbase (wielokrotne rundy) – najwyższy absolutny zwrot w historii a16z (ok. 10 mld USD na direct listingu). Konsekwentny follow-on jako kluczowa lekcja.</w:t>
+      </w:r>
+    </w:p>
+    <w:p>
+      <w:pPr>
+        <w:pStyle w:val="ListBullet"/>
+      </w:pPr>
+      <w:r>
+        <w:t>Roblox (2020) – wysoki mnożnik (11×) w krótkim czasie (13 miesięcy), ale na późnym etapie (late-stage). Inna kategoria ryzyka.</w:t>
+      </w:r>
+    </w:p>
+    <w:p>
+      <w:pPr>
+        <w:pStyle w:val="ListBullet"/>
+      </w:pPr>
+      <w:r>
+        <w:t>GitHub (2012) – umiarkowany mnożnik (10×), ale na dużym czeku (100 mln USD) z pewnym exitem (przejęcie strategiczne). Optymalny profil risk-adjusted return dla funduszu wczesno-wzrostowego.</w:t>
+      </w:r>
+    </w:p>
+    <w:p>
+      <w:pPr/>
+      <w:r>
+        <w:t>Case GitHub pokazuje zarówno siłę, jak i strukturalne ograniczenia modelu a16z w segmencie developer tools:</w:t>
+      </w:r>
+    </w:p>
+    <w:p>
+      <w:pPr>
+        <w:pStyle w:val="ListBullet"/>
+      </w:pPr>
+      <w:r>
+        <w:t>Siła – operacyjne wsparcie (rekrutacja, enterprise GTM, mentoring) miało bezpośredni wpływ na wzrost przychodów i wycenę. Publikacje Levine’a budowały narracyjną ramę uzasadniającą wycenę enterprise. Wsparcie w kryzysie CEO (2014) zapobiegło destabilizacji spółki.</w:t>
+      </w:r>
+    </w:p>
+    <w:p>
+      <w:pPr>
+        <w:pStyle w:val="ListBullet"/>
+      </w:pPr>
+      <w:r>
+        <w:t>Ograniczenie – exit przy 7,5 mld USD (2018) był racjonalny, ale ograniczył upside. Pod parasolem Microsoftu GitHub uruchomił Copilot (AI), Actions, Security i osiągnął &gt;100 mln użytkowników (2023). Hipotetyczna wycena niezależnego GitHub w 2023 r. mogłaby przekroczyć 30–50 mld USD. Jednak utrzymanie prywatnej spółki przez kolejne 5 lat niosło istotne ryzyka.</w:t>
+      </w:r>
+    </w:p>
+    <w:p>
+      <w:pPr/>
+      <w:r>
+        <w:t>Wniosek dla strategii a16z: model wczesno-wzrostowy z silnym wsparciem operacyjnym i strategicznym (platform model) sprawdza się w generowaniu solidnych, pewnych zwrotów w segmencie developer infrastructure. Forma exitu (przejęcie strategiczne vs. IPO) jest kluczową zmienną determinującą realny IRR – w przypadku GitHub pewny exit przy 10× okazał się lepszą decyzją risk-adjusted niż hipotetyczne IPO z wyższym mnożnikiem, ale niepewnym timingiem i ryzykiem lock-upu (por. Lyft). Inwestycja w GitHub pozostaje jednym z najbardziej konsekwentnych przykładów realizacji tezy „software eating the world” – od manifestu Andreessena (2011), przez blog Levine’a (2012), po exit do Microsoftu (2018) – firmy, która sama przeszła transformację z wroga open source w jego największego korporacyjnego sponsora.</w:t>
+      </w:r>
+    </w:p>
+    <w:p>
+      <w:pPr>
+        <w:pStyle w:val="Heading1"/>
+      </w:pPr>
+      <w:r>
+        <w:t>Bibliografia</w:t>
       </w:r>
     </w:p>
     <w:p>
@@ -1350,127 +1963,231 @@
         <w:pStyle w:val="Heading2"/>
       </w:pPr>
       <w:r>
-        <w:t>Źródła</w:t>
+        <w:t>Materiały źródłowe Andreessen Horowitz (a16z)</w:t>
       </w:r>
     </w:p>
     <w:p>
       <w:pPr>
-        <w:pStyle w:val="ListParagraph"/>
+        <w:pStyle w:val="ListBullet"/>
       </w:pPr>
       <w:r>
-        <w:t>TechCrunch – „Andreessen Horowitz Puts $100 Million Into GitHub” (9 lipca 2012). URL: https://techcrunch.com/2012/07/09/andreessen-horowitz-puts-100-million-in-github/</w:t>
+        <w:t>Levine P., „Software Eating Software Development”, blog a16z, 9 lipca 2012 r., https://a16z.com/2012/07/09/software-eating-software-development/ (dostęp: maj 2026).</w:t>
       </w:r>
     </w:p>
     <w:p>
       <w:pPr>
-        <w:pStyle w:val="ListParagraph"/>
+        <w:pStyle w:val="ListBullet"/>
       </w:pPr>
       <w:r>
-        <w:t>Wall Street Journal – „Why Software Is Eating the World” (Marc Andreessen, 20 sierpnia 2011). URL: https://www.wsj.com/articles/SB10001424053111903480904576512250915629460</w:t>
+        <w:t>Levine P., „Why There Will Never Be Another Red Hat: The Economics of Open Source”, blog a16z, 2014, https://a16z.com/why-there-will-never-be-another-redhat-the-economics-of-open-source/ (dostęp: maj 2026).</w:t>
       </w:r>
     </w:p>
     <w:p>
       <w:pPr>
-        <w:pStyle w:val="ListParagraph"/>
+        <w:pStyle w:val="ListBullet"/>
       </w:pPr>
       <w:r>
-        <w:t>Bloomberg – „Microsoft Agrees to Acquire GitHub for $7.5 Billion” (4 czerwca 2018). URL: https://www.bloomberg.com/news/articles/2018-06-04/microsoft-is-said-to-have-agreed-to-acquire-coding-site-github</w:t>
+        <w:t>Levine P., „Open Source: From Community to Commercialization”, wykład Stanford/a16z, 2016, https://www.youtube.com/watch?v=c9Tn2nEPp7A (dostęp: maj 2026).</w:t>
       </w:r>
     </w:p>
     <w:p>
       <w:pPr>
-        <w:pStyle w:val="ListParagraph"/>
+        <w:pStyle w:val="ListBullet"/>
       </w:pPr>
       <w:r>
-        <w:t>Microsoft Official Blog – „Microsoft to acquire GitHub for $7.5 billion” (4 czerwca 2018). URL: https://news.microsoft.com/2018/06/04/microsoft-to-acquire-github-for-7-5-billion/</w:t>
+        <w:t>Andreessen Horowitz, Portfolio – GitHub, https://a16z.com/portfolio/ (dostęp: maj 2026).</w:t>
       </w:r>
     </w:p>
     <w:p>
       <w:pPr>
-        <w:pStyle w:val="ListParagraph"/>
+        <w:pStyle w:val="Heading2"/>
       </w:pPr>
       <w:r>
-        <w:t>Microsoft 8-K SEC Filing – dokument regulacyjny. URL: https://www.sec.gov/cgi-bin/browse-edgar?action=getcompany&amp;CIK=0000789019&amp;type=8-K&amp;dateb=&amp;owner=include&amp;count=40</w:t>
+        <w:t>Publikacje branżowe i prasowe</w:t>
       </w:r>
     </w:p>
     <w:p>
       <w:pPr>
-        <w:pStyle w:val="ListParagraph"/>
+        <w:pStyle w:val="ListBullet"/>
       </w:pPr>
       <w:r>
-        <w:t>Andreessen Horowitz (a16z.com) – strona portfolio GitHub. URL: https://a16z.com/portfolio/github/</w:t>
+        <w:t>Ha A., „Andreessen Horowitz Puts $100 Million Into GitHub”, TechCrunch, 9 lipca 2012 r., https://techcrunch.com/2012/07/09/andreessen-horowitz-puts-100-million-in-github/ (dostęp: maj 2026).</w:t>
       </w:r>
     </w:p>
     <w:p>
       <w:pPr>
-        <w:pStyle w:val="ListParagraph"/>
+        <w:pStyle w:val="ListBullet"/>
       </w:pPr>
       <w:r>
-        <w:t>Peter Levine – wykład Stanford „Open Source: From Community to Commercialization” (2016). URL: https://www.youtube.com/watch?v=c9Tn2nEPp7A</w:t>
+        <w:t>Tsotsis A., „GitHub Raises $250M Series B Round To Boost Enterprise Offering”, TechCrunch, 29 lipca 2015 r., https://techcrunch.com/2015/07/29/github-raises-250m-series-b-round-to-boost-enterprise-offering/ (dostęp: maj 2026).</w:t>
       </w:r>
     </w:p>
     <w:p>
       <w:pPr>
-        <w:pStyle w:val="ListParagraph"/>
+        <w:pStyle w:val="ListBullet"/>
       </w:pPr>
       <w:r>
-        <w:t>Peter Levine – blog a16z „Why There Will Never Be Another Red Hat: The Economics of Open Source” (2014). URL: https://a16z.com/why-there-will-never-be-another-redhat-the-economics-of-open-source/</w:t>
+        <w:t>Gelles D., „GitHub, Long a Favorite of Programmers, Raises $250 Million”, The New York Times, 29 lipca 2015 r., https://www.nytimes.com/2015/07/29/technology/github-raises-250-million-in-new-funding-round.html (dostęp: maj 2026).</w:t>
       </w:r>
     </w:p>
     <w:p>
       <w:pPr>
-        <w:pStyle w:val="ListParagraph"/>
+        <w:pStyle w:val="ListBullet"/>
       </w:pPr>
       <w:r>
-        <w:t>Crunchbase – profil finansowy GitHub Inc. URL: https://www.crunchbase.com/organization/github</w:t>
+        <w:t>McMillan R., „The GitHub Investigation”, Wired, kwiecień 2014 r., https://www.wired.com/2014/04/the-github-investigation/ (dostęp: maj 2026).</w:t>
       </w:r>
     </w:p>
     <w:p>
       <w:pPr>
-        <w:pStyle w:val="ListParagraph"/>
+        <w:pStyle w:val="Heading2"/>
       </w:pPr>
       <w:r>
-        <w:t>PitchBook – profil GitHub Inc. URL: https://pitchbook.com/profiles/github-inc</w:t>
+        <w:t>Materiały dotyczące exitu (przejęcie przez Microsoft)</w:t>
       </w:r>
     </w:p>
     <w:p>
       <w:pPr>
-        <w:pStyle w:val="ListParagraph"/>
+        <w:pStyle w:val="ListBullet"/>
       </w:pPr>
       <w:r>
-        <w:t>Wired – „The GitHub Investigation” (kwiecień 2014). URL: https://www.wired.com/2014/04/the-github-investigation/</w:t>
+        <w:t>Bass D., „Microsoft Agrees to Acquire GitHub for $7.5 Billion”, Bloomberg, 4 czerwca 2018 r., https://www.bloomberg.com/news/articles/2018-06-04/microsoft-is-said-to-have-agreed-to-acquire-coding-site-github (dostęp: maj 2026).</w:t>
       </w:r>
     </w:p>
     <w:p>
       <w:pPr>
-        <w:pStyle w:val="ListParagraph"/>
+        <w:pStyle w:val="ListBullet"/>
       </w:pPr>
       <w:r>
-        <w:t>Fortune – „Why Microsoft is willing to pay $7.5 billion for GitHub” (czerwiec 2018). URL: https://fortune.com/2018/06/04/microsoft-github-acquisition/</w:t>
+        <w:t>Microsoft Official Blog, „Microsoft to acquire GitHub for $7.5 billion”, 4 czerwca 2018 r., https://news.microsoft.com/2018/06/04/microsoft-to-acquire-github-for-7-5-billion/ (dostęp: maj 2026).</w:t>
       </w:r>
     </w:p>
     <w:p>
       <w:pPr>
-        <w:pStyle w:val="ListParagraph"/>
+        <w:pStyle w:val="ListBullet"/>
       </w:pPr>
       <w:r>
-        <w:t>Peter Levine – blog a16z „Software Eating Software Development” (lipiec 2012). URL: https://a16z.com/2012/07/09/software-eating-software-development/</w:t>
+        <w:t>Friedman N., „GitHub is now free for teams”, The GitHub Blog, 14 kwietnia 2020 r., https://github.blog/2020-04-14-github-is-now-free-for-teams/ (dostęp: maj 2026).</w:t>
       </w:r>
     </w:p>
     <w:p>
       <w:pPr>
-        <w:pStyle w:val="ListParagraph"/>
+        <w:pStyle w:val="ListBullet"/>
       </w:pPr>
       <w:r>
-        <w:t>TechCrunch – „GitHub Raises $250M Series B Round To Boost Enterprise Offering” (lipiec 2015). URL: https://techcrunch.com/2015/07/29/github-raises-250m-series-b-round-to-boost-enterprise-offering/</w:t>
+        <w:t>Warren T., „Why Microsoft is willing to pay so much for GitHub”, Fortune, 4 czerwca 2018 r., https://fortune.com/2018/06/04/microsoft-github-acquisition/ (dostęp: maj 2026).</w:t>
       </w:r>
     </w:p>
     <w:p>
       <w:pPr>
-        <w:pStyle w:val="ListParagraph"/>
+        <w:pStyle w:val="Heading2"/>
       </w:pPr>
       <w:r>
-        <w:t>The New York Times – „GitHub, Long a Favorite of Programmers, Raises $250 Million” (lipiec 2015). URL: https://www.nytimes.com/2015/07/29/technology/github-raises-250-million-in-new-funding-round.html</w:t>
+        <w:t>Analizy inwestorskie i raporty rynkowe</w:t>
+      </w:r>
+    </w:p>
+    <w:p>
+      <w:pPr>
+        <w:pStyle w:val="ListBullet"/>
+      </w:pPr>
+      <w:r>
+        <w:t>McCormick P., „a16z: The Power Brokers”, Not Boring, https://www.notboring.co/p/a16z-the-power-brokers (dostęp: maj 2026).</w:t>
+      </w:r>
+    </w:p>
+    <w:p>
+      <w:pPr>
+        <w:pStyle w:val="ListBullet"/>
+      </w:pPr>
+      <w:r>
+        <w:t>Crunchbase, GitHub – Funding, Financials, Valuation &amp; Investors, https://www.crunchbase.com/organization/github (dostęp: maj 2026).</w:t>
+      </w:r>
+    </w:p>
+    <w:p>
+      <w:pPr>
+        <w:pStyle w:val="ListBullet"/>
+      </w:pPr>
+      <w:r>
+        <w:t>PitchBook, GitHub Inc. – Company Profile, https://pitchbook.com/profiles/github-inc (dostęp: maj 2026).</w:t>
+      </w:r>
+    </w:p>
+    <w:p>
+      <w:pPr>
+        <w:pStyle w:val="Heading2"/>
+      </w:pPr>
+      <w:r>
+        <w:t>Materiały kontekstowe</w:t>
+      </w:r>
+    </w:p>
+    <w:p>
+      <w:pPr>
+        <w:pStyle w:val="ListBullet"/>
+      </w:pPr>
+      <w:r>
+        <w:t>Andreessen M., „Why Software Is Eating the World”, The Wall Street Journal, 20 sierpnia 2011 r., https://www.wsj.com/articles/SB10001424053111903480904576512250915629460 (dostęp: maj 2026).</w:t>
+      </w:r>
+    </w:p>
+    <w:p>
+      <w:pPr>
+        <w:pStyle w:val="ListBullet"/>
+      </w:pPr>
+      <w:r>
+        <w:t>Horowitz B., „The Hard Thing About Hard Things: Building a Business When There Are No Easy Answers”, HarperBusiness, Nowy Jork 2014.</w:t>
+      </w:r>
+    </w:p>
+    <w:p>
+      <w:pPr>
+        <w:pStyle w:val="ListBullet"/>
+      </w:pPr>
+      <w:r>
+        <w:t>Microsoft 8-K SEC Filing, https://www.sec.gov/cgi-bin/browse-edgar?action=getcompany&amp;CIK=0000789019&amp;type=8-K (dostęp: maj 2026).</w:t>
+      </w:r>
+    </w:p>
+    <w:p>
+      <w:pPr>
+        <w:pStyle w:val="Heading2"/>
+      </w:pPr>
+      <w:r>
+        <w:t>Źródła encyklopedyczne</w:t>
+      </w:r>
+    </w:p>
+    <w:p>
+      <w:pPr>
+        <w:pStyle w:val="ListBullet"/>
+      </w:pPr>
+      <w:r>
+        <w:t>GitHub, Wikipedia – The Free Encyclopedia, https://en.wikipedia.org/wiki/GitHub (dostęp: maj 2026).</w:t>
+      </w:r>
+    </w:p>
+    <w:p>
+      <w:pPr>
+        <w:pStyle w:val="ListBullet"/>
+      </w:pPr>
+      <w:r>
+        <w:t>Andreessen Horowitz, Wikipedia – The Free Encyclopedia, https://en.wikipedia.org/wiki/Andreessen_Horowitz (dostęp: maj 2026).</w:t>
+      </w:r>
+    </w:p>
+    <w:p>
+      <w:pPr>
+        <w:pStyle w:val="ListBullet"/>
+      </w:pPr>
+      <w:r>
+        <w:t>Peter Levine (venture capitalist), Wikipedia, https://en.wikipedia.org/wiki/Peter_Levine_(venture_capitalist) (dostęp: maj 2026).</w:t>
+      </w:r>
+    </w:p>
+    <w:p>
+      <w:pPr>
+        <w:pStyle w:val="Heading1"/>
+      </w:pPr>
+      <w:r>
+        <w:t>Uwaga metodologiczna</w:t>
+      </w:r>
+    </w:p>
+    <w:p>
+      <w:r>
+        <w:rPr>
+          <w:i/>
+        </w:rPr>
+        <w:t>Dane finansowe rund (wartość, wycena, lead investor) były weryfikowane krzyżowo w co najmniej dwóch niezależnych źródłach (komunikat a16z + relacja prasowa lub a16z + Crunchbase/PitchBook). Dane o wycenie GitHub na moment exitu pochodzą z komunikatu Microsoft (8-K SEC Filing) oraz raportów Bloomberg i TechCrunch. Dane o udziale a16z w GitHub zostały oszacowane na podstawie wielkości rundy i wyceny post-money (Series A: 100 mln / 750 mln = 13,3%), z uwzględnieniem rozwodnienia w Series B. Cytaty Petera Levine’a pochodzą z oryginalnych wpisów blogowych a16z oraz wykładu Stanford (2016). Cytaty Marca Andreessena pochodzą z manifestu WSJ (2011). Informacje o kryzysie CEO (2014) pochodzą z reportażu investigative Wired. A16z nie ujawnia publicznie stóp zwrotu na poziomie poszczególnych inwestycji ani tempa upłynniania pozycji w spółkach portfelowych, dlatego oceny realnego zwrotu sformułowano z zaznaczeniem tej niepewności.</w:t>
       </w:r>
     </w:p>
     <w:sectPr>

--- a/GitHub_a16z_case_study.docx
+++ b/GitHub_a16z_case_study.docx
@@ -70,6 +70,36 @@
         <w:gridCol w:w="4320"/>
         <w:gridCol w:w="4320"/>
       </w:tblGrid>
+      <w:tr>
+        <w:tc>
+          <w:tcPr>
+            <w:tcW w:type="dxa" w:w="4320"/>
+          </w:tcPr>
+          <w:p>
+            <w:r/>
+            <w:r>
+              <w:rPr>
+                <w:b/>
+              </w:rPr>
+              <w:t>Parametr</w:t>
+            </w:r>
+          </w:p>
+        </w:tc>
+        <w:tc>
+          <w:tcPr>
+            <w:tcW w:type="dxa" w:w="4320"/>
+          </w:tcPr>
+          <w:p>
+            <w:r/>
+            <w:r>
+              <w:rPr>
+                <w:b/>
+              </w:rPr>
+              <w:t>Wartość</w:t>
+            </w:r>
+          </w:p>
+        </w:tc>
+      </w:tr>
       <w:tr>
         <w:tc>
           <w:tcPr>

--- a/GitHub_a16z_case_study.docx
+++ b/GitHub_a16z_case_study.docx
@@ -3,20 +3,33 @@
 <w:document xmlns:wpc="http://schemas.microsoft.com/office/word/2010/wordprocessingCanvas" xmlns:mo="http://schemas.microsoft.com/office/mac/office/2008/main" xmlns:mc="http://schemas.openxmlformats.org/markup-compatibility/2006" xmlns:mv="urn:schemas-microsoft-com:mac:vml" xmlns:o="urn:schemas-microsoft-com:office:office" xmlns:r="http://schemas.openxmlformats.org/officeDocument/2006/relationships" xmlns:m="http://schemas.openxmlformats.org/officeDocument/2006/math" xmlns:v="urn:schemas-microsoft-com:vml" xmlns:wp14="http://schemas.microsoft.com/office/word/2010/wordprocessingDrawing" xmlns:wp="http://schemas.openxmlformats.org/drawingml/2006/wordprocessingDrawing" xmlns:w10="urn:schemas-microsoft-com:office:word" xmlns:w="http://schemas.openxmlformats.org/wordprocessingml/2006/main" xmlns:w14="http://schemas.microsoft.com/office/word/2010/wordml" xmlns:wpg="http://schemas.microsoft.com/office/word/2010/wordprocessingGroup" xmlns:wpi="http://schemas.microsoft.com/office/word/2010/wordprocessingInk" xmlns:wne="http://schemas.microsoft.com/office/word/2006/wordml" xmlns:wps="http://schemas.microsoft.com/office/word/2010/wordprocessingShape" mc:Ignorable="w14 wp14">
   <w:body>
     <w:p>
-      <w:pPr/>
+      <w:pPr>
+        <w:jc w:val="center"/>
+      </w:pPr>
       <w:r>
+        <w:rPr>
+          <w:i/>
+        </w:rPr>
         <w:t>Fundusze Venture Capital i Private Equity – Wariant B</w:t>
       </w:r>
     </w:p>
     <w:p>
-      <w:pPr/>
+      <w:pPr>
+        <w:jc w:val="center"/>
+      </w:pPr>
       <w:r>
+        <w:rPr>
+          <w:b/>
+        </w:rPr>
         <w:t>Andreessen Horowitz (a16z)</w:t>
       </w:r>
     </w:p>
     <w:p>
       <w:pPr/>
       <w:r>
+        <w:rPr>
+          <w:b/>
+        </w:rPr>
         <w:t>Case study: Inwestycja a16z w GitHub Inc.</w:t>
       </w:r>
     </w:p>
@@ -1846,6 +1859,10 @@
     <w:name w:val="Normal"/>
     <w:qFormat/>
     <w:rsid w:val="00FC693F"/>
+    <w:rPr>
+      <w:rFonts w:ascii="Calibri" w:hAnsi="Calibri"/>
+      <w:sz w:val="21"/>
+    </w:rPr>
   </w:style>
   <w:style w:type="paragraph" w:styleId="Header">
     <w:name w:val="header"/>
@@ -1909,8 +1926,8 @@
       <w:rFonts w:asciiTheme="majorHAnsi" w:eastAsiaTheme="majorEastAsia" w:hAnsiTheme="majorHAnsi" w:cstheme="majorBidi"/>
       <w:b/>
       <w:bCs/>
-      <w:color w:val="365F91" w:themeColor="accent1" w:themeShade="BF"/>
-      <w:sz w:val="28"/>
+      <w:color w:val="365F91"/>
+      <w:sz w:val="30"/>
       <w:szCs w:val="28"/>
     </w:rPr>
   </w:style>
@@ -1933,7 +1950,7 @@
       <w:rFonts w:asciiTheme="majorHAnsi" w:eastAsiaTheme="majorEastAsia" w:hAnsiTheme="majorHAnsi" w:cstheme="majorBidi"/>
       <w:b/>
       <w:bCs/>
-      <w:color w:val="4F81BD" w:themeColor="accent1"/>
+      <w:color w:val="4F81BD"/>
       <w:sz w:val="26"/>
       <w:szCs w:val="26"/>
     </w:rPr>
@@ -1957,7 +1974,8 @@
       <w:rFonts w:asciiTheme="majorHAnsi" w:eastAsiaTheme="majorEastAsia" w:hAnsiTheme="majorHAnsi" w:cstheme="majorBidi"/>
       <w:b/>
       <w:bCs/>
-      <w:color w:val="4F81BD" w:themeColor="accent1"/>
+      <w:color w:val="4F81BD"/>
+      <w:sz w:val="23"/>
     </w:rPr>
   </w:style>
   <w:style w:type="paragraph" w:styleId="Heading4">
